--- a/!DOPO-I01-2026-02.docx
+++ b/!DOPO-I01-2026-02.docx
@@ -1,6 +1,6 @@
 
 <file path=word/document.xml><?xml version="1.0" encoding="utf-8"?>
-<w:document xmlns:wpc="http://schemas.microsoft.com/office/word/2010/wordprocessingCanvas" xmlns:cx="http://schemas.microsoft.com/office/drawing/2014/chartex" xmlns:cx1="http://schemas.microsoft.com/office/drawing/2015/9/8/chartex" xmlns:cx2="http://schemas.microsoft.com/office/drawing/2015/10/21/chartex" xmlns:cx3="http://schemas.microsoft.com/office/drawing/2016/5/9/chartex" xmlns:cx4="http://schemas.microsoft.com/office/drawing/2016/5/10/chartex" xmlns:cx5="http://schemas.microsoft.com/office/drawing/2016/5/11/chartex" xmlns:cx6="http://schemas.microsoft.com/office/drawing/2016/5/12/chartex" xmlns:cx7="http://schemas.microsoft.com/office/drawing/2016/5/13/chartex" xmlns:cx8="http://schemas.microsoft.com/office/drawing/2016/5/14/chartex" xmlns:mc="http://schemas.openxmlformats.org/markup-compatibility/2006" xmlns:aink="http://schemas.microsoft.com/office/drawing/2016/ink" xmlns:am3d="http://schemas.microsoft.com/office/drawing/2017/model3d" xmlns:o="urn:schemas-microsoft-com:office:office" xmlns:r="http://schemas.openxmlformats.org/officeDocument/2006/relationships" xmlns:m="http://schemas.openxmlformats.org/officeDocument/2006/math" xmlns:v="urn:schemas-microsoft-com:vml" xmlns:wp14="http://schemas.microsoft.com/office/word/2010/wordprocessingDrawing" xmlns:wp="http://schemas.openxmlformats.org/drawingml/2006/wordprocessingDrawing" xmlns:w10="urn:schemas-microsoft-com:office:word" xmlns:w="http://schemas.openxmlformats.org/wordprocessingml/2006/main" xmlns:w14="http://schemas.microsoft.com/office/word/2010/wordml" xmlns:w15="http://schemas.microsoft.com/office/word/2012/wordml" xmlns:w16cid="http://schemas.microsoft.com/office/word/2016/wordml/cid" xmlns:w16se="http://schemas.microsoft.com/office/word/2015/wordml/symex" xmlns:wpg="http://schemas.microsoft.com/office/word/2010/wordprocessingGroup" xmlns:wpi="http://schemas.microsoft.com/office/word/2010/wordprocessingInk" xmlns:wne="http://schemas.microsoft.com/office/word/2006/wordml" xmlns:wps="http://schemas.microsoft.com/office/word/2010/wordprocessingShape" mc:Ignorable="w14 w15 w16se w16cid wp14">
+<w:document xmlns:wpc="http://schemas.microsoft.com/office/word/2010/wordprocessingCanvas" xmlns:cx="http://schemas.microsoft.com/office/drawing/2014/chartex" xmlns:cx1="http://schemas.microsoft.com/office/drawing/2015/9/8/chartex" xmlns:cx2="http://schemas.microsoft.com/office/drawing/2015/10/21/chartex" xmlns:cx3="http://schemas.microsoft.com/office/drawing/2016/5/9/chartex" xmlns:cx4="http://schemas.microsoft.com/office/drawing/2016/5/10/chartex" xmlns:cx5="http://schemas.microsoft.com/office/drawing/2016/5/11/chartex" xmlns:cx6="http://schemas.microsoft.com/office/drawing/2016/5/12/chartex" xmlns:cx7="http://schemas.microsoft.com/office/drawing/2016/5/13/chartex" xmlns:cx8="http://schemas.microsoft.com/office/drawing/2016/5/14/chartex" xmlns:mc="http://schemas.openxmlformats.org/markup-compatibility/2006" xmlns:aink="http://schemas.microsoft.com/office/drawing/2016/ink" xmlns:am3d="http://schemas.microsoft.com/office/drawing/2017/model3d" xmlns:o="urn:schemas-microsoft-com:office:office" xmlns:oel="http://schemas.microsoft.com/office/2019/extlst" xmlns:r="http://schemas.openxmlformats.org/officeDocument/2006/relationships" xmlns:m="http://schemas.openxmlformats.org/officeDocument/2006/math" xmlns:v="urn:schemas-microsoft-com:vml" xmlns:wp14="http://schemas.microsoft.com/office/word/2010/wordprocessingDrawing" xmlns:wp="http://schemas.openxmlformats.org/drawingml/2006/wordprocessingDrawing" xmlns:w10="urn:schemas-microsoft-com:office:word" xmlns:w="http://schemas.openxmlformats.org/wordprocessingml/2006/main" xmlns:w14="http://schemas.microsoft.com/office/word/2010/wordml" xmlns:w15="http://schemas.microsoft.com/office/word/2012/wordml" xmlns:w16cex="http://schemas.microsoft.com/office/word/2018/wordml/cex" xmlns:w16cid="http://schemas.microsoft.com/office/word/2016/wordml/cid" xmlns:w16="http://schemas.microsoft.com/office/word/2018/wordml" xmlns:w16du="http://schemas.microsoft.com/office/word/2023/wordml/word16du" xmlns:w16sdtdh="http://schemas.microsoft.com/office/word/2020/wordml/sdtdatahash" xmlns:w16sdtfl="http://schemas.microsoft.com/office/word/2024/wordml/sdtformatlock" xmlns:w16se="http://schemas.microsoft.com/office/word/2015/wordml/symex" xmlns:wpg="http://schemas.microsoft.com/office/word/2010/wordprocessingGroup" xmlns:wpi="http://schemas.microsoft.com/office/word/2010/wordprocessingInk" xmlns:wne="http://schemas.microsoft.com/office/word/2006/wordml" xmlns:wps="http://schemas.microsoft.com/office/word/2010/wordprocessingShape" mc:Ignorable="w14 w15 w16se w16cid w16 w16cex w16sdtdh w16sdtfl w16du wp14">
   <w:body>
     <w:p>
       <w:pPr>
@@ -2175,25 +2175,7 @@
           <w:sz w:val="20"/>
           <w:szCs w:val="20"/>
         </w:rPr>
-        <w:t xml:space="preserve"> </w:t>
-      </w:r>
-      <w:proofErr w:type="gramStart"/>
-      <w:r>
-        <w:rPr>
-          <w:color w:val="000000"/>
-          <w:sz w:val="20"/>
-          <w:szCs w:val="20"/>
-        </w:rPr>
-        <w:t>que  contenga</w:t>
-      </w:r>
-      <w:proofErr w:type="gramEnd"/>
-      <w:r>
-        <w:rPr>
-          <w:color w:val="000000"/>
-          <w:sz w:val="20"/>
-          <w:szCs w:val="20"/>
-        </w:rPr>
-        <w:t xml:space="preserve"> la dirección URL. El nombre del archivo </w:t>
+        <w:t xml:space="preserve"> que  contenga la dirección URL. El nombre del archivo </w:t>
       </w:r>
       <w:proofErr w:type="spellStart"/>
       <w:r>
@@ -2211,25 +2193,7 @@
           <w:sz w:val="20"/>
           <w:szCs w:val="20"/>
         </w:rPr>
-        <w:t xml:space="preserve"> debe ser la concatenación de los apellidos de </w:t>
-      </w:r>
-      <w:proofErr w:type="gramStart"/>
-      <w:r>
-        <w:rPr>
-          <w:color w:val="000000"/>
-          <w:sz w:val="20"/>
-          <w:szCs w:val="20"/>
-        </w:rPr>
-        <w:t>los  autores</w:t>
-      </w:r>
-      <w:proofErr w:type="gramEnd"/>
-      <w:r>
-        <w:rPr>
-          <w:color w:val="000000"/>
-          <w:sz w:val="20"/>
-          <w:szCs w:val="20"/>
-        </w:rPr>
-        <w:t xml:space="preserve">, ordenados alfabéticamente. </w:t>
+        <w:t xml:space="preserve"> debe ser la concatenación de los apellidos de los  autores, ordenados alfabéticamente. </w:t>
       </w:r>
     </w:p>
     <w:p>
@@ -2323,7 +2287,7 @@
           </w:tcPr>
           <w:p>
             <w:pPr>
-              <w:pStyle w:val="ListParagraph"/>
+              <w:pStyle w:val="Prrafodelista"/>
               <w:widowControl w:val="0"/>
               <w:numPr>
                 <w:ilvl w:val="0"/>
@@ -2354,7 +2318,7 @@
           </w:p>
           <w:p>
             <w:pPr>
-              <w:pStyle w:val="ListParagraph"/>
+              <w:pStyle w:val="Prrafodelista"/>
               <w:widowControl w:val="0"/>
               <w:pBdr>
                 <w:top w:val="nil"/>
@@ -2409,7 +2373,7 @@
           </w:p>
           <w:p>
             <w:pPr>
-              <w:pStyle w:val="ListParagraph"/>
+              <w:pStyle w:val="Prrafodelista"/>
               <w:widowControl w:val="0"/>
               <w:numPr>
                 <w:ilvl w:val="0"/>
@@ -2532,7 +2496,7 @@
           </w:p>
           <w:p>
             <w:pPr>
-              <w:pStyle w:val="ListParagraph"/>
+              <w:pStyle w:val="Prrafodelista"/>
               <w:widowControl w:val="0"/>
               <w:pBdr>
                 <w:top w:val="nil"/>
@@ -2563,7 +2527,7 @@
           </w:p>
           <w:p>
             <w:pPr>
-              <w:pStyle w:val="ListParagraph"/>
+              <w:pStyle w:val="Prrafodelista"/>
               <w:widowControl w:val="0"/>
               <w:numPr>
                 <w:ilvl w:val="0"/>
@@ -2646,7 +2610,7 @@
           </w:p>
           <w:p>
             <w:pPr>
-              <w:pStyle w:val="ListParagraph"/>
+              <w:pStyle w:val="Prrafodelista"/>
               <w:widowControl w:val="0"/>
               <w:pBdr>
                 <w:top w:val="nil"/>
@@ -2677,7 +2641,7 @@
           </w:p>
           <w:p>
             <w:pPr>
-              <w:pStyle w:val="ListParagraph"/>
+              <w:pStyle w:val="Prrafodelista"/>
               <w:widowControl w:val="0"/>
               <w:numPr>
                 <w:ilvl w:val="0"/>
@@ -2760,7 +2724,7 @@
           </w:p>
           <w:p>
             <w:pPr>
-              <w:pStyle w:val="ListParagraph"/>
+              <w:pStyle w:val="Prrafodelista"/>
               <w:widowControl w:val="0"/>
               <w:pBdr>
                 <w:top w:val="nil"/>
@@ -2815,7 +2779,7 @@
           </w:p>
           <w:p>
             <w:pPr>
-              <w:pStyle w:val="ListParagraph"/>
+              <w:pStyle w:val="Prrafodelista"/>
               <w:widowControl w:val="0"/>
               <w:numPr>
                 <w:ilvl w:val="0"/>
@@ -2898,7 +2862,7 @@
           </w:p>
           <w:p>
             <w:pPr>
-              <w:pStyle w:val="ListParagraph"/>
+              <w:pStyle w:val="Prrafodelista"/>
               <w:widowControl w:val="0"/>
               <w:pBdr>
                 <w:top w:val="nil"/>
@@ -2953,7 +2917,7 @@
           </w:p>
           <w:p>
             <w:pPr>
-              <w:pStyle w:val="ListParagraph"/>
+              <w:pStyle w:val="Prrafodelista"/>
               <w:widowControl w:val="0"/>
               <w:numPr>
                 <w:ilvl w:val="0"/>
@@ -3076,7 +3040,7 @@
           </w:p>
           <w:p>
             <w:pPr>
-              <w:pStyle w:val="ListParagraph"/>
+              <w:pStyle w:val="Prrafodelista"/>
               <w:widowControl w:val="0"/>
               <w:pBdr>
                 <w:top w:val="nil"/>
@@ -3107,7 +3071,7 @@
           </w:p>
           <w:p>
             <w:pPr>
-              <w:pStyle w:val="ListParagraph"/>
+              <w:pStyle w:val="Prrafodelista"/>
               <w:widowControl w:val="0"/>
               <w:numPr>
                 <w:ilvl w:val="0"/>
@@ -3170,7 +3134,7 @@
           </w:p>
           <w:p>
             <w:pPr>
-              <w:pStyle w:val="ListParagraph"/>
+              <w:pStyle w:val="Prrafodelista"/>
               <w:widowControl w:val="0"/>
               <w:pBdr>
                 <w:top w:val="nil"/>
@@ -3191,7 +3155,7 @@
           </w:p>
           <w:p>
             <w:pPr>
-              <w:pStyle w:val="ListParagraph"/>
+              <w:pStyle w:val="Prrafodelista"/>
               <w:widowControl w:val="0"/>
               <w:pBdr>
                 <w:top w:val="nil"/>
@@ -3211,7 +3175,7 @@
           </w:p>
           <w:p>
             <w:pPr>
-              <w:pStyle w:val="ListParagraph"/>
+              <w:pStyle w:val="Prrafodelista"/>
               <w:widowControl w:val="0"/>
               <w:numPr>
                 <w:ilvl w:val="0"/>
@@ -3242,7 +3206,7 @@
           </w:p>
           <w:p>
             <w:pPr>
-              <w:pStyle w:val="ListParagraph"/>
+              <w:pStyle w:val="Prrafodelista"/>
               <w:widowControl w:val="0"/>
               <w:numPr>
                 <w:ilvl w:val="0"/>
@@ -3273,7 +3237,7 @@
           </w:p>
           <w:p>
             <w:pPr>
-              <w:pStyle w:val="ListParagraph"/>
+              <w:pStyle w:val="Prrafodelista"/>
               <w:widowControl w:val="0"/>
               <w:pBdr>
                 <w:top w:val="nil"/>
@@ -3293,7 +3257,7 @@
           </w:p>
           <w:p>
             <w:pPr>
-              <w:pStyle w:val="ListParagraph"/>
+              <w:pStyle w:val="Prrafodelista"/>
               <w:widowControl w:val="0"/>
               <w:numPr>
                 <w:ilvl w:val="0"/>
@@ -3324,7 +3288,7 @@
           </w:p>
           <w:p>
             <w:pPr>
-              <w:pStyle w:val="ListParagraph"/>
+              <w:pStyle w:val="Prrafodelista"/>
               <w:widowControl w:val="0"/>
               <w:numPr>
                 <w:ilvl w:val="0"/>
@@ -3355,7 +3319,7 @@
           </w:p>
           <w:p>
             <w:pPr>
-              <w:pStyle w:val="ListParagraph"/>
+              <w:pStyle w:val="Prrafodelista"/>
               <w:widowControl w:val="0"/>
               <w:numPr>
                 <w:ilvl w:val="0"/>
@@ -3386,7 +3350,7 @@
           </w:p>
           <w:p>
             <w:pPr>
-              <w:pStyle w:val="ListParagraph"/>
+              <w:pStyle w:val="Prrafodelista"/>
               <w:widowControl w:val="0"/>
               <w:pBdr>
                 <w:top w:val="nil"/>
@@ -3406,7 +3370,7 @@
           </w:p>
           <w:p>
             <w:pPr>
-              <w:pStyle w:val="ListParagraph"/>
+              <w:pStyle w:val="Prrafodelista"/>
               <w:widowControl w:val="0"/>
               <w:numPr>
                 <w:ilvl w:val="0"/>
@@ -3437,7 +3401,7 @@
           </w:p>
           <w:p>
             <w:pPr>
-              <w:pStyle w:val="ListParagraph"/>
+              <w:pStyle w:val="Prrafodelista"/>
               <w:widowControl w:val="0"/>
               <w:numPr>
                 <w:ilvl w:val="0"/>
@@ -3487,7 +3451,7 @@
           </w:p>
           <w:p>
             <w:pPr>
-              <w:pStyle w:val="ListParagraph"/>
+              <w:pStyle w:val="Prrafodelista"/>
               <w:widowControl w:val="0"/>
               <w:numPr>
                 <w:ilvl w:val="0"/>
@@ -3518,7 +3482,7 @@
           </w:p>
           <w:p>
             <w:pPr>
-              <w:pStyle w:val="ListParagraph"/>
+              <w:pStyle w:val="Prrafodelista"/>
               <w:widowControl w:val="0"/>
               <w:numPr>
                 <w:ilvl w:val="0"/>
@@ -3545,25 +3509,7 @@
                 <w:szCs w:val="16"/>
               </w:rPr>
               <w:lastRenderedPageBreak/>
-              <w:t xml:space="preserve">El mayor problema técnico fue controlar las visualizaciones de los símbolos y el cambio de apariencia durante los métodos </w:t>
-            </w:r>
-            <w:proofErr w:type="gramStart"/>
-            <w:r>
-              <w:rPr>
-                <w:color w:val="000000"/>
-                <w:sz w:val="16"/>
-                <w:szCs w:val="16"/>
-              </w:rPr>
-              <w:t>spin(</w:t>
-            </w:r>
-            <w:proofErr w:type="gramEnd"/>
-            <w:r>
-              <w:rPr>
-                <w:color w:val="000000"/>
-                <w:sz w:val="16"/>
-                <w:szCs w:val="16"/>
-              </w:rPr>
-              <w:t>) y spin(</w:t>
+              <w:t>El mayor problema técnico fue controlar las visualizaciones de los símbolos y el cambio de apariencia durante los métodos spin() y spin(</w:t>
             </w:r>
             <w:proofErr w:type="spellStart"/>
             <w:r>
@@ -3630,7 +3576,7 @@
           </w:p>
           <w:p>
             <w:pPr>
-              <w:pStyle w:val="ListParagraph"/>
+              <w:pStyle w:val="Prrafodelista"/>
               <w:widowControl w:val="0"/>
               <w:pBdr>
                 <w:top w:val="nil"/>
@@ -3650,7 +3596,7 @@
           </w:p>
           <w:p>
             <w:pPr>
-              <w:pStyle w:val="ListParagraph"/>
+              <w:pStyle w:val="Prrafodelista"/>
               <w:widowControl w:val="0"/>
               <w:numPr>
                 <w:ilvl w:val="0"/>
@@ -3681,7 +3627,7 @@
           </w:p>
           <w:p>
             <w:pPr>
-              <w:pStyle w:val="ListParagraph"/>
+              <w:pStyle w:val="Prrafodelista"/>
               <w:widowControl w:val="0"/>
               <w:numPr>
                 <w:ilvl w:val="0"/>
@@ -3746,7 +3692,7 @@
           </w:p>
           <w:p>
             <w:pPr>
-              <w:pStyle w:val="ListParagraph"/>
+              <w:pStyle w:val="Prrafodelista"/>
               <w:widowControl w:val="0"/>
               <w:pBdr>
                 <w:top w:val="nil"/>
@@ -3766,7 +3712,7 @@
           </w:p>
           <w:p>
             <w:pPr>
-              <w:pStyle w:val="ListParagraph"/>
+              <w:pStyle w:val="Prrafodelista"/>
               <w:widowControl w:val="0"/>
               <w:numPr>
                 <w:ilvl w:val="0"/>
@@ -3797,7 +3743,7 @@
           </w:p>
           <w:p>
             <w:pPr>
-              <w:pStyle w:val="ListParagraph"/>
+              <w:pStyle w:val="Prrafodelista"/>
               <w:widowControl w:val="0"/>
               <w:numPr>
                 <w:ilvl w:val="0"/>
@@ -3828,7 +3774,7 @@
           </w:p>
           <w:p>
             <w:pPr>
-              <w:pStyle w:val="ListParagraph"/>
+              <w:pStyle w:val="Prrafodelista"/>
               <w:widowControl w:val="0"/>
               <w:pBdr>
                 <w:top w:val="nil"/>
@@ -3847,7 +3793,7 @@
           </w:p>
           <w:p>
             <w:pPr>
-              <w:pStyle w:val="ListParagraph"/>
+              <w:pStyle w:val="Prrafodelista"/>
               <w:widowControl w:val="0"/>
               <w:numPr>
                 <w:ilvl w:val="0"/>
@@ -3878,7 +3824,7 @@
           </w:p>
           <w:p>
             <w:pPr>
-              <w:pStyle w:val="ListParagraph"/>
+              <w:pStyle w:val="Prrafodelista"/>
               <w:widowControl w:val="0"/>
               <w:numPr>
                 <w:ilvl w:val="0"/>
@@ -3915,7 +3861,6 @@
               <w:t xml:space="preserve">, además de formato de </w:t>
             </w:r>
             <w:proofErr w:type="spellStart"/>
-            <w:proofErr w:type="gramStart"/>
             <w:r>
               <w:rPr>
                 <w:color w:val="000000"/>
@@ -3947,21 +3892,12 @@
                 <w:sz w:val="16"/>
                 <w:szCs w:val="16"/>
               </w:rPr>
-              <w:t>para</w:t>
-            </w:r>
-            <w:proofErr w:type="gramEnd"/>
-            <w:r>
-              <w:rPr>
-                <w:color w:val="000000"/>
-                <w:sz w:val="16"/>
-                <w:szCs w:val="16"/>
-              </w:rPr>
-              <w:t xml:space="preserve"> guiarnos en la creación de las clases</w:t>
+              <w:t>para guiarnos en la creación de las clases</w:t>
             </w:r>
           </w:p>
           <w:p>
             <w:pPr>
-              <w:pStyle w:val="ListParagraph"/>
+              <w:pStyle w:val="Prrafodelista"/>
               <w:widowControl w:val="0"/>
               <w:pBdr>
                 <w:top w:val="nil"/>
@@ -3980,7 +3916,7 @@
           </w:p>
           <w:p>
             <w:pPr>
-              <w:pStyle w:val="ListParagraph"/>
+              <w:pStyle w:val="Prrafodelista"/>
               <w:widowControl w:val="0"/>
               <w:pBdr>
                 <w:top w:val="nil"/>
@@ -4029,7 +3965,7 @@
             <w:hyperlink r:id="rId7" w:history="1">
               <w:r>
                 <w:rPr>
-                  <w:rStyle w:val="Hyperlink"/>
+                  <w:rStyle w:val="Hipervnculo"/>
                   <w:sz w:val="16"/>
                   <w:szCs w:val="16"/>
                   <w:lang w:val="en-US"/>
@@ -4049,7 +3985,7 @@
           </w:p>
           <w:p>
             <w:pPr>
-              <w:pStyle w:val="ListParagraph"/>
+              <w:pStyle w:val="Prrafodelista"/>
               <w:widowControl w:val="0"/>
               <w:pBdr>
                 <w:top w:val="nil"/>
@@ -4106,7 +4042,7 @@
             <w:hyperlink r:id="rId8" w:history="1">
               <w:r>
                 <w:rPr>
-                  <w:rStyle w:val="Hyperlink"/>
+                  <w:rStyle w:val="Hipervnculo"/>
                   <w:sz w:val="16"/>
                   <w:szCs w:val="16"/>
                   <w:lang w:val="en-US"/>
@@ -4194,7 +4130,7 @@
     </w:p>
     <w:p>
       <w:pPr>
-        <w:pStyle w:val="ListParagraph"/>
+        <w:pStyle w:val="Prrafodelista"/>
         <w:widowControl w:val="0"/>
         <w:pBdr>
           <w:top w:val="nil"/>
@@ -4240,7 +4176,7 @@
     </w:p>
     <w:p>
       <w:pPr>
-        <w:pStyle w:val="ListParagraph"/>
+        <w:pStyle w:val="Prrafodelista"/>
         <w:widowControl w:val="0"/>
         <w:numPr>
           <w:ilvl w:val="0"/>
@@ -4271,7 +4207,7 @@
     </w:p>
     <w:p>
       <w:pPr>
-        <w:pStyle w:val="ListParagraph"/>
+        <w:pStyle w:val="Prrafodelista"/>
         <w:widowControl w:val="0"/>
         <w:pBdr>
           <w:top w:val="nil"/>
@@ -4312,23 +4248,13 @@
         </w:rPr>
         <w:t xml:space="preserve"> el método </w:t>
       </w:r>
-      <w:proofErr w:type="gramStart"/>
-      <w:r>
-        <w:rPr>
-          <w:color w:val="000000"/>
-          <w:sz w:val="16"/>
-          <w:szCs w:val="16"/>
-        </w:rPr>
-        <w:t>swap(</w:t>
-      </w:r>
-      <w:proofErr w:type="gramEnd"/>
-      <w:r>
-        <w:rPr>
-          <w:color w:val="000000"/>
-          <w:sz w:val="16"/>
-          <w:szCs w:val="16"/>
-        </w:rPr>
-        <w:t xml:space="preserve">) para intercambiar dos ruedas, se validan que las posiciones correspondan a las ruedas, se intercambian los objetos Wheel dentro de la </w:t>
+      <w:r>
+        <w:rPr>
+          <w:color w:val="000000"/>
+          <w:sz w:val="16"/>
+          <w:szCs w:val="16"/>
+        </w:rPr>
+        <w:t xml:space="preserve">swap() para intercambiar dos ruedas, se validan que las posiciones correspondan a las ruedas, se intercambian los objetos Wheel dentro de la </w:t>
       </w:r>
       <w:r>
         <w:rPr>
@@ -4349,7 +4275,7 @@
     </w:p>
     <w:p>
       <w:pPr>
-        <w:pStyle w:val="ListParagraph"/>
+        <w:pStyle w:val="Prrafodelista"/>
         <w:widowControl w:val="0"/>
         <w:pBdr>
           <w:top w:val="nil"/>
@@ -4369,7 +4295,7 @@
     </w:p>
     <w:p>
       <w:pPr>
-        <w:pStyle w:val="ListParagraph"/>
+        <w:pStyle w:val="Prrafodelista"/>
         <w:widowControl w:val="0"/>
         <w:numPr>
           <w:ilvl w:val="0"/>
@@ -4400,7 +4326,7 @@
     </w:p>
     <w:p>
       <w:pPr>
-        <w:pStyle w:val="ListParagraph"/>
+        <w:pStyle w:val="Prrafodelista"/>
         <w:widowControl w:val="0"/>
         <w:pBdr>
           <w:top w:val="nil"/>
@@ -4441,25 +4367,7 @@
           <w:sz w:val="16"/>
           <w:szCs w:val="16"/>
         </w:rPr>
-        <w:t xml:space="preserve">=true </w:t>
-      </w:r>
-      <w:proofErr w:type="gramStart"/>
-      <w:r>
-        <w:rPr>
-          <w:color w:val="000000"/>
-          <w:sz w:val="16"/>
-          <w:szCs w:val="16"/>
-        </w:rPr>
-        <w:t>spin(</w:t>
-      </w:r>
-      <w:proofErr w:type="gramEnd"/>
-      <w:r>
-        <w:rPr>
-          <w:color w:val="000000"/>
-          <w:sz w:val="16"/>
-          <w:szCs w:val="16"/>
-        </w:rPr>
-        <w:t>) no gira, por e</w:t>
+        <w:t>=true spin() no gira, por e</w:t>
       </w:r>
       <w:r>
         <w:rPr>
@@ -4542,7 +4450,7 @@
     </w:p>
     <w:p>
       <w:pPr>
-        <w:pStyle w:val="ListParagraph"/>
+        <w:pStyle w:val="Prrafodelista"/>
         <w:widowControl w:val="0"/>
         <w:pBdr>
           <w:top w:val="nil"/>
@@ -4562,7 +4470,7 @@
     </w:p>
     <w:p>
       <w:pPr>
-        <w:pStyle w:val="ListParagraph"/>
+        <w:pStyle w:val="Prrafodelista"/>
         <w:widowControl w:val="0"/>
         <w:numPr>
           <w:ilvl w:val="0"/>
@@ -4601,7 +4509,7 @@
     </w:p>
     <w:p>
       <w:pPr>
-        <w:pStyle w:val="ListParagraph"/>
+        <w:pStyle w:val="Prrafodelista"/>
         <w:widowControl w:val="0"/>
         <w:pBdr>
           <w:top w:val="nil"/>
@@ -4624,25 +4532,7 @@
           <w:sz w:val="16"/>
           <w:szCs w:val="16"/>
         </w:rPr>
-        <w:t xml:space="preserve">Se crea el método </w:t>
-      </w:r>
-      <w:proofErr w:type="gramStart"/>
-      <w:r>
-        <w:rPr>
-          <w:color w:val="000000"/>
-          <w:sz w:val="16"/>
-          <w:szCs w:val="16"/>
-        </w:rPr>
-        <w:t>spin(</w:t>
-      </w:r>
-      <w:proofErr w:type="gramEnd"/>
-      <w:r>
-        <w:rPr>
-          <w:color w:val="000000"/>
-          <w:sz w:val="16"/>
-          <w:szCs w:val="16"/>
-        </w:rPr>
-        <w:t>Wheel,</w:t>
+        <w:t>Se crea el método spin(Wheel,</w:t>
       </w:r>
       <w:r>
         <w:rPr>
@@ -4707,7 +4597,7 @@
     </w:p>
     <w:p>
       <w:pPr>
-        <w:pStyle w:val="ListParagraph"/>
+        <w:pStyle w:val="Prrafodelista"/>
         <w:widowControl w:val="0"/>
         <w:numPr>
           <w:ilvl w:val="0"/>
@@ -4756,7 +4646,7 @@
     </w:p>
     <w:p>
       <w:pPr>
-        <w:pStyle w:val="ListParagraph"/>
+        <w:pStyle w:val="Prrafodelista"/>
         <w:widowControl w:val="0"/>
         <w:pBdr>
           <w:top w:val="nil"/>
@@ -4795,26 +4685,24 @@
           <w:sz w:val="16"/>
           <w:szCs w:val="16"/>
         </w:rPr>
+        <w:t xml:space="preserve"> spin(String[]</w:t>
+      </w:r>
+      <w:r>
+        <w:rPr>
+          <w:color w:val="000000"/>
+          <w:sz w:val="16"/>
+          <w:szCs w:val="16"/>
+        </w:rPr>
         <w:t xml:space="preserve"> </w:t>
       </w:r>
-      <w:proofErr w:type="gramStart"/>
-      <w:r>
-        <w:rPr>
-          <w:color w:val="000000"/>
-          <w:sz w:val="16"/>
-          <w:szCs w:val="16"/>
-        </w:rPr>
-        <w:t>spin(</w:t>
-      </w:r>
       <w:proofErr w:type="spellStart"/>
-      <w:proofErr w:type="gramEnd"/>
-      <w:r>
-        <w:rPr>
-          <w:color w:val="000000"/>
-          <w:sz w:val="16"/>
-          <w:szCs w:val="16"/>
-        </w:rPr>
-        <w:t>String</w:t>
+      <w:r>
+        <w:rPr>
+          <w:color w:val="000000"/>
+          <w:sz w:val="16"/>
+          <w:szCs w:val="16"/>
+        </w:rPr>
+        <w:t>setSymbols</w:t>
       </w:r>
       <w:proofErr w:type="spellEnd"/>
       <w:r>
@@ -4823,32 +4711,6 @@
           <w:sz w:val="16"/>
           <w:szCs w:val="16"/>
         </w:rPr>
-        <w:t>[]</w:t>
-      </w:r>
-      <w:r>
-        <w:rPr>
-          <w:color w:val="000000"/>
-          <w:sz w:val="16"/>
-          <w:szCs w:val="16"/>
-        </w:rPr>
-        <w:t xml:space="preserve"> </w:t>
-      </w:r>
-      <w:proofErr w:type="spellStart"/>
-      <w:r>
-        <w:rPr>
-          <w:color w:val="000000"/>
-          <w:sz w:val="16"/>
-          <w:szCs w:val="16"/>
-        </w:rPr>
-        <w:t>setSymbols</w:t>
-      </w:r>
-      <w:proofErr w:type="spellEnd"/>
-      <w:r>
-        <w:rPr>
-          <w:color w:val="000000"/>
-          <w:sz w:val="16"/>
-          <w:szCs w:val="16"/>
-        </w:rPr>
         <w:t xml:space="preserve">) </w:t>
       </w:r>
       <w:r>
@@ -4902,7 +4764,7 @@
     </w:p>
     <w:p>
       <w:pPr>
-        <w:pStyle w:val="ListParagraph"/>
+        <w:pStyle w:val="Prrafodelista"/>
         <w:widowControl w:val="0"/>
         <w:pBdr>
           <w:top w:val="nil"/>
@@ -4922,7 +4784,7 @@
     </w:p>
     <w:p>
       <w:pPr>
-        <w:pStyle w:val="ListParagraph"/>
+        <w:pStyle w:val="Prrafodelista"/>
         <w:widowControl w:val="0"/>
         <w:numPr>
           <w:ilvl w:val="0"/>
@@ -4961,7 +4823,7 @@
     </w:p>
     <w:p>
       <w:pPr>
-        <w:pStyle w:val="ListParagraph"/>
+        <w:pStyle w:val="Prrafodelista"/>
         <w:widowControl w:val="0"/>
         <w:pBdr>
           <w:top w:val="nil"/>
@@ -5023,7 +4885,7 @@
     </w:p>
     <w:p>
       <w:pPr>
-        <w:pStyle w:val="ListParagraph"/>
+        <w:pStyle w:val="Prrafodelista"/>
         <w:widowControl w:val="0"/>
         <w:numPr>
           <w:ilvl w:val="0"/>
@@ -5054,7 +4916,7 @@
     </w:p>
     <w:p>
       <w:pPr>
-        <w:pStyle w:val="ListParagraph"/>
+        <w:pStyle w:val="Prrafodelista"/>
         <w:widowControl w:val="0"/>
         <w:pBdr>
           <w:top w:val="nil"/>
@@ -5098,7 +4960,7 @@
     </w:p>
     <w:p>
       <w:pPr>
-        <w:pStyle w:val="ListParagraph"/>
+        <w:pStyle w:val="Prrafodelista"/>
         <w:widowControl w:val="0"/>
         <w:pBdr>
           <w:top w:val="nil"/>
@@ -5118,7 +4980,7 @@
     </w:p>
     <w:p>
       <w:pPr>
-        <w:pStyle w:val="ListParagraph"/>
+        <w:pStyle w:val="Prrafodelista"/>
         <w:widowControl w:val="0"/>
         <w:pBdr>
           <w:top w:val="nil"/>
@@ -5146,7 +5008,7 @@
     </w:p>
     <w:p>
       <w:pPr>
-        <w:pStyle w:val="ListParagraph"/>
+        <w:pStyle w:val="Prrafodelista"/>
         <w:widowControl w:val="0"/>
         <w:numPr>
           <w:ilvl w:val="0"/>
@@ -5185,7 +5047,7 @@
     </w:p>
     <w:p>
       <w:pPr>
-        <w:pStyle w:val="ListParagraph"/>
+        <w:pStyle w:val="Prrafodelista"/>
         <w:widowControl w:val="0"/>
         <w:pBdr>
           <w:top w:val="nil"/>
@@ -5205,7 +5067,7 @@
     </w:p>
     <w:p>
       <w:pPr>
-        <w:pStyle w:val="ListParagraph"/>
+        <w:pStyle w:val="Prrafodelista"/>
         <w:widowControl w:val="0"/>
         <w:pBdr>
           <w:top w:val="nil"/>
@@ -5233,7 +5095,7 @@
     </w:p>
     <w:p>
       <w:pPr>
-        <w:pStyle w:val="ListParagraph"/>
+        <w:pStyle w:val="Prrafodelista"/>
         <w:widowControl w:val="0"/>
         <w:numPr>
           <w:ilvl w:val="0"/>
@@ -5272,7 +5134,7 @@
     </w:p>
     <w:p>
       <w:pPr>
-        <w:pStyle w:val="ListParagraph"/>
+        <w:pStyle w:val="Prrafodelista"/>
         <w:widowControl w:val="0"/>
         <w:numPr>
           <w:ilvl w:val="0"/>
@@ -5327,7 +5189,7 @@
     </w:p>
     <w:p>
       <w:pPr>
-        <w:pStyle w:val="ListParagraph"/>
+        <w:pStyle w:val="Prrafodelista"/>
         <w:widowControl w:val="0"/>
         <w:pBdr>
           <w:top w:val="nil"/>
@@ -5347,7 +5209,7 @@
     </w:p>
     <w:p>
       <w:pPr>
-        <w:pStyle w:val="ListParagraph"/>
+        <w:pStyle w:val="Prrafodelista"/>
         <w:widowControl w:val="0"/>
         <w:pBdr>
           <w:top w:val="nil"/>
@@ -5375,7 +5237,7 @@
     </w:p>
     <w:p>
       <w:pPr>
-        <w:pStyle w:val="ListParagraph"/>
+        <w:pStyle w:val="Prrafodelista"/>
         <w:widowControl w:val="0"/>
         <w:numPr>
           <w:ilvl w:val="0"/>
@@ -5425,7 +5287,7 @@
     </w:p>
     <w:p>
       <w:pPr>
-        <w:pStyle w:val="ListParagraph"/>
+        <w:pStyle w:val="Prrafodelista"/>
         <w:widowControl w:val="0"/>
         <w:pBdr>
           <w:top w:val="nil"/>
@@ -5453,7 +5315,7 @@
     </w:p>
     <w:p>
       <w:pPr>
-        <w:pStyle w:val="ListParagraph"/>
+        <w:pStyle w:val="Prrafodelista"/>
         <w:widowControl w:val="0"/>
         <w:numPr>
           <w:ilvl w:val="0"/>
@@ -5484,7 +5346,7 @@
     </w:p>
     <w:p>
       <w:pPr>
-        <w:pStyle w:val="ListParagraph"/>
+        <w:pStyle w:val="Prrafodelista"/>
         <w:widowControl w:val="0"/>
         <w:pBdr>
           <w:top w:val="nil"/>
@@ -5504,7 +5366,7 @@
     </w:p>
     <w:p>
       <w:pPr>
-        <w:pStyle w:val="ListParagraph"/>
+        <w:pStyle w:val="Prrafodelista"/>
         <w:widowControl w:val="0"/>
         <w:numPr>
           <w:ilvl w:val="0"/>
@@ -5535,7 +5397,7 @@
     </w:p>
     <w:p>
       <w:pPr>
-        <w:pStyle w:val="ListParagraph"/>
+        <w:pStyle w:val="Prrafodelista"/>
         <w:widowControl w:val="0"/>
         <w:numPr>
           <w:ilvl w:val="0"/>
@@ -5585,7 +5447,7 @@
     </w:p>
     <w:p>
       <w:pPr>
-        <w:pStyle w:val="ListParagraph"/>
+        <w:pStyle w:val="Prrafodelista"/>
         <w:widowControl w:val="0"/>
         <w:pBdr>
           <w:top w:val="nil"/>
@@ -5605,7 +5467,7 @@
     </w:p>
     <w:p>
       <w:pPr>
-        <w:pStyle w:val="ListParagraph"/>
+        <w:pStyle w:val="Prrafodelista"/>
         <w:widowControl w:val="0"/>
         <w:numPr>
           <w:ilvl w:val="0"/>
@@ -5636,7 +5498,7 @@
     </w:p>
     <w:p>
       <w:pPr>
-        <w:pStyle w:val="ListParagraph"/>
+        <w:pStyle w:val="Prrafodelista"/>
         <w:widowControl w:val="0"/>
         <w:numPr>
           <w:ilvl w:val="0"/>
@@ -5667,7 +5529,7 @@
     </w:p>
     <w:p>
       <w:pPr>
-        <w:pStyle w:val="ListParagraph"/>
+        <w:pStyle w:val="Prrafodelista"/>
         <w:widowControl w:val="0"/>
         <w:pBdr>
           <w:top w:val="nil"/>
@@ -5686,7 +5548,7 @@
     </w:p>
     <w:p>
       <w:pPr>
-        <w:pStyle w:val="ListParagraph"/>
+        <w:pStyle w:val="Prrafodelista"/>
         <w:widowControl w:val="0"/>
         <w:numPr>
           <w:ilvl w:val="0"/>
@@ -5717,7 +5579,7 @@
     </w:p>
     <w:p>
       <w:pPr>
-        <w:pStyle w:val="ListParagraph"/>
+        <w:pStyle w:val="Prrafodelista"/>
         <w:widowControl w:val="0"/>
         <w:numPr>
           <w:ilvl w:val="0"/>
@@ -5772,7 +5634,6 @@
         <w:t xml:space="preserve">, además de formato de </w:t>
       </w:r>
       <w:proofErr w:type="spellStart"/>
-      <w:proofErr w:type="gramStart"/>
       <w:r>
         <w:rPr>
           <w:color w:val="000000"/>
@@ -5788,21 +5649,12 @@
           <w:sz w:val="16"/>
           <w:szCs w:val="16"/>
         </w:rPr>
-        <w:t xml:space="preserve">  para</w:t>
-      </w:r>
-      <w:proofErr w:type="gramEnd"/>
-      <w:r>
-        <w:rPr>
-          <w:color w:val="000000"/>
-          <w:sz w:val="16"/>
-          <w:szCs w:val="16"/>
-        </w:rPr>
-        <w:t xml:space="preserve"> guiarnos en la creación de las clases</w:t>
-      </w:r>
-    </w:p>
-    <w:p>
-      <w:pPr>
-        <w:pStyle w:val="ListParagraph"/>
+        <w:t xml:space="preserve">  para guiarnos en la creación de las clases</w:t>
+      </w:r>
+    </w:p>
+    <w:p>
+      <w:pPr>
+        <w:pStyle w:val="Prrafodelista"/>
         <w:widowControl w:val="0"/>
         <w:pBdr>
           <w:top w:val="nil"/>
@@ -5821,7 +5673,7 @@
     </w:p>
     <w:p>
       <w:pPr>
-        <w:pStyle w:val="ListParagraph"/>
+        <w:pStyle w:val="Prrafodelista"/>
         <w:widowControl w:val="0"/>
         <w:pBdr>
           <w:top w:val="nil"/>
@@ -5870,7 +5722,7 @@
       <w:hyperlink r:id="rId9" w:history="1">
         <w:r>
           <w:rPr>
-            <w:rStyle w:val="Hyperlink"/>
+            <w:rStyle w:val="Hipervnculo"/>
             <w:sz w:val="16"/>
             <w:szCs w:val="16"/>
             <w:lang w:val="en-US"/>
@@ -5947,7 +5799,7 @@
       <w:hyperlink r:id="rId10" w:history="1">
         <w:r>
           <w:rPr>
-            <w:rStyle w:val="Hyperlink"/>
+            <w:rStyle w:val="Hipervnculo"/>
             <w:sz w:val="16"/>
             <w:szCs w:val="16"/>
             <w:lang w:val="en-US"/>
@@ -6010,7 +5862,7 @@
       <w:hyperlink r:id="rId11" w:history="1">
         <w:r>
           <w:rPr>
-            <w:rStyle w:val="Hyperlink"/>
+            <w:rStyle w:val="Hipervnculo"/>
             <w:bCs/>
             <w:sz w:val="16"/>
             <w:szCs w:val="16"/>
@@ -6054,6 +5906,48 @@
         <w:spacing w:line="240" w:lineRule="auto"/>
         <w:ind w:left="857"/>
         <w:rPr>
+          <w:bCs/>
+          <w:color w:val="000000"/>
+          <w:sz w:val="16"/>
+          <w:szCs w:val="16"/>
+          <w:lang w:val="es-MX"/>
+        </w:rPr>
+      </w:pPr>
+    </w:p>
+    <w:p>
+      <w:pPr>
+        <w:widowControl w:val="0"/>
+        <w:pBdr>
+          <w:top w:val="nil"/>
+          <w:left w:val="nil"/>
+          <w:bottom w:val="nil"/>
+          <w:right w:val="nil"/>
+          <w:between w:val="nil"/>
+        </w:pBdr>
+        <w:spacing w:line="240" w:lineRule="auto"/>
+        <w:ind w:left="857"/>
+        <w:rPr>
+          <w:bCs/>
+          <w:color w:val="000000"/>
+          <w:sz w:val="16"/>
+          <w:szCs w:val="16"/>
+          <w:lang w:val="es-MX"/>
+        </w:rPr>
+      </w:pPr>
+    </w:p>
+    <w:p>
+      <w:pPr>
+        <w:widowControl w:val="0"/>
+        <w:pBdr>
+          <w:top w:val="nil"/>
+          <w:left w:val="nil"/>
+          <w:bottom w:val="nil"/>
+          <w:right w:val="nil"/>
+          <w:between w:val="nil"/>
+        </w:pBdr>
+        <w:spacing w:line="240" w:lineRule="auto"/>
+        <w:ind w:left="857"/>
+        <w:rPr>
           <w:b/>
           <w:color w:val="000000"/>
           <w:sz w:val="24"/>
@@ -6081,7 +5975,7 @@
     </w:p>
     <w:p>
       <w:pPr>
-        <w:pStyle w:val="ListParagraph"/>
+        <w:pStyle w:val="Prrafodelista"/>
         <w:widowControl w:val="0"/>
         <w:pBdr>
           <w:top w:val="nil"/>
@@ -6127,29 +6021,11 @@
     </w:p>
     <w:p>
       <w:pPr>
-        <w:widowControl w:val="0"/>
-        <w:pBdr>
-          <w:top w:val="nil"/>
-          <w:left w:val="nil"/>
-          <w:bottom w:val="nil"/>
-          <w:right w:val="nil"/>
-          <w:between w:val="nil"/>
-        </w:pBdr>
-        <w:spacing w:line="240" w:lineRule="auto"/>
-        <w:rPr>
-          <w:color w:val="000000"/>
-          <w:sz w:val="16"/>
-          <w:szCs w:val="16"/>
-        </w:rPr>
-      </w:pPr>
-    </w:p>
-    <w:p>
-      <w:pPr>
-        <w:pStyle w:val="ListParagraph"/>
+        <w:pStyle w:val="Prrafodelista"/>
         <w:widowControl w:val="0"/>
         <w:numPr>
           <w:ilvl w:val="0"/>
-          <w:numId w:val="14"/>
+          <w:numId w:val="20"/>
         </w:numPr>
         <w:pBdr>
           <w:top w:val="nil"/>
@@ -6163,6 +6039,7 @@
           <w:color w:val="000000"/>
           <w:sz w:val="16"/>
           <w:szCs w:val="16"/>
+          <w:lang w:val="es-MX"/>
         </w:rPr>
       </w:pPr>
       <w:proofErr w:type="spellStart"/>
@@ -6171,6 +6048,7 @@
           <w:color w:val="000000"/>
           <w:sz w:val="16"/>
           <w:szCs w:val="16"/>
+          <w:lang w:val="es-MX"/>
         </w:rPr>
         <w:t>Mini-ciclo</w:t>
       </w:r>
@@ -6180,33 +6058,9 @@
           <w:color w:val="000000"/>
           <w:sz w:val="16"/>
           <w:szCs w:val="16"/>
-        </w:rPr>
-        <w:t xml:space="preserve"> 1</w:t>
-      </w:r>
-      <w:r>
-        <w:rPr>
-          <w:color w:val="000000"/>
-          <w:sz w:val="16"/>
-          <w:szCs w:val="16"/>
-        </w:rPr>
-        <w:t xml:space="preserve">: </w:t>
-      </w:r>
-      <w:r>
-        <w:rPr>
-          <w:color w:val="000000"/>
-          <w:sz w:val="16"/>
-          <w:szCs w:val="16"/>
-        </w:rPr>
-        <w:t xml:space="preserve">Crear la máquina del </w:t>
-      </w:r>
-      <w:proofErr w:type="gramStart"/>
-      <w:r>
-        <w:rPr>
-          <w:color w:val="000000"/>
-          <w:sz w:val="16"/>
-          <w:szCs w:val="16"/>
-        </w:rPr>
-        <w:t xml:space="preserve">reto  </w:t>
+          <w:lang w:val="es-MX"/>
+        </w:rPr>
+        <w:t xml:space="preserve"> 1: Crear la máquina del reto con </w:t>
       </w:r>
       <w:proofErr w:type="spellStart"/>
       <w:r>
@@ -6214,27 +6068,28 @@
           <w:color w:val="000000"/>
           <w:sz w:val="16"/>
           <w:szCs w:val="16"/>
+          <w:lang w:val="es-MX"/>
         </w:rPr>
         <w:t>SlotMachine</w:t>
       </w:r>
       <w:proofErr w:type="spellEnd"/>
-      <w:proofErr w:type="gramEnd"/>
-      <w:r>
-        <w:rPr>
-          <w:color w:val="000000"/>
-          <w:sz w:val="16"/>
-          <w:szCs w:val="16"/>
-        </w:rPr>
-        <w:t xml:space="preserve">(n), que crea una máquina con n ruedas y n símbolos de colores distintos, inicializada aleatoriamente. </w:t>
-      </w:r>
-    </w:p>
-    <w:p>
-      <w:pPr>
-        <w:pStyle w:val="ListParagraph"/>
+      <w:r>
+        <w:rPr>
+          <w:color w:val="000000"/>
+          <w:sz w:val="16"/>
+          <w:szCs w:val="16"/>
+          <w:lang w:val="es-MX"/>
+        </w:rPr>
+        <w:t>(n), que crea una máquina con n ruedas y n símbolos de colores distintos, inicializada aleatoriamente. Si n está por fuera del rango de 3 a 50, la máquina no se crea y ok() queda en falso.</w:t>
+      </w:r>
+    </w:p>
+    <w:p>
+      <w:pPr>
+        <w:pStyle w:val="Prrafodelista"/>
         <w:widowControl w:val="0"/>
         <w:numPr>
           <w:ilvl w:val="0"/>
-          <w:numId w:val="14"/>
+          <w:numId w:val="20"/>
         </w:numPr>
         <w:pBdr>
           <w:top w:val="nil"/>
@@ -6248,6 +6103,7 @@
           <w:color w:val="000000"/>
           <w:sz w:val="16"/>
           <w:szCs w:val="16"/>
+          <w:lang w:val="es-MX"/>
         </w:rPr>
       </w:pPr>
       <w:proofErr w:type="spellStart"/>
@@ -6256,6 +6112,7 @@
           <w:color w:val="000000"/>
           <w:sz w:val="16"/>
           <w:szCs w:val="16"/>
+          <w:lang w:val="es-MX"/>
         </w:rPr>
         <w:t>Mini-ciclo</w:t>
       </w:r>
@@ -6265,24 +6122,9 @@
           <w:color w:val="000000"/>
           <w:sz w:val="16"/>
           <w:szCs w:val="16"/>
-        </w:rPr>
-        <w:t xml:space="preserve"> 2</w:t>
-      </w:r>
-      <w:r>
-        <w:rPr>
-          <w:color w:val="000000"/>
-          <w:sz w:val="16"/>
-          <w:szCs w:val="16"/>
-        </w:rPr>
-        <w:t xml:space="preserve">: </w:t>
-      </w:r>
-      <w:r>
-        <w:rPr>
-          <w:color w:val="000000"/>
-          <w:sz w:val="16"/>
-          <w:szCs w:val="16"/>
-        </w:rPr>
-        <w:t xml:space="preserve"> Resolver el problema de la clase </w:t>
+          <w:lang w:val="es-MX"/>
+        </w:rPr>
+        <w:t xml:space="preserve"> 2: Resolver el problema de la maratón en la clase </w:t>
       </w:r>
       <w:proofErr w:type="spellStart"/>
       <w:r>
@@ -6290,6 +6132,7 @@
           <w:color w:val="000000"/>
           <w:sz w:val="16"/>
           <w:szCs w:val="16"/>
+          <w:lang w:val="es-MX"/>
         </w:rPr>
         <w:t>SlotMachineContest</w:t>
       </w:r>
@@ -6299,6 +6142,7 @@
           <w:color w:val="000000"/>
           <w:sz w:val="16"/>
           <w:szCs w:val="16"/>
+          <w:lang w:val="es-MX"/>
         </w:rPr>
         <w:t xml:space="preserve"> con </w:t>
       </w:r>
@@ -6308,6 +6152,7 @@
           <w:color w:val="000000"/>
           <w:sz w:val="16"/>
           <w:szCs w:val="16"/>
+          <w:lang w:val="es-MX"/>
         </w:rPr>
         <w:t>solve</w:t>
       </w:r>
@@ -6317,6 +6162,7 @@
           <w:color w:val="000000"/>
           <w:sz w:val="16"/>
           <w:szCs w:val="16"/>
+          <w:lang w:val="es-MX"/>
         </w:rPr>
         <w:t xml:space="preserve">(n), que encuentra la secuencia de acciones {rueda, pasos} para ganar. Usa la máquina solo como </w:t>
       </w:r>
@@ -6326,6 +6172,7 @@
           <w:color w:val="000000"/>
           <w:sz w:val="16"/>
           <w:szCs w:val="16"/>
+          <w:lang w:val="es-MX"/>
         </w:rPr>
         <w:t>testing</w:t>
       </w:r>
@@ -6335,6 +6182,7 @@
           <w:color w:val="000000"/>
           <w:sz w:val="16"/>
           <w:szCs w:val="16"/>
+          <w:lang w:val="es-MX"/>
         </w:rPr>
         <w:t xml:space="preserve"> </w:t>
       </w:r>
@@ -6344,6 +6192,7 @@
           <w:color w:val="000000"/>
           <w:sz w:val="16"/>
           <w:szCs w:val="16"/>
+          <w:lang w:val="es-MX"/>
         </w:rPr>
         <w:t>tool</w:t>
       </w:r>
@@ -6353,8 +6202,9 @@
           <w:color w:val="000000"/>
           <w:sz w:val="16"/>
           <w:szCs w:val="16"/>
-        </w:rPr>
-        <w:t xml:space="preserve">: </w:t>
+          <w:lang w:val="es-MX"/>
+        </w:rPr>
+        <w:t xml:space="preserve">, con </w:t>
       </w:r>
       <w:proofErr w:type="spellStart"/>
       <w:r>
@@ -6362,6 +6212,7 @@
           <w:color w:val="000000"/>
           <w:sz w:val="16"/>
           <w:szCs w:val="16"/>
+          <w:lang w:val="es-MX"/>
         </w:rPr>
         <w:t>SlotMachine</w:t>
       </w:r>
@@ -6371,25 +6222,17 @@
           <w:color w:val="000000"/>
           <w:sz w:val="16"/>
           <w:szCs w:val="16"/>
-        </w:rPr>
-        <w:t xml:space="preserve">(n), </w:t>
-      </w:r>
-      <w:proofErr w:type="gramStart"/>
-      <w:r>
-        <w:rPr>
-          <w:color w:val="000000"/>
-          <w:sz w:val="16"/>
-          <w:szCs w:val="16"/>
-        </w:rPr>
-        <w:t>spin(</w:t>
+          <w:lang w:val="es-MX"/>
+        </w:rPr>
+        <w:t>(n), spin(</w:t>
       </w:r>
       <w:proofErr w:type="spellStart"/>
-      <w:proofErr w:type="gramEnd"/>
-      <w:r>
-        <w:rPr>
-          <w:color w:val="000000"/>
-          <w:sz w:val="16"/>
-          <w:szCs w:val="16"/>
+      <w:r>
+        <w:rPr>
+          <w:color w:val="000000"/>
+          <w:sz w:val="16"/>
+          <w:szCs w:val="16"/>
+          <w:lang w:val="es-MX"/>
         </w:rPr>
         <w:t>wheel</w:t>
       </w:r>
@@ -6399,6 +6242,7 @@
           <w:color w:val="000000"/>
           <w:sz w:val="16"/>
           <w:szCs w:val="16"/>
+          <w:lang w:val="es-MX"/>
         </w:rPr>
         <w:t xml:space="preserve">, </w:t>
       </w:r>
@@ -6408,6 +6252,7 @@
           <w:color w:val="000000"/>
           <w:sz w:val="16"/>
           <w:szCs w:val="16"/>
+          <w:lang w:val="es-MX"/>
         </w:rPr>
         <w:t>steps</w:t>
       </w:r>
@@ -6417,6 +6262,7 @@
           <w:color w:val="000000"/>
           <w:sz w:val="16"/>
           <w:szCs w:val="16"/>
+          <w:lang w:val="es-MX"/>
         </w:rPr>
         <w:t xml:space="preserve">) y </w:t>
       </w:r>
@@ -6426,6 +6272,7 @@
           <w:color w:val="000000"/>
           <w:sz w:val="16"/>
           <w:szCs w:val="16"/>
+          <w:lang w:val="es-MX"/>
         </w:rPr>
         <w:t>distinctSymbols</w:t>
       </w:r>
@@ -6435,17 +6282,18 @@
           <w:color w:val="000000"/>
           <w:sz w:val="16"/>
           <w:szCs w:val="16"/>
+          <w:lang w:val="es-MX"/>
         </w:rPr>
         <w:t>(), en modo invisible.</w:t>
       </w:r>
     </w:p>
     <w:p>
       <w:pPr>
-        <w:pStyle w:val="ListParagraph"/>
+        <w:pStyle w:val="Prrafodelista"/>
         <w:widowControl w:val="0"/>
         <w:numPr>
           <w:ilvl w:val="0"/>
-          <w:numId w:val="14"/>
+          <w:numId w:val="20"/>
         </w:numPr>
         <w:pBdr>
           <w:top w:val="nil"/>
@@ -6459,6 +6307,7 @@
           <w:color w:val="000000"/>
           <w:sz w:val="16"/>
           <w:szCs w:val="16"/>
+          <w:lang w:val="es-MX"/>
         </w:rPr>
       </w:pPr>
       <w:proofErr w:type="spellStart"/>
@@ -6467,6 +6316,7 @@
           <w:color w:val="000000"/>
           <w:sz w:val="16"/>
           <w:szCs w:val="16"/>
+          <w:lang w:val="es-MX"/>
         </w:rPr>
         <w:t>Mini-ciclo</w:t>
       </w:r>
@@ -6476,24 +6326,9 @@
           <w:color w:val="000000"/>
           <w:sz w:val="16"/>
           <w:szCs w:val="16"/>
-        </w:rPr>
-        <w:t xml:space="preserve"> 3</w:t>
-      </w:r>
-      <w:r>
-        <w:rPr>
-          <w:color w:val="000000"/>
-          <w:sz w:val="16"/>
-          <w:szCs w:val="16"/>
-        </w:rPr>
-        <w:t>:</w:t>
-      </w:r>
-      <w:r>
-        <w:rPr>
-          <w:color w:val="000000"/>
-          <w:sz w:val="16"/>
-          <w:szCs w:val="16"/>
-        </w:rPr>
-        <w:t xml:space="preserve"> Simular la </w:t>
+          <w:lang w:val="es-MX"/>
+        </w:rPr>
+        <w:t xml:space="preserve"> 3: Simular la solución con </w:t>
       </w:r>
       <w:proofErr w:type="spellStart"/>
       <w:r>
@@ -6501,6 +6336,7 @@
           <w:color w:val="000000"/>
           <w:sz w:val="16"/>
           <w:szCs w:val="16"/>
+          <w:lang w:val="es-MX"/>
         </w:rPr>
         <w:t>simulate</w:t>
       </w:r>
@@ -6510,18 +6346,807 @@
           <w:color w:val="000000"/>
           <w:sz w:val="16"/>
           <w:szCs w:val="16"/>
-        </w:rPr>
-        <w:t>(n), que muestra la máquina en su estado inicial y aplica las acciones una por una en modo visible.</w:t>
-      </w:r>
-    </w:p>
-    <w:p>
-      <w:pPr>
-        <w:pStyle w:val="ListParagraph"/>
+          <w:lang w:val="es-MX"/>
+        </w:rPr>
+        <w:t>(n), que resuelve la máquina en modo invisible, la devuelve a su estado inicial y luego, en modo visible, aplica las acciones una por una.</w:t>
+      </w:r>
+    </w:p>
+    <w:p>
+      <w:pPr>
+        <w:pStyle w:val="Prrafodelista"/>
         <w:widowControl w:val="0"/>
         <w:numPr>
           <w:ilvl w:val="0"/>
-          <w:numId w:val="14"/>
+          <w:numId w:val="20"/>
         </w:numPr>
+        <w:pBdr>
+          <w:top w:val="nil"/>
+          <w:left w:val="nil"/>
+          <w:bottom w:val="nil"/>
+          <w:right w:val="nil"/>
+          <w:between w:val="nil"/>
+        </w:pBdr>
+        <w:spacing w:line="240" w:lineRule="auto"/>
+        <w:rPr>
+          <w:color w:val="000000"/>
+          <w:sz w:val="16"/>
+          <w:szCs w:val="16"/>
+          <w:lang w:val="es-MX"/>
+        </w:rPr>
+      </w:pPr>
+      <w:proofErr w:type="spellStart"/>
+      <w:r>
+        <w:rPr>
+          <w:color w:val="000000"/>
+          <w:sz w:val="16"/>
+          <w:szCs w:val="16"/>
+          <w:lang w:val="es-MX"/>
+        </w:rPr>
+        <w:t>Mini-ciclo</w:t>
+      </w:r>
+      <w:proofErr w:type="spellEnd"/>
+      <w:r>
+        <w:rPr>
+          <w:color w:val="000000"/>
+          <w:sz w:val="16"/>
+          <w:szCs w:val="16"/>
+          <w:lang w:val="es-MX"/>
+        </w:rPr>
+        <w:t xml:space="preserve"> 4: Crear una nueva solución más rápida en la clase SlotMachineContest2, como lo permitió la profesora. Esta clase hereda de </w:t>
+      </w:r>
+      <w:proofErr w:type="spellStart"/>
+      <w:r>
+        <w:rPr>
+          <w:color w:val="000000"/>
+          <w:sz w:val="16"/>
+          <w:szCs w:val="16"/>
+          <w:lang w:val="es-MX"/>
+        </w:rPr>
+        <w:t>SlotMachineContest</w:t>
+      </w:r>
+      <w:proofErr w:type="spellEnd"/>
+      <w:r>
+        <w:rPr>
+          <w:color w:val="000000"/>
+          <w:sz w:val="16"/>
+          <w:szCs w:val="16"/>
+          <w:lang w:val="es-MX"/>
+        </w:rPr>
+        <w:t xml:space="preserve"> todo el proceso de resolver y simular, y solo redefine </w:t>
+      </w:r>
+      <w:proofErr w:type="spellStart"/>
+      <w:r>
+        <w:rPr>
+          <w:color w:val="000000"/>
+          <w:sz w:val="16"/>
+          <w:szCs w:val="16"/>
+          <w:lang w:val="es-MX"/>
+        </w:rPr>
+        <w:t>actionsToWin</w:t>
+      </w:r>
+      <w:proofErr w:type="spellEnd"/>
+      <w:r>
+        <w:rPr>
+          <w:color w:val="000000"/>
+          <w:sz w:val="16"/>
+          <w:szCs w:val="16"/>
+          <w:lang w:val="es-MX"/>
+        </w:rPr>
+        <w:t xml:space="preserve">. En lugar de explorar la máquina, lee la configuración con </w:t>
+      </w:r>
+      <w:proofErr w:type="spellStart"/>
+      <w:r>
+        <w:rPr>
+          <w:color w:val="000000"/>
+          <w:sz w:val="16"/>
+          <w:szCs w:val="16"/>
+          <w:lang w:val="es-MX"/>
+        </w:rPr>
+        <w:t>configuration</w:t>
+      </w:r>
+      <w:proofErr w:type="spellEnd"/>
+      <w:r>
+        <w:rPr>
+          <w:color w:val="000000"/>
+          <w:sz w:val="16"/>
+          <w:szCs w:val="16"/>
+          <w:lang w:val="es-MX"/>
+        </w:rPr>
+        <w:t>() y symbols(), escoge el color que más se repite y mueve únicamente las ruedas que no lo muestran.</w:t>
+      </w:r>
+    </w:p>
+    <w:p>
+      <w:pPr>
+        <w:pStyle w:val="Prrafodelista"/>
+        <w:widowControl w:val="0"/>
+        <w:numPr>
+          <w:ilvl w:val="0"/>
+          <w:numId w:val="20"/>
+        </w:numPr>
+        <w:pBdr>
+          <w:top w:val="nil"/>
+          <w:left w:val="nil"/>
+          <w:bottom w:val="nil"/>
+          <w:right w:val="nil"/>
+          <w:between w:val="nil"/>
+        </w:pBdr>
+        <w:spacing w:line="240" w:lineRule="auto"/>
+        <w:rPr>
+          <w:color w:val="000000"/>
+          <w:sz w:val="16"/>
+          <w:szCs w:val="16"/>
+          <w:lang w:val="es-MX"/>
+        </w:rPr>
+      </w:pPr>
+      <w:proofErr w:type="spellStart"/>
+      <w:r>
+        <w:rPr>
+          <w:color w:val="000000"/>
+          <w:sz w:val="16"/>
+          <w:szCs w:val="16"/>
+          <w:lang w:val="es-MX"/>
+        </w:rPr>
+        <w:t>Mini-ciclo</w:t>
+      </w:r>
+      <w:proofErr w:type="spellEnd"/>
+      <w:r>
+        <w:rPr>
+          <w:color w:val="000000"/>
+          <w:sz w:val="16"/>
+          <w:szCs w:val="16"/>
+          <w:lang w:val="es-MX"/>
+        </w:rPr>
+        <w:t xml:space="preserve"> 5: </w:t>
+      </w:r>
+      <w:proofErr w:type="spellStart"/>
+      <w:r>
+        <w:rPr>
+          <w:color w:val="000000"/>
+          <w:sz w:val="16"/>
+          <w:szCs w:val="16"/>
+          <w:lang w:val="es-MX"/>
+        </w:rPr>
+        <w:t>Refactoring</w:t>
+      </w:r>
+      <w:proofErr w:type="spellEnd"/>
+      <w:r>
+        <w:rPr>
+          <w:color w:val="000000"/>
+          <w:sz w:val="16"/>
+          <w:szCs w:val="16"/>
+          <w:lang w:val="es-MX"/>
+        </w:rPr>
+        <w:t xml:space="preserve"> y pruebas. Corregimos los errores heredados de los ciclos 1 y 2 (ok(), mensajes con </w:t>
+      </w:r>
+      <w:proofErr w:type="spellStart"/>
+      <w:r>
+        <w:rPr>
+          <w:color w:val="000000"/>
+          <w:sz w:val="16"/>
+          <w:szCs w:val="16"/>
+          <w:lang w:val="es-MX"/>
+        </w:rPr>
+        <w:t>JOptionPane</w:t>
+      </w:r>
+      <w:proofErr w:type="spellEnd"/>
+      <w:r>
+        <w:rPr>
+          <w:color w:val="000000"/>
+          <w:sz w:val="16"/>
+          <w:szCs w:val="16"/>
+          <w:lang w:val="es-MX"/>
+        </w:rPr>
+        <w:t xml:space="preserve">, borrado del </w:t>
+      </w:r>
+      <w:proofErr w:type="spellStart"/>
+      <w:r>
+        <w:rPr>
+          <w:color w:val="000000"/>
+          <w:sz w:val="16"/>
+          <w:szCs w:val="16"/>
+          <w:lang w:val="es-MX"/>
+        </w:rPr>
+        <w:t>Canvas</w:t>
+      </w:r>
+      <w:proofErr w:type="spellEnd"/>
+      <w:r>
+        <w:rPr>
+          <w:color w:val="000000"/>
+          <w:sz w:val="16"/>
+          <w:szCs w:val="16"/>
+          <w:lang w:val="es-MX"/>
+        </w:rPr>
+        <w:t xml:space="preserve">, giro paso a paso, ruedas al agregar y eliminar, símbolos repetidos y validación de n). Separamos el método de la solución, que tenía 88 líneas, en métodos cortos, y dejamos las clases de la solución sin atributos. Además, reorganizamos las pruebas en </w:t>
+      </w:r>
+      <w:proofErr w:type="spellStart"/>
+      <w:r>
+        <w:rPr>
+          <w:color w:val="000000"/>
+          <w:sz w:val="16"/>
+          <w:szCs w:val="16"/>
+          <w:lang w:val="es-MX"/>
+        </w:rPr>
+        <w:t>SlotMachineTest</w:t>
+      </w:r>
+      <w:proofErr w:type="spellEnd"/>
+      <w:r>
+        <w:rPr>
+          <w:color w:val="000000"/>
+          <w:sz w:val="16"/>
+          <w:szCs w:val="16"/>
+          <w:lang w:val="es-MX"/>
+        </w:rPr>
+        <w:t xml:space="preserve">, SlotMachineC2Test, SlotMachineCC2Test, </w:t>
+      </w:r>
+      <w:proofErr w:type="spellStart"/>
+      <w:r>
+        <w:rPr>
+          <w:color w:val="000000"/>
+          <w:sz w:val="16"/>
+          <w:szCs w:val="16"/>
+          <w:lang w:val="es-MX"/>
+        </w:rPr>
+        <w:t>SlotMachineContestTest</w:t>
+      </w:r>
+      <w:proofErr w:type="spellEnd"/>
+      <w:r>
+        <w:rPr>
+          <w:color w:val="000000"/>
+          <w:sz w:val="16"/>
+          <w:szCs w:val="16"/>
+          <w:lang w:val="es-MX"/>
+        </w:rPr>
+        <w:t xml:space="preserve"> y </w:t>
+      </w:r>
+      <w:proofErr w:type="spellStart"/>
+      <w:r>
+        <w:rPr>
+          <w:color w:val="000000"/>
+          <w:sz w:val="16"/>
+          <w:szCs w:val="16"/>
+          <w:lang w:val="es-MX"/>
+        </w:rPr>
+        <w:t>SlotMachineContestCTest</w:t>
+      </w:r>
+      <w:proofErr w:type="spellEnd"/>
+      <w:r>
+        <w:rPr>
+          <w:color w:val="000000"/>
+          <w:sz w:val="16"/>
+          <w:szCs w:val="16"/>
+          <w:lang w:val="es-MX"/>
+        </w:rPr>
+        <w:t>, y preparamos las pruebas de aceptación visibles.</w:t>
+      </w:r>
+    </w:p>
+    <w:p>
+      <w:pPr>
+        <w:pStyle w:val="Prrafodelista"/>
+        <w:widowControl w:val="0"/>
+        <w:pBdr>
+          <w:top w:val="nil"/>
+          <w:left w:val="nil"/>
+          <w:bottom w:val="nil"/>
+          <w:right w:val="nil"/>
+          <w:between w:val="nil"/>
+        </w:pBdr>
+        <w:spacing w:line="240" w:lineRule="auto"/>
+        <w:ind w:left="793"/>
+        <w:rPr>
+          <w:color w:val="000000"/>
+          <w:sz w:val="16"/>
+          <w:szCs w:val="16"/>
+          <w:lang w:val="es-MX"/>
+        </w:rPr>
+      </w:pPr>
+    </w:p>
+    <w:p>
+      <w:pPr>
+        <w:pStyle w:val="Prrafodelista"/>
+        <w:widowControl w:val="0"/>
+        <w:pBdr>
+          <w:top w:val="nil"/>
+          <w:left w:val="nil"/>
+          <w:bottom w:val="nil"/>
+          <w:right w:val="nil"/>
+          <w:between w:val="nil"/>
+        </w:pBdr>
+        <w:spacing w:line="240" w:lineRule="auto"/>
+        <w:ind w:left="793"/>
+        <w:rPr>
+          <w:color w:val="000000"/>
+          <w:sz w:val="16"/>
+          <w:szCs w:val="16"/>
+          <w:lang w:val="es-MX"/>
+        </w:rPr>
+      </w:pPr>
+      <w:r>
+        <w:rPr>
+          <w:color w:val="000000"/>
+          <w:sz w:val="16"/>
+          <w:szCs w:val="16"/>
+          <w:lang w:val="es-MX"/>
+        </w:rPr>
+        <w:t xml:space="preserve">¿Cuál es el estado actual del proyecto en términos de </w:t>
+      </w:r>
+      <w:proofErr w:type="spellStart"/>
+      <w:r>
+        <w:rPr>
+          <w:color w:val="000000"/>
+          <w:sz w:val="16"/>
+          <w:szCs w:val="16"/>
+          <w:lang w:val="es-MX"/>
+        </w:rPr>
+        <w:t>mini-ciclos</w:t>
+      </w:r>
+      <w:proofErr w:type="spellEnd"/>
+      <w:r>
+        <w:rPr>
+          <w:color w:val="000000"/>
+          <w:sz w:val="16"/>
+          <w:szCs w:val="16"/>
+          <w:lang w:val="es-MX"/>
+        </w:rPr>
+        <w:t>? ¿por qué?</w:t>
+      </w:r>
+    </w:p>
+    <w:p>
+      <w:pPr>
+        <w:pStyle w:val="Prrafodelista"/>
+        <w:widowControl w:val="0"/>
+        <w:pBdr>
+          <w:top w:val="nil"/>
+          <w:left w:val="nil"/>
+          <w:bottom w:val="nil"/>
+          <w:right w:val="nil"/>
+          <w:between w:val="nil"/>
+        </w:pBdr>
+        <w:spacing w:line="240" w:lineRule="auto"/>
+        <w:ind w:left="793"/>
+        <w:rPr>
+          <w:color w:val="000000"/>
+          <w:sz w:val="16"/>
+          <w:szCs w:val="16"/>
+          <w:lang w:val="es-MX"/>
+        </w:rPr>
+      </w:pPr>
+      <w:r>
+        <w:rPr>
+          <w:color w:val="000000"/>
+          <w:sz w:val="16"/>
+          <w:szCs w:val="16"/>
+          <w:lang w:val="es-MX"/>
+        </w:rPr>
+        <w:t xml:space="preserve">· El proyecto está terminado: completamos los cinco </w:t>
+      </w:r>
+      <w:proofErr w:type="spellStart"/>
+      <w:r>
+        <w:rPr>
+          <w:color w:val="000000"/>
+          <w:sz w:val="16"/>
+          <w:szCs w:val="16"/>
+          <w:lang w:val="es-MX"/>
+        </w:rPr>
+        <w:t>mini-ciclos</w:t>
+      </w:r>
+      <w:proofErr w:type="spellEnd"/>
+      <w:r>
+        <w:rPr>
+          <w:color w:val="000000"/>
+          <w:sz w:val="16"/>
+          <w:szCs w:val="16"/>
+          <w:lang w:val="es-MX"/>
+        </w:rPr>
+        <w:t xml:space="preserve"> del ciclo 3. La máquina resuelve el problema de la maratón de dos formas: con </w:t>
+      </w:r>
+      <w:proofErr w:type="spellStart"/>
+      <w:r>
+        <w:rPr>
+          <w:color w:val="000000"/>
+          <w:sz w:val="16"/>
+          <w:szCs w:val="16"/>
+          <w:lang w:val="es-MX"/>
+        </w:rPr>
+        <w:t>SlotMachineContest</w:t>
+      </w:r>
+      <w:proofErr w:type="spellEnd"/>
+      <w:r>
+        <w:rPr>
+          <w:color w:val="000000"/>
+          <w:sz w:val="16"/>
+          <w:szCs w:val="16"/>
+          <w:lang w:val="es-MX"/>
+        </w:rPr>
+        <w:t>, que cumple las reglas de la guía, y con SlotMachineContest2, que es más rápida. Además, corregimos los problemas heredados de los ciclos 1 y 2, y todas las pruebas de unidad pasan para cualquier tamaño de máquina entre 3 y 50.</w:t>
+      </w:r>
+    </w:p>
+    <w:p>
+      <w:pPr>
+        <w:pStyle w:val="Prrafodelista"/>
+        <w:widowControl w:val="0"/>
+        <w:pBdr>
+          <w:top w:val="nil"/>
+          <w:left w:val="nil"/>
+          <w:bottom w:val="nil"/>
+          <w:right w:val="nil"/>
+          <w:between w:val="nil"/>
+        </w:pBdr>
+        <w:spacing w:line="240" w:lineRule="auto"/>
+        <w:ind w:left="793"/>
+        <w:rPr>
+          <w:color w:val="000000"/>
+          <w:sz w:val="16"/>
+          <w:szCs w:val="16"/>
+          <w:lang w:val="es-MX"/>
+        </w:rPr>
+      </w:pPr>
+    </w:p>
+    <w:p>
+      <w:pPr>
+        <w:pStyle w:val="Prrafodelista"/>
+        <w:widowControl w:val="0"/>
+        <w:pBdr>
+          <w:top w:val="nil"/>
+          <w:left w:val="nil"/>
+          <w:bottom w:val="nil"/>
+          <w:right w:val="nil"/>
+          <w:between w:val="nil"/>
+        </w:pBdr>
+        <w:spacing w:line="240" w:lineRule="auto"/>
+        <w:ind w:left="793"/>
+        <w:rPr>
+          <w:color w:val="000000"/>
+          <w:sz w:val="16"/>
+          <w:szCs w:val="16"/>
+          <w:lang w:val="es-MX"/>
+        </w:rPr>
+      </w:pPr>
+      <w:r>
+        <w:rPr>
+          <w:color w:val="000000"/>
+          <w:sz w:val="16"/>
+          <w:szCs w:val="16"/>
+          <w:lang w:val="es-MX"/>
+        </w:rPr>
+        <w:t>¿Cuál fue el tiempo total invertido por cada uno de ustedes? (Horas/Hombre)</w:t>
+      </w:r>
+    </w:p>
+    <w:p>
+      <w:pPr>
+        <w:pStyle w:val="Prrafodelista"/>
+        <w:widowControl w:val="0"/>
+        <w:numPr>
+          <w:ilvl w:val="0"/>
+          <w:numId w:val="21"/>
+        </w:numPr>
+        <w:pBdr>
+          <w:top w:val="nil"/>
+          <w:left w:val="nil"/>
+          <w:bottom w:val="nil"/>
+          <w:right w:val="nil"/>
+          <w:between w:val="nil"/>
+        </w:pBdr>
+        <w:spacing w:line="240" w:lineRule="auto"/>
+        <w:rPr>
+          <w:color w:val="000000"/>
+          <w:sz w:val="16"/>
+          <w:szCs w:val="16"/>
+          <w:lang w:val="es-MX"/>
+        </w:rPr>
+      </w:pPr>
+      <w:r>
+        <w:rPr>
+          <w:color w:val="000000"/>
+          <w:sz w:val="16"/>
+          <w:szCs w:val="16"/>
+          <w:lang w:val="es-MX"/>
+        </w:rPr>
+        <w:t>·Valentina 15 horas</w:t>
+      </w:r>
+    </w:p>
+    <w:p>
+      <w:pPr>
+        <w:pStyle w:val="Prrafodelista"/>
+        <w:widowControl w:val="0"/>
+        <w:numPr>
+          <w:ilvl w:val="0"/>
+          <w:numId w:val="21"/>
+        </w:numPr>
+        <w:pBdr>
+          <w:top w:val="nil"/>
+          <w:left w:val="nil"/>
+          <w:bottom w:val="nil"/>
+          <w:right w:val="nil"/>
+          <w:between w:val="nil"/>
+        </w:pBdr>
+        <w:spacing w:line="240" w:lineRule="auto"/>
+        <w:rPr>
+          <w:color w:val="000000"/>
+          <w:sz w:val="16"/>
+          <w:szCs w:val="16"/>
+          <w:lang w:val="es-MX"/>
+        </w:rPr>
+      </w:pPr>
+      <w:r>
+        <w:rPr>
+          <w:color w:val="000000"/>
+          <w:sz w:val="16"/>
+          <w:szCs w:val="16"/>
+          <w:lang w:val="es-MX"/>
+        </w:rPr>
+        <w:t xml:space="preserve">Cristian </w:t>
+      </w:r>
+      <w:r>
+        <w:rPr>
+          <w:color w:val="000000"/>
+          <w:sz w:val="16"/>
+          <w:szCs w:val="16"/>
+          <w:lang w:val="es-MX"/>
+        </w:rPr>
+        <w:t>9</w:t>
+      </w:r>
+      <w:r>
+        <w:rPr>
+          <w:color w:val="000000"/>
+          <w:sz w:val="16"/>
+          <w:szCs w:val="16"/>
+          <w:lang w:val="es-MX"/>
+        </w:rPr>
+        <w:t xml:space="preserve"> horas</w:t>
+      </w:r>
+    </w:p>
+    <w:p>
+      <w:pPr>
+        <w:pStyle w:val="Prrafodelista"/>
+        <w:widowControl w:val="0"/>
+        <w:pBdr>
+          <w:top w:val="nil"/>
+          <w:left w:val="nil"/>
+          <w:bottom w:val="nil"/>
+          <w:right w:val="nil"/>
+          <w:between w:val="nil"/>
+        </w:pBdr>
+        <w:spacing w:line="240" w:lineRule="auto"/>
+        <w:ind w:left="793"/>
+        <w:rPr>
+          <w:color w:val="000000"/>
+          <w:sz w:val="16"/>
+          <w:szCs w:val="16"/>
+          <w:lang w:val="es-MX"/>
+        </w:rPr>
+      </w:pPr>
+    </w:p>
+    <w:p>
+      <w:pPr>
+        <w:pStyle w:val="Prrafodelista"/>
+        <w:widowControl w:val="0"/>
+        <w:pBdr>
+          <w:top w:val="nil"/>
+          <w:left w:val="nil"/>
+          <w:bottom w:val="nil"/>
+          <w:right w:val="nil"/>
+          <w:between w:val="nil"/>
+        </w:pBdr>
+        <w:spacing w:line="240" w:lineRule="auto"/>
+        <w:ind w:left="793"/>
+        <w:rPr>
+          <w:color w:val="000000"/>
+          <w:sz w:val="16"/>
+          <w:szCs w:val="16"/>
+          <w:lang w:val="es-MX"/>
+        </w:rPr>
+      </w:pPr>
+      <w:r>
+        <w:rPr>
+          <w:color w:val="000000"/>
+          <w:sz w:val="16"/>
+          <w:szCs w:val="16"/>
+          <w:lang w:val="es-MX"/>
+        </w:rPr>
+        <w:t>¿Cuál consideran fue el mayor logro? ¿Por qué?</w:t>
+      </w:r>
+    </w:p>
+    <w:p>
+      <w:pPr>
+        <w:pStyle w:val="Prrafodelista"/>
+        <w:widowControl w:val="0"/>
+        <w:numPr>
+          <w:ilvl w:val="0"/>
+          <w:numId w:val="22"/>
+        </w:numPr>
+        <w:pBdr>
+          <w:top w:val="nil"/>
+          <w:left w:val="nil"/>
+          <w:bottom w:val="nil"/>
+          <w:right w:val="nil"/>
+          <w:between w:val="nil"/>
+        </w:pBdr>
+        <w:spacing w:line="240" w:lineRule="auto"/>
+        <w:rPr>
+          <w:color w:val="000000"/>
+          <w:sz w:val="16"/>
+          <w:szCs w:val="16"/>
+          <w:lang w:val="es-MX"/>
+        </w:rPr>
+      </w:pPr>
+      <w:r>
+        <w:rPr>
+          <w:color w:val="000000"/>
+          <w:sz w:val="16"/>
+          <w:szCs w:val="16"/>
+          <w:lang w:val="es-MX"/>
+        </w:rPr>
+        <w:t>·El mayor logro fue que la máquina resuelva el problema de la maratón y que, al mismo tiempo, el diseño quedara fácil de extender. Al corregir el código de los ciclos anteriores era muy posible que el problema de la maratón nos tomara más tiempo o que no supiéramos cómo implementarlo sobre el diseño antiguo. Al final, agregar la segunda solución solo nos obligó a crear una clase nueva y redefinir un método, sin tocar lo que ya funcionaba.</w:t>
+      </w:r>
+    </w:p>
+    <w:p>
+      <w:pPr>
+        <w:pStyle w:val="Prrafodelista"/>
+        <w:widowControl w:val="0"/>
+        <w:pBdr>
+          <w:top w:val="nil"/>
+          <w:left w:val="nil"/>
+          <w:bottom w:val="nil"/>
+          <w:right w:val="nil"/>
+          <w:between w:val="nil"/>
+        </w:pBdr>
+        <w:spacing w:line="240" w:lineRule="auto"/>
+        <w:ind w:left="793"/>
+        <w:rPr>
+          <w:color w:val="000000"/>
+          <w:sz w:val="16"/>
+          <w:szCs w:val="16"/>
+          <w:lang w:val="es-MX"/>
+        </w:rPr>
+      </w:pPr>
+    </w:p>
+    <w:p>
+      <w:pPr>
+        <w:pStyle w:val="Prrafodelista"/>
+        <w:widowControl w:val="0"/>
+        <w:pBdr>
+          <w:top w:val="nil"/>
+          <w:left w:val="nil"/>
+          <w:bottom w:val="nil"/>
+          <w:right w:val="nil"/>
+          <w:between w:val="nil"/>
+        </w:pBdr>
+        <w:spacing w:line="240" w:lineRule="auto"/>
+        <w:ind w:left="793"/>
+        <w:rPr>
+          <w:color w:val="000000"/>
+          <w:sz w:val="16"/>
+          <w:szCs w:val="16"/>
+          <w:lang w:val="es-MX"/>
+        </w:rPr>
+      </w:pPr>
+      <w:r>
+        <w:rPr>
+          <w:color w:val="000000"/>
+          <w:sz w:val="16"/>
+          <w:szCs w:val="16"/>
+          <w:lang w:val="es-MX"/>
+        </w:rPr>
+        <w:t>¿Cuál consideran que fue el mayor problema técnico? ¿Qué hicieron para resolverlo?</w:t>
+      </w:r>
+    </w:p>
+    <w:p>
+      <w:pPr>
+        <w:pStyle w:val="Prrafodelista"/>
+        <w:widowControl w:val="0"/>
+        <w:numPr>
+          <w:ilvl w:val="0"/>
+          <w:numId w:val="22"/>
+        </w:numPr>
+        <w:pBdr>
+          <w:top w:val="nil"/>
+          <w:left w:val="nil"/>
+          <w:bottom w:val="nil"/>
+          <w:right w:val="nil"/>
+          <w:between w:val="nil"/>
+        </w:pBdr>
+        <w:spacing w:line="240" w:lineRule="auto"/>
+        <w:rPr>
+          <w:color w:val="000000"/>
+          <w:sz w:val="16"/>
+          <w:szCs w:val="16"/>
+          <w:lang w:val="es-MX"/>
+        </w:rPr>
+      </w:pPr>
+      <w:r>
+        <w:rPr>
+          <w:color w:val="000000"/>
+          <w:sz w:val="16"/>
+          <w:szCs w:val="16"/>
+          <w:lang w:val="es-MX"/>
+        </w:rPr>
+        <w:t xml:space="preserve">El mayor problema técnico fue resolver la máquina sin poder ver los colores, porque la guía solo permitía usar </w:t>
+      </w:r>
+      <w:proofErr w:type="spellStart"/>
+      <w:r>
+        <w:rPr>
+          <w:color w:val="000000"/>
+          <w:sz w:val="16"/>
+          <w:szCs w:val="16"/>
+          <w:lang w:val="es-MX"/>
+        </w:rPr>
+        <w:t>SlotMachine</w:t>
+      </w:r>
+      <w:proofErr w:type="spellEnd"/>
+      <w:r>
+        <w:rPr>
+          <w:color w:val="000000"/>
+          <w:sz w:val="16"/>
+          <w:szCs w:val="16"/>
+          <w:lang w:val="es-MX"/>
+        </w:rPr>
+        <w:t>(n), spin(</w:t>
+      </w:r>
+      <w:proofErr w:type="spellStart"/>
+      <w:r>
+        <w:rPr>
+          <w:color w:val="000000"/>
+          <w:sz w:val="16"/>
+          <w:szCs w:val="16"/>
+          <w:lang w:val="es-MX"/>
+        </w:rPr>
+        <w:t>wheel</w:t>
+      </w:r>
+      <w:proofErr w:type="spellEnd"/>
+      <w:r>
+        <w:rPr>
+          <w:color w:val="000000"/>
+          <w:sz w:val="16"/>
+          <w:szCs w:val="16"/>
+          <w:lang w:val="es-MX"/>
+        </w:rPr>
+        <w:t xml:space="preserve">, </w:t>
+      </w:r>
+      <w:proofErr w:type="spellStart"/>
+      <w:r>
+        <w:rPr>
+          <w:color w:val="000000"/>
+          <w:sz w:val="16"/>
+          <w:szCs w:val="16"/>
+          <w:lang w:val="es-MX"/>
+        </w:rPr>
+        <w:t>steps</w:t>
+      </w:r>
+      <w:proofErr w:type="spellEnd"/>
+      <w:r>
+        <w:rPr>
+          <w:color w:val="000000"/>
+          <w:sz w:val="16"/>
+          <w:szCs w:val="16"/>
+          <w:lang w:val="es-MX"/>
+        </w:rPr>
+        <w:t xml:space="preserve">) y </w:t>
+      </w:r>
+      <w:proofErr w:type="spellStart"/>
+      <w:r>
+        <w:rPr>
+          <w:color w:val="000000"/>
+          <w:sz w:val="16"/>
+          <w:szCs w:val="16"/>
+          <w:lang w:val="es-MX"/>
+        </w:rPr>
+        <w:t>distinctSymbols</w:t>
+      </w:r>
+      <w:proofErr w:type="spellEnd"/>
+      <w:r>
+        <w:rPr>
+          <w:color w:val="000000"/>
+          <w:sz w:val="16"/>
+          <w:szCs w:val="16"/>
+          <w:lang w:val="es-MX"/>
+        </w:rPr>
+        <w:t>(). Lo resolvimos con un algoritmo que gira una rueda a la vez y observa si el número de colores distintos sube o baja. Así se identifica un color que ninguna otra rueda muestra, y luego se busca ese mismo color en cada rueda cruzando dos exploraciones. Esta solución funcionaba, pero era muy pesada. Por eso, con permiso de la profesora, hicimos una segunda solución en SlotMachineContest2 que sí puede leer los colores y no necesita explorar.</w:t>
+      </w:r>
+    </w:p>
+    <w:p>
+      <w:pPr>
+        <w:pStyle w:val="Prrafodelista"/>
+        <w:widowControl w:val="0"/>
         <w:pBdr>
           <w:top w:val="nil"/>
           <w:left w:val="nil"/>
@@ -6537,149 +7162,11 @@
           <w:szCs w:val="16"/>
         </w:rPr>
       </w:pPr>
-      <w:proofErr w:type="spellStart"/>
-      <w:r>
-        <w:rPr>
-          <w:color w:val="000000"/>
-          <w:sz w:val="16"/>
-          <w:szCs w:val="16"/>
-        </w:rPr>
-        <w:t>Mini-ciclo</w:t>
-      </w:r>
-      <w:proofErr w:type="spellEnd"/>
-      <w:r>
-        <w:rPr>
-          <w:color w:val="000000"/>
-          <w:sz w:val="16"/>
-          <w:szCs w:val="16"/>
-        </w:rPr>
-        <w:t xml:space="preserve"> 4</w:t>
-      </w:r>
-      <w:r>
-        <w:rPr>
-          <w:color w:val="000000"/>
-          <w:sz w:val="16"/>
-          <w:szCs w:val="16"/>
-        </w:rPr>
-        <w:t xml:space="preserve">: </w:t>
-      </w:r>
-      <w:proofErr w:type="spellStart"/>
-      <w:r>
-        <w:rPr>
-          <w:color w:val="000000"/>
-          <w:sz w:val="16"/>
-          <w:szCs w:val="16"/>
-        </w:rPr>
-        <w:t>Refactoring</w:t>
-      </w:r>
-      <w:proofErr w:type="spellEnd"/>
-      <w:r>
-        <w:rPr>
-          <w:color w:val="000000"/>
-          <w:sz w:val="16"/>
-          <w:szCs w:val="16"/>
-        </w:rPr>
-        <w:t xml:space="preserve"> y pruebas corrección de errores heredados de los ciclos 1 y 2 (</w:t>
-      </w:r>
-      <w:proofErr w:type="gramStart"/>
-      <w:r>
-        <w:rPr>
-          <w:color w:val="000000"/>
-          <w:sz w:val="16"/>
-          <w:szCs w:val="16"/>
-        </w:rPr>
-        <w:t>ok(</w:t>
-      </w:r>
-      <w:proofErr w:type="gramEnd"/>
-      <w:r>
-        <w:rPr>
-          <w:color w:val="000000"/>
-          <w:sz w:val="16"/>
-          <w:szCs w:val="16"/>
-        </w:rPr>
-        <w:t xml:space="preserve">), mensajes con </w:t>
-      </w:r>
-      <w:proofErr w:type="spellStart"/>
-      <w:r>
-        <w:rPr>
-          <w:color w:val="000000"/>
-          <w:sz w:val="16"/>
-          <w:szCs w:val="16"/>
-        </w:rPr>
-        <w:t>JOptionPane</w:t>
-      </w:r>
-      <w:proofErr w:type="spellEnd"/>
-      <w:r>
-        <w:rPr>
-          <w:color w:val="000000"/>
-          <w:sz w:val="16"/>
-          <w:szCs w:val="16"/>
-        </w:rPr>
-        <w:t xml:space="preserve">, borrado del </w:t>
-      </w:r>
-      <w:proofErr w:type="spellStart"/>
-      <w:r>
-        <w:rPr>
-          <w:color w:val="000000"/>
-          <w:sz w:val="16"/>
-          <w:szCs w:val="16"/>
-        </w:rPr>
-        <w:t>Canvas</w:t>
-      </w:r>
-      <w:proofErr w:type="spellEnd"/>
-      <w:r>
-        <w:rPr>
-          <w:color w:val="000000"/>
-          <w:sz w:val="16"/>
-          <w:szCs w:val="16"/>
-        </w:rPr>
-        <w:t xml:space="preserve">, giro paso a paso, ruedas al agregar y eliminar, símbolos repetidos y validación de n). Además, reorganización de las pruebas en </w:t>
-      </w:r>
-      <w:proofErr w:type="spellStart"/>
-      <w:r>
-        <w:rPr>
-          <w:color w:val="000000"/>
-          <w:sz w:val="16"/>
-          <w:szCs w:val="16"/>
-        </w:rPr>
-        <w:t>SlotMachineTest</w:t>
-      </w:r>
-      <w:proofErr w:type="spellEnd"/>
-      <w:r>
-        <w:rPr>
-          <w:color w:val="000000"/>
-          <w:sz w:val="16"/>
-          <w:szCs w:val="16"/>
-        </w:rPr>
-        <w:t xml:space="preserve">, SlotMachineC2Test y </w:t>
-      </w:r>
-      <w:proofErr w:type="spellStart"/>
-      <w:r>
-        <w:rPr>
-          <w:color w:val="000000"/>
-          <w:sz w:val="16"/>
-          <w:szCs w:val="16"/>
-        </w:rPr>
-        <w:t>SlotMachineContestTest</w:t>
-      </w:r>
-      <w:proofErr w:type="spellEnd"/>
-      <w:r>
-        <w:rPr>
-          <w:color w:val="000000"/>
-          <w:sz w:val="16"/>
-          <w:szCs w:val="16"/>
-        </w:rPr>
-        <w:t>, y pruebas de aceptación visibles</w:t>
-      </w:r>
-    </w:p>
-    <w:p>
-      <w:pPr>
-        <w:pStyle w:val="ListParagraph"/>
-        <w:widowControl w:val="0"/>
-        <w:numPr>
-          <w:ilvl w:val="0"/>
-          <w:numId w:val="14"/>
-        </w:numPr>
+    </w:p>
+    <w:p>
+      <w:pPr>
+        <w:pStyle w:val="Prrafodelista"/>
+        <w:widowControl w:val="0"/>
         <w:pBdr>
           <w:top w:val="nil"/>
           <w:left w:val="nil"/>
@@ -6701,30 +7188,12 @@
           <w:sz w:val="16"/>
           <w:szCs w:val="16"/>
         </w:rPr>
-        <w:t xml:space="preserve">¿Cuál es el estado actual del proyecto en términos de </w:t>
-      </w:r>
-      <w:proofErr w:type="spellStart"/>
-      <w:r>
-        <w:rPr>
-          <w:color w:val="000000"/>
-          <w:sz w:val="16"/>
-          <w:szCs w:val="16"/>
-        </w:rPr>
-        <w:t>mini-ciclos</w:t>
-      </w:r>
-      <w:proofErr w:type="spellEnd"/>
-      <w:r>
-        <w:rPr>
-          <w:color w:val="000000"/>
-          <w:sz w:val="16"/>
-          <w:szCs w:val="16"/>
-        </w:rPr>
-        <w:t xml:space="preserve">? ¿por qué? </w:t>
-      </w:r>
-    </w:p>
-    <w:p>
-      <w:pPr>
-        <w:pStyle w:val="ListParagraph"/>
+        <w:t xml:space="preserve">¿Qué hicieron bien como equipo? ¿Qué se comprometen a hacer para mejorar los resultados? </w:t>
+      </w:r>
+    </w:p>
+    <w:p>
+      <w:pPr>
+        <w:pStyle w:val="Prrafodelista"/>
         <w:widowControl w:val="0"/>
         <w:numPr>
           <w:ilvl w:val="0"/>
@@ -6750,54 +7219,40 @@
           <w:sz w:val="16"/>
           <w:szCs w:val="16"/>
         </w:rPr>
-        <w:t xml:space="preserve">La máquina resuelve el problema de la maratón de programación, se corrigieron los problemas heredados de los ciclos 1 y 2, se </w:t>
-      </w:r>
-      <w:r>
-        <w:rPr>
-          <w:color w:val="000000"/>
-          <w:sz w:val="16"/>
-          <w:szCs w:val="16"/>
-        </w:rPr>
-        <w:t>completó</w:t>
-      </w:r>
-      <w:r>
-        <w:rPr>
-          <w:color w:val="000000"/>
-          <w:sz w:val="16"/>
-          <w:szCs w:val="16"/>
-        </w:rPr>
-        <w:t xml:space="preserve"> a cabalidad todos los </w:t>
-      </w:r>
-      <w:proofErr w:type="spellStart"/>
-      <w:r>
-        <w:rPr>
-          <w:color w:val="000000"/>
-          <w:sz w:val="16"/>
-          <w:szCs w:val="16"/>
-        </w:rPr>
-        <w:t>mini-ciclos</w:t>
-      </w:r>
-      <w:proofErr w:type="spellEnd"/>
-      <w:r>
-        <w:rPr>
-          <w:color w:val="000000"/>
-          <w:sz w:val="16"/>
-          <w:szCs w:val="16"/>
-        </w:rPr>
-        <w:t xml:space="preserve"> del ciclo 3 y se implementaron correctamente</w:t>
-      </w:r>
-      <w:r>
-        <w:rPr>
-          <w:color w:val="000000"/>
-          <w:sz w:val="16"/>
-          <w:szCs w:val="16"/>
-        </w:rPr>
-        <w:t xml:space="preserve">. </w:t>
-      </w:r>
-    </w:p>
-    <w:p>
-      <w:pPr>
-        <w:pStyle w:val="ListParagraph"/>
+        <w:t xml:space="preserve">Como </w:t>
+      </w:r>
+      <w:r>
+        <w:rPr>
+          <w:color w:val="000000"/>
+          <w:sz w:val="16"/>
+          <w:szCs w:val="16"/>
+        </w:rPr>
+        <w:t>equipo desarrollamos adecuadamente juntos las correcciones que se nos plantearon en cada ciclo, se continuo con la comunicación para terminar de ajustar métodos y de implementar el simulador, creemos que es valioso que los dos hagan sus partes y explique de forma detallada como se realizó ya que a veces se pueden confundir ideas y si no se comunican los cambios que se realizan el código o el diseño pueden fallar.</w:t>
+      </w:r>
+    </w:p>
+    <w:p>
+      <w:pPr>
+        <w:pStyle w:val="Prrafodelista"/>
+        <w:widowControl w:val="0"/>
+        <w:pBdr>
+          <w:top w:val="nil"/>
+          <w:left w:val="nil"/>
+          <w:bottom w:val="nil"/>
+          <w:right w:val="nil"/>
+          <w:between w:val="nil"/>
+        </w:pBdr>
+        <w:spacing w:before="7" w:line="240" w:lineRule="auto"/>
+        <w:ind w:left="1513"/>
+        <w:rPr>
+          <w:color w:val="000000"/>
+          <w:sz w:val="16"/>
+          <w:szCs w:val="16"/>
+        </w:rPr>
+      </w:pPr>
+    </w:p>
+    <w:p>
+      <w:pPr>
+        <w:pStyle w:val="Prrafodelista"/>
         <w:widowControl w:val="0"/>
         <w:pBdr>
           <w:top w:val="nil"/>
@@ -6820,12 +7275,12 @@
           <w:sz w:val="16"/>
           <w:szCs w:val="16"/>
         </w:rPr>
-        <w:t xml:space="preserve">¿Cuál fue el tiempo total invertido por cada uno de ustedes? (Horas/Hombre) </w:t>
-      </w:r>
-    </w:p>
-    <w:p>
-      <w:pPr>
-        <w:pStyle w:val="ListParagraph"/>
+        <w:t xml:space="preserve">Considerando las prácticas XP incluidas en los laboratorios. ¿cuál fue la más útil? ¿por qué? </w:t>
+      </w:r>
+    </w:p>
+    <w:p>
+      <w:pPr>
+        <w:pStyle w:val="Prrafodelista"/>
         <w:widowControl w:val="0"/>
         <w:numPr>
           <w:ilvl w:val="0"/>
@@ -6851,33 +7306,65 @@
           <w:sz w:val="16"/>
           <w:szCs w:val="16"/>
         </w:rPr>
-        <w:t xml:space="preserve">Valentina </w:t>
-      </w:r>
-      <w:r>
-        <w:rPr>
-          <w:color w:val="000000"/>
-          <w:sz w:val="16"/>
-          <w:szCs w:val="16"/>
-        </w:rPr>
-        <w:t>15</w:t>
-      </w:r>
-      <w:r>
-        <w:rPr>
-          <w:color w:val="000000"/>
-          <w:sz w:val="16"/>
-          <w:szCs w:val="16"/>
-        </w:rPr>
-        <w:t xml:space="preserve"> horas </w:t>
-      </w:r>
-    </w:p>
-    <w:p>
-      <w:pPr>
-        <w:pStyle w:val="ListParagraph"/>
-        <w:widowControl w:val="0"/>
-        <w:numPr>
-          <w:ilvl w:val="0"/>
-          <w:numId w:val="2"/>
-        </w:numPr>
+        <w:t>La práctica más útil fue trabajar en mini ciclos porque permitió desarrollar el proyecto paso a paso probando cada funcionalidad y permitiendo corregir los diferentes errores que se presentaban antes de seguir al siguiente ciclo</w:t>
+      </w:r>
+      <w:r>
+        <w:rPr>
+          <w:color w:val="000000"/>
+          <w:sz w:val="16"/>
+          <w:szCs w:val="16"/>
+        </w:rPr>
+        <w:t xml:space="preserve">, junto con </w:t>
+      </w:r>
+      <w:proofErr w:type="spellStart"/>
+      <w:r>
+        <w:rPr>
+          <w:color w:val="000000"/>
+          <w:sz w:val="16"/>
+          <w:szCs w:val="16"/>
+        </w:rPr>
+        <w:t>pair</w:t>
+      </w:r>
+      <w:proofErr w:type="spellEnd"/>
+      <w:r>
+        <w:rPr>
+          <w:color w:val="000000"/>
+          <w:sz w:val="16"/>
+          <w:szCs w:val="16"/>
+        </w:rPr>
+        <w:t xml:space="preserve"> </w:t>
+      </w:r>
+      <w:proofErr w:type="spellStart"/>
+      <w:r>
+        <w:rPr>
+          <w:color w:val="000000"/>
+          <w:sz w:val="16"/>
+          <w:szCs w:val="16"/>
+        </w:rPr>
+        <w:t>programing</w:t>
+      </w:r>
+      <w:proofErr w:type="spellEnd"/>
+      <w:r>
+        <w:rPr>
+          <w:color w:val="000000"/>
+          <w:sz w:val="16"/>
+          <w:szCs w:val="16"/>
+        </w:rPr>
+        <w:t xml:space="preserve"> ya que cuando se realizaron las correcciones hacerlas los dos en el mismo lugar pendientes de que cambiaba ayuda a que se comprenda que cambia y por qué.</w:t>
+      </w:r>
+      <w:r>
+        <w:rPr>
+          <w:color w:val="000000"/>
+          <w:sz w:val="16"/>
+          <w:szCs w:val="16"/>
+        </w:rPr>
+        <w:t xml:space="preserve"> </w:t>
+      </w:r>
+    </w:p>
+    <w:p>
+      <w:pPr>
+        <w:pStyle w:val="Prrafodelista"/>
+        <w:widowControl w:val="0"/>
         <w:pBdr>
           <w:top w:val="nil"/>
           <w:left w:val="nil"/>
@@ -6892,314 +7379,10 @@
           <w:szCs w:val="16"/>
         </w:rPr>
       </w:pPr>
-      <w:r>
-        <w:rPr>
-          <w:color w:val="000000"/>
-          <w:sz w:val="16"/>
-          <w:szCs w:val="16"/>
-        </w:rPr>
-        <w:t xml:space="preserve">Cristian   </w:t>
-      </w:r>
-      <w:r>
-        <w:rPr>
-          <w:color w:val="000000"/>
-          <w:sz w:val="16"/>
-          <w:szCs w:val="16"/>
-        </w:rPr>
-        <w:t xml:space="preserve">15 </w:t>
-      </w:r>
-      <w:r>
-        <w:rPr>
-          <w:color w:val="000000"/>
-          <w:sz w:val="16"/>
-          <w:szCs w:val="16"/>
-        </w:rPr>
-        <w:t xml:space="preserve">horas </w:t>
-      </w:r>
-    </w:p>
-    <w:p>
-      <w:pPr>
-        <w:pStyle w:val="ListParagraph"/>
-        <w:widowControl w:val="0"/>
-        <w:pBdr>
-          <w:top w:val="nil"/>
-          <w:left w:val="nil"/>
-          <w:bottom w:val="nil"/>
-          <w:right w:val="nil"/>
-          <w:between w:val="nil"/>
-        </w:pBdr>
-        <w:spacing w:before="7" w:line="240" w:lineRule="auto"/>
-        <w:ind w:left="1153"/>
-        <w:rPr>
-          <w:color w:val="000000"/>
-          <w:sz w:val="16"/>
-          <w:szCs w:val="16"/>
-        </w:rPr>
-      </w:pPr>
-    </w:p>
-    <w:p>
-      <w:pPr>
-        <w:pStyle w:val="ListParagraph"/>
-        <w:widowControl w:val="0"/>
-        <w:pBdr>
-          <w:top w:val="nil"/>
-          <w:left w:val="nil"/>
-          <w:bottom w:val="nil"/>
-          <w:right w:val="nil"/>
-          <w:between w:val="nil"/>
-        </w:pBdr>
-        <w:spacing w:before="7" w:line="240" w:lineRule="auto"/>
-        <w:ind w:left="793"/>
-        <w:rPr>
-          <w:color w:val="000000"/>
-          <w:sz w:val="16"/>
-          <w:szCs w:val="16"/>
-        </w:rPr>
-      </w:pPr>
-      <w:r>
-        <w:rPr>
-          <w:color w:val="000000"/>
-          <w:sz w:val="16"/>
-          <w:szCs w:val="16"/>
-        </w:rPr>
-        <w:t xml:space="preserve">¿Cuál consideran fue el mayor logro? ¿Por qué? </w:t>
-      </w:r>
-    </w:p>
-    <w:p>
-      <w:pPr>
-        <w:pStyle w:val="ListParagraph"/>
-        <w:widowControl w:val="0"/>
-        <w:numPr>
-          <w:ilvl w:val="0"/>
-          <w:numId w:val="2"/>
-        </w:numPr>
-        <w:pBdr>
-          <w:top w:val="nil"/>
-          <w:left w:val="nil"/>
-          <w:bottom w:val="nil"/>
-          <w:right w:val="nil"/>
-          <w:between w:val="nil"/>
-        </w:pBdr>
-        <w:spacing w:before="7" w:line="240" w:lineRule="auto"/>
-        <w:rPr>
-          <w:color w:val="000000"/>
-          <w:sz w:val="16"/>
-          <w:szCs w:val="16"/>
-        </w:rPr>
-      </w:pPr>
-      <w:r>
-        <w:rPr>
-          <w:color w:val="000000"/>
-          <w:sz w:val="16"/>
-          <w:szCs w:val="16"/>
-        </w:rPr>
-        <w:t xml:space="preserve">Tanto corregir el proyecto como desarrollar de forma adecuada el problema de la </w:t>
-      </w:r>
-      <w:r>
-        <w:rPr>
-          <w:color w:val="000000"/>
-          <w:sz w:val="16"/>
-          <w:szCs w:val="16"/>
-        </w:rPr>
-        <w:t xml:space="preserve">maratón de programación </w:t>
-      </w:r>
-      <w:r>
-        <w:rPr>
-          <w:color w:val="000000"/>
-          <w:sz w:val="16"/>
-          <w:szCs w:val="16"/>
-        </w:rPr>
-        <w:t xml:space="preserve">fueron retos considerables, consideramos que lograr que las correcciones y que </w:t>
-      </w:r>
-      <w:r>
-        <w:rPr>
-          <w:color w:val="000000"/>
-          <w:sz w:val="16"/>
-          <w:szCs w:val="16"/>
-        </w:rPr>
-        <w:t>el código para resolver el problema del hackathon funcione</w:t>
-      </w:r>
-      <w:r>
-        <w:rPr>
-          <w:color w:val="000000"/>
-          <w:sz w:val="16"/>
-          <w:szCs w:val="16"/>
-        </w:rPr>
-        <w:t xml:space="preserve"> fueron logros importantes, ya que al hacer las correcciones en código era muy posible que el problema del hackathon nos tomara más tiempo y no comprendiéramos como implementarlo al antiguo </w:t>
-      </w:r>
-      <w:r>
-        <w:rPr>
-          <w:color w:val="000000"/>
-          <w:sz w:val="16"/>
-          <w:szCs w:val="16"/>
-        </w:rPr>
-        <w:t>diseño.</w:t>
-      </w:r>
-    </w:p>
-    <w:p>
-      <w:pPr>
-        <w:widowControl w:val="0"/>
-        <w:pBdr>
-          <w:top w:val="nil"/>
-          <w:left w:val="nil"/>
-          <w:bottom w:val="nil"/>
-          <w:right w:val="nil"/>
-          <w:between w:val="nil"/>
-        </w:pBdr>
-        <w:spacing w:before="7" w:line="240" w:lineRule="auto"/>
-        <w:ind w:left="422"/>
-        <w:rPr>
-          <w:color w:val="000000"/>
-          <w:sz w:val="16"/>
-          <w:szCs w:val="16"/>
-        </w:rPr>
-      </w:pPr>
-    </w:p>
-    <w:p>
-      <w:pPr>
-        <w:pStyle w:val="ListParagraph"/>
-        <w:widowControl w:val="0"/>
-        <w:pBdr>
-          <w:top w:val="nil"/>
-          <w:left w:val="nil"/>
-          <w:bottom w:val="nil"/>
-          <w:right w:val="nil"/>
-          <w:between w:val="nil"/>
-        </w:pBdr>
-        <w:spacing w:before="7" w:line="240" w:lineRule="auto"/>
-        <w:ind w:left="793"/>
-        <w:rPr>
-          <w:color w:val="000000"/>
-          <w:sz w:val="16"/>
-          <w:szCs w:val="16"/>
-        </w:rPr>
-      </w:pPr>
-      <w:r>
-        <w:rPr>
-          <w:color w:val="000000"/>
-          <w:sz w:val="16"/>
-          <w:szCs w:val="16"/>
-        </w:rPr>
-        <w:t xml:space="preserve">¿Cuál consideran que fue el mayor problema técnico? ¿Qué hicieron para resolverlo? </w:t>
-      </w:r>
-    </w:p>
-    <w:p>
-      <w:pPr>
-        <w:pStyle w:val="ListParagraph"/>
-        <w:widowControl w:val="0"/>
-        <w:numPr>
-          <w:ilvl w:val="0"/>
-          <w:numId w:val="2"/>
-        </w:numPr>
-        <w:pBdr>
-          <w:top w:val="nil"/>
-          <w:left w:val="nil"/>
-          <w:bottom w:val="nil"/>
-          <w:right w:val="nil"/>
-          <w:between w:val="nil"/>
-        </w:pBdr>
-        <w:spacing w:before="7" w:line="240" w:lineRule="auto"/>
-        <w:ind w:left="1513"/>
-        <w:rPr>
-          <w:color w:val="000000"/>
-          <w:sz w:val="16"/>
-          <w:szCs w:val="16"/>
-        </w:rPr>
-      </w:pPr>
-      <w:r>
-        <w:rPr>
-          <w:color w:val="000000"/>
-          <w:sz w:val="16"/>
-          <w:szCs w:val="16"/>
-        </w:rPr>
-        <w:t xml:space="preserve">El mayor problema técnico fue resolver la máquina sin poder ver los colores: la guía solo permitía usar </w:t>
-      </w:r>
-      <w:proofErr w:type="spellStart"/>
-      <w:r>
-        <w:rPr>
-          <w:color w:val="000000"/>
-          <w:sz w:val="16"/>
-          <w:szCs w:val="16"/>
-        </w:rPr>
-        <w:t>SlotMachine</w:t>
-      </w:r>
-      <w:proofErr w:type="spellEnd"/>
-      <w:r>
-        <w:rPr>
-          <w:color w:val="000000"/>
-          <w:sz w:val="16"/>
-          <w:szCs w:val="16"/>
-        </w:rPr>
-        <w:t xml:space="preserve">(n), </w:t>
-      </w:r>
-      <w:proofErr w:type="gramStart"/>
-      <w:r>
-        <w:rPr>
-          <w:color w:val="000000"/>
-          <w:sz w:val="16"/>
-          <w:szCs w:val="16"/>
-        </w:rPr>
-        <w:t>spin(</w:t>
-      </w:r>
-      <w:proofErr w:type="spellStart"/>
-      <w:proofErr w:type="gramEnd"/>
-      <w:r>
-        <w:rPr>
-          <w:color w:val="000000"/>
-          <w:sz w:val="16"/>
-          <w:szCs w:val="16"/>
-        </w:rPr>
-        <w:t>wheel</w:t>
-      </w:r>
-      <w:proofErr w:type="spellEnd"/>
-      <w:r>
-        <w:rPr>
-          <w:color w:val="000000"/>
-          <w:sz w:val="16"/>
-          <w:szCs w:val="16"/>
-        </w:rPr>
-        <w:t xml:space="preserve">, </w:t>
-      </w:r>
-      <w:proofErr w:type="spellStart"/>
-      <w:r>
-        <w:rPr>
-          <w:color w:val="000000"/>
-          <w:sz w:val="16"/>
-          <w:szCs w:val="16"/>
-        </w:rPr>
-        <w:t>steps</w:t>
-      </w:r>
-      <w:proofErr w:type="spellEnd"/>
-      <w:r>
-        <w:rPr>
-          <w:color w:val="000000"/>
-          <w:sz w:val="16"/>
-          <w:szCs w:val="16"/>
-        </w:rPr>
-        <w:t xml:space="preserve">) y </w:t>
-      </w:r>
-      <w:proofErr w:type="spellStart"/>
-      <w:r>
-        <w:rPr>
-          <w:color w:val="000000"/>
-          <w:sz w:val="16"/>
-          <w:szCs w:val="16"/>
-        </w:rPr>
-        <w:t>distinctSymbols</w:t>
-      </w:r>
-      <w:proofErr w:type="spellEnd"/>
-      <w:r>
-        <w:rPr>
-          <w:color w:val="000000"/>
-          <w:sz w:val="16"/>
-          <w:szCs w:val="16"/>
-        </w:rPr>
-        <w:t>(). Lo resolvimos con un algoritmo que gira una rueda a la vez y observa si el número de colores distintos sube o baja. Así se identifica un color que ninguna otra rueda muestra y luego se busca ese mismo color en cada rueda, cruzando dos exploraciones.</w:t>
-      </w:r>
-    </w:p>
-    <w:p>
-      <w:pPr>
-        <w:pStyle w:val="ListParagraph"/>
+    </w:p>
+    <w:p>
+      <w:pPr>
+        <w:pStyle w:val="Prrafodelista"/>
         <w:widowControl w:val="0"/>
         <w:numPr>
           <w:ilvl w:val="0"/>
@@ -7225,229 +7408,6 @@
           <w:sz w:val="16"/>
           <w:szCs w:val="16"/>
         </w:rPr>
-        <w:t xml:space="preserve">¿Qué hicieron bien como equipo? ¿Qué se comprometen a hacer para mejorar los resultados? </w:t>
-      </w:r>
-    </w:p>
-    <w:p>
-      <w:pPr>
-        <w:pStyle w:val="ListParagraph"/>
-        <w:widowControl w:val="0"/>
-        <w:numPr>
-          <w:ilvl w:val="0"/>
-          <w:numId w:val="2"/>
-        </w:numPr>
-        <w:pBdr>
-          <w:top w:val="nil"/>
-          <w:left w:val="nil"/>
-          <w:bottom w:val="nil"/>
-          <w:right w:val="nil"/>
-          <w:between w:val="nil"/>
-        </w:pBdr>
-        <w:spacing w:before="7" w:line="240" w:lineRule="auto"/>
-        <w:rPr>
-          <w:color w:val="000000"/>
-          <w:sz w:val="16"/>
-          <w:szCs w:val="16"/>
-        </w:rPr>
-      </w:pPr>
-      <w:r>
-        <w:rPr>
-          <w:color w:val="000000"/>
-          <w:sz w:val="16"/>
-          <w:szCs w:val="16"/>
-        </w:rPr>
-        <w:t xml:space="preserve">Como </w:t>
-      </w:r>
-      <w:r>
-        <w:rPr>
-          <w:color w:val="000000"/>
-          <w:sz w:val="16"/>
-          <w:szCs w:val="16"/>
-        </w:rPr>
-        <w:t>equipo desarrollamos adecuadamente juntos las correcciones que se nos plantearon en cada ciclo, se continuo con la comunicación para terminar de ajustar métodos y de implementar el simulador, creemos que es valioso que los dos hagan sus partes y explique de forma detallada como se realizó ya que a veces se pueden confundir ideas y si no se comunican los cambios que se realizan el código o el diseño pueden fallar.</w:t>
-      </w:r>
-    </w:p>
-    <w:p>
-      <w:pPr>
-        <w:pStyle w:val="ListParagraph"/>
-        <w:widowControl w:val="0"/>
-        <w:pBdr>
-          <w:top w:val="nil"/>
-          <w:left w:val="nil"/>
-          <w:bottom w:val="nil"/>
-          <w:right w:val="nil"/>
-          <w:between w:val="nil"/>
-        </w:pBdr>
-        <w:spacing w:before="7" w:line="240" w:lineRule="auto"/>
-        <w:ind w:left="1513"/>
-        <w:rPr>
-          <w:color w:val="000000"/>
-          <w:sz w:val="16"/>
-          <w:szCs w:val="16"/>
-        </w:rPr>
-      </w:pPr>
-    </w:p>
-    <w:p>
-      <w:pPr>
-        <w:pStyle w:val="ListParagraph"/>
-        <w:widowControl w:val="0"/>
-        <w:numPr>
-          <w:ilvl w:val="0"/>
-          <w:numId w:val="1"/>
-        </w:numPr>
-        <w:pBdr>
-          <w:top w:val="nil"/>
-          <w:left w:val="nil"/>
-          <w:bottom w:val="nil"/>
-          <w:right w:val="nil"/>
-          <w:between w:val="nil"/>
-        </w:pBdr>
-        <w:spacing w:before="7" w:line="240" w:lineRule="auto"/>
-        <w:rPr>
-          <w:color w:val="000000"/>
-          <w:sz w:val="16"/>
-          <w:szCs w:val="16"/>
-        </w:rPr>
-      </w:pPr>
-      <w:r>
-        <w:rPr>
-          <w:color w:val="000000"/>
-          <w:sz w:val="16"/>
-          <w:szCs w:val="16"/>
-        </w:rPr>
-        <w:t xml:space="preserve">Considerando las prácticas XP incluidas en los laboratorios. ¿cuál fue la más útil? ¿por qué? </w:t>
-      </w:r>
-    </w:p>
-    <w:p>
-      <w:pPr>
-        <w:pStyle w:val="ListParagraph"/>
-        <w:widowControl w:val="0"/>
-        <w:numPr>
-          <w:ilvl w:val="0"/>
-          <w:numId w:val="2"/>
-        </w:numPr>
-        <w:pBdr>
-          <w:top w:val="nil"/>
-          <w:left w:val="nil"/>
-          <w:bottom w:val="nil"/>
-          <w:right w:val="nil"/>
-          <w:between w:val="nil"/>
-        </w:pBdr>
-        <w:spacing w:before="7" w:line="240" w:lineRule="auto"/>
-        <w:rPr>
-          <w:color w:val="000000"/>
-          <w:sz w:val="16"/>
-          <w:szCs w:val="16"/>
-        </w:rPr>
-      </w:pPr>
-      <w:r>
-        <w:rPr>
-          <w:color w:val="000000"/>
-          <w:sz w:val="16"/>
-          <w:szCs w:val="16"/>
-        </w:rPr>
-        <w:t>La práctica más útil fue trabajar en mini ciclos porque permitió desarrollar el proyecto paso a paso probando cada funcionalidad y permitiendo corregir los diferentes errores que se presentaban antes de seguir al siguiente ciclo</w:t>
-      </w:r>
-      <w:r>
-        <w:rPr>
-          <w:color w:val="000000"/>
-          <w:sz w:val="16"/>
-          <w:szCs w:val="16"/>
-        </w:rPr>
-        <w:t xml:space="preserve">, junto con </w:t>
-      </w:r>
-      <w:proofErr w:type="spellStart"/>
-      <w:r>
-        <w:rPr>
-          <w:color w:val="000000"/>
-          <w:sz w:val="16"/>
-          <w:szCs w:val="16"/>
-        </w:rPr>
-        <w:t>pair</w:t>
-      </w:r>
-      <w:proofErr w:type="spellEnd"/>
-      <w:r>
-        <w:rPr>
-          <w:color w:val="000000"/>
-          <w:sz w:val="16"/>
-          <w:szCs w:val="16"/>
-        </w:rPr>
-        <w:t xml:space="preserve"> </w:t>
-      </w:r>
-      <w:proofErr w:type="spellStart"/>
-      <w:r>
-        <w:rPr>
-          <w:color w:val="000000"/>
-          <w:sz w:val="16"/>
-          <w:szCs w:val="16"/>
-        </w:rPr>
-        <w:t>programing</w:t>
-      </w:r>
-      <w:proofErr w:type="spellEnd"/>
-      <w:r>
-        <w:rPr>
-          <w:color w:val="000000"/>
-          <w:sz w:val="16"/>
-          <w:szCs w:val="16"/>
-        </w:rPr>
-        <w:t xml:space="preserve"> ya que cuando se realizaron las correcciones hacerlas los dos en el mismo lugar pendientes de que cambiaba ayuda a que se comprenda que cambia y por qué.</w:t>
-      </w:r>
-      <w:r>
-        <w:rPr>
-          <w:color w:val="000000"/>
-          <w:sz w:val="16"/>
-          <w:szCs w:val="16"/>
-        </w:rPr>
-        <w:t xml:space="preserve"> </w:t>
-      </w:r>
-    </w:p>
-    <w:p>
-      <w:pPr>
-        <w:pStyle w:val="ListParagraph"/>
-        <w:widowControl w:val="0"/>
-        <w:pBdr>
-          <w:top w:val="nil"/>
-          <w:left w:val="nil"/>
-          <w:bottom w:val="nil"/>
-          <w:right w:val="nil"/>
-          <w:between w:val="nil"/>
-        </w:pBdr>
-        <w:spacing w:before="7" w:line="240" w:lineRule="auto"/>
-        <w:rPr>
-          <w:color w:val="000000"/>
-          <w:sz w:val="16"/>
-          <w:szCs w:val="16"/>
-        </w:rPr>
-      </w:pPr>
-    </w:p>
-    <w:p>
-      <w:pPr>
-        <w:pStyle w:val="ListParagraph"/>
-        <w:widowControl w:val="0"/>
-        <w:numPr>
-          <w:ilvl w:val="0"/>
-          <w:numId w:val="1"/>
-        </w:numPr>
-        <w:pBdr>
-          <w:top w:val="nil"/>
-          <w:left w:val="nil"/>
-          <w:bottom w:val="nil"/>
-          <w:right w:val="nil"/>
-          <w:between w:val="nil"/>
-        </w:pBdr>
-        <w:spacing w:before="7" w:line="240" w:lineRule="auto"/>
-        <w:rPr>
-          <w:color w:val="000000"/>
-          <w:sz w:val="16"/>
-          <w:szCs w:val="16"/>
-        </w:rPr>
-      </w:pPr>
-      <w:r>
-        <w:rPr>
-          <w:color w:val="000000"/>
-          <w:sz w:val="16"/>
-          <w:szCs w:val="16"/>
-        </w:rPr>
         <w:t>¿Qué referencias usaron? ¿Cuál fue la más útil? Incluyan citas con estándares adecuados.</w:t>
       </w:r>
     </w:p>
@@ -7515,6 +7475,7 @@
           <w:szCs w:val="16"/>
           <w:lang w:val="es-MX"/>
         </w:rPr>
+        <w:lastRenderedPageBreak/>
         <w:t>OpenAI</w:t>
       </w:r>
       <w:proofErr w:type="spellEnd"/>
@@ -7531,7 +7492,7 @@
       <w:hyperlink r:id="rId12" w:history="1">
         <w:r>
           <w:rPr>
-            <w:rStyle w:val="Hyperlink"/>
+            <w:rStyle w:val="Hipervnculo"/>
             <w:bCs/>
             <w:sz w:val="16"/>
             <w:szCs w:val="16"/>
@@ -7583,8 +7544,6 @@
         </w:rPr>
         <w:t>. (Año). Claude (Versión) [Modelo de lenguaje grande]. https://claude.ai/</w:t>
       </w:r>
-      <w:bookmarkStart w:id="0" w:name="_GoBack"/>
-      <w:bookmarkEnd w:id="0"/>
     </w:p>
     <w:p>
       <w:pPr>
@@ -7699,7 +7658,7 @@
 </file>
 
 <file path=word/numbering.xml><?xml version="1.0" encoding="utf-8"?>
-<w:numbering xmlns:wpc="http://schemas.microsoft.com/office/word/2010/wordprocessingCanvas" xmlns:cx="http://schemas.microsoft.com/office/drawing/2014/chartex" xmlns:cx1="http://schemas.microsoft.com/office/drawing/2015/9/8/chartex" xmlns:cx2="http://schemas.microsoft.com/office/drawing/2015/10/21/chartex" xmlns:cx3="http://schemas.microsoft.com/office/drawing/2016/5/9/chartex" xmlns:cx4="http://schemas.microsoft.com/office/drawing/2016/5/10/chartex" xmlns:cx5="http://schemas.microsoft.com/office/drawing/2016/5/11/chartex" xmlns:cx6="http://schemas.microsoft.com/office/drawing/2016/5/12/chartex" xmlns:cx7="http://schemas.microsoft.com/office/drawing/2016/5/13/chartex" xmlns:cx8="http://schemas.microsoft.com/office/drawing/2016/5/14/chartex" xmlns:mc="http://schemas.openxmlformats.org/markup-compatibility/2006" xmlns:aink="http://schemas.microsoft.com/office/drawing/2016/ink" xmlns:am3d="http://schemas.microsoft.com/office/drawing/2017/model3d" xmlns:o="urn:schemas-microsoft-com:office:office" xmlns:r="http://schemas.openxmlformats.org/officeDocument/2006/relationships" xmlns:m="http://schemas.openxmlformats.org/officeDocument/2006/math" xmlns:v="urn:schemas-microsoft-com:vml" xmlns:wp14="http://schemas.microsoft.com/office/word/2010/wordprocessingDrawing" xmlns:wp="http://schemas.openxmlformats.org/drawingml/2006/wordprocessingDrawing" xmlns:w10="urn:schemas-microsoft-com:office:word" xmlns:w="http://schemas.openxmlformats.org/wordprocessingml/2006/main" xmlns:w14="http://schemas.microsoft.com/office/word/2010/wordml" xmlns:w15="http://schemas.microsoft.com/office/word/2012/wordml" xmlns:w16cid="http://schemas.microsoft.com/office/word/2016/wordml/cid" xmlns:w16se="http://schemas.microsoft.com/office/word/2015/wordml/symex" xmlns:wpg="http://schemas.microsoft.com/office/word/2010/wordprocessingGroup" xmlns:wpi="http://schemas.microsoft.com/office/word/2010/wordprocessingInk" xmlns:wne="http://schemas.microsoft.com/office/word/2006/wordml" xmlns:wps="http://schemas.microsoft.com/office/word/2010/wordprocessingShape" mc:Ignorable="w14 w15 w16se w16cid wp14">
+<w:numbering xmlns:wpc="http://schemas.microsoft.com/office/word/2010/wordprocessingCanvas" xmlns:cx="http://schemas.microsoft.com/office/drawing/2014/chartex" xmlns:cx1="http://schemas.microsoft.com/office/drawing/2015/9/8/chartex" xmlns:cx2="http://schemas.microsoft.com/office/drawing/2015/10/21/chartex" xmlns:cx3="http://schemas.microsoft.com/office/drawing/2016/5/9/chartex" xmlns:cx4="http://schemas.microsoft.com/office/drawing/2016/5/10/chartex" xmlns:cx5="http://schemas.microsoft.com/office/drawing/2016/5/11/chartex" xmlns:cx6="http://schemas.microsoft.com/office/drawing/2016/5/12/chartex" xmlns:cx7="http://schemas.microsoft.com/office/drawing/2016/5/13/chartex" xmlns:cx8="http://schemas.microsoft.com/office/drawing/2016/5/14/chartex" xmlns:mc="http://schemas.openxmlformats.org/markup-compatibility/2006" xmlns:aink="http://schemas.microsoft.com/office/drawing/2016/ink" xmlns:am3d="http://schemas.microsoft.com/office/drawing/2017/model3d" xmlns:o="urn:schemas-microsoft-com:office:office" xmlns:oel="http://schemas.microsoft.com/office/2019/extlst" xmlns:r="http://schemas.openxmlformats.org/officeDocument/2006/relationships" xmlns:m="http://schemas.openxmlformats.org/officeDocument/2006/math" xmlns:v="urn:schemas-microsoft-com:vml" xmlns:wp14="http://schemas.microsoft.com/office/word/2010/wordprocessingDrawing" xmlns:wp="http://schemas.openxmlformats.org/drawingml/2006/wordprocessingDrawing" xmlns:w10="urn:schemas-microsoft-com:office:word" xmlns:w="http://schemas.openxmlformats.org/wordprocessingml/2006/main" xmlns:w14="http://schemas.microsoft.com/office/word/2010/wordml" xmlns:w15="http://schemas.microsoft.com/office/word/2012/wordml" xmlns:w16cex="http://schemas.microsoft.com/office/word/2018/wordml/cex" xmlns:w16cid="http://schemas.microsoft.com/office/word/2016/wordml/cid" xmlns:w16="http://schemas.microsoft.com/office/word/2018/wordml" xmlns:w16du="http://schemas.microsoft.com/office/word/2023/wordml/word16du" xmlns:w16sdtdh="http://schemas.microsoft.com/office/word/2020/wordml/sdtdatahash" xmlns:w16sdtfl="http://schemas.microsoft.com/office/word/2024/wordml/sdtformatlock" xmlns:w16se="http://schemas.microsoft.com/office/word/2015/wordml/symex" xmlns:wpg="http://schemas.microsoft.com/office/word/2010/wordprocessingGroup" xmlns:wpi="http://schemas.microsoft.com/office/word/2010/wordprocessingInk" xmlns:wne="http://schemas.microsoft.com/office/word/2006/wordml" xmlns:wps="http://schemas.microsoft.com/office/word/2010/wordprocessingShape" mc:Ignorable="w14 w15 w16se w16cid w16 w16cex w16sdtdh w16sdtfl w16du wp14">
   <w:abstractNum w:abstractNumId="0" w15:restartNumberingAfterBreak="0">
     <w:nsid w:val="10DD28E0"/>
     <w:multiLevelType w:val="hybridMultilevel"/>
@@ -7814,6 +7773,119 @@
     </w:lvl>
   </w:abstractNum>
   <w:abstractNum w:abstractNumId="1" w15:restartNumberingAfterBreak="0">
+    <w:nsid w:val="16961E3F"/>
+    <w:multiLevelType w:val="hybridMultilevel"/>
+    <w:tmpl w:val="43F4331C"/>
+    <w:lvl w:ilvl="0" w:tplc="080A0001">
+      <w:start w:val="1"/>
+      <w:numFmt w:val="bullet"/>
+      <w:lvlText w:val=""/>
+      <w:lvlJc w:val="left"/>
+      <w:pPr>
+        <w:ind w:left="1080" w:hanging="360"/>
+      </w:pPr>
+      <w:rPr>
+        <w:rFonts w:ascii="Symbol" w:hAnsi="Symbol" w:hint="default"/>
+      </w:rPr>
+    </w:lvl>
+    <w:lvl w:ilvl="1" w:tplc="080A0003" w:tentative="1">
+      <w:start w:val="1"/>
+      <w:numFmt w:val="bullet"/>
+      <w:lvlText w:val="o"/>
+      <w:lvlJc w:val="left"/>
+      <w:pPr>
+        <w:ind w:left="1800" w:hanging="360"/>
+      </w:pPr>
+      <w:rPr>
+        <w:rFonts w:ascii="Courier New" w:hAnsi="Courier New" w:cs="Courier New" w:hint="default"/>
+      </w:rPr>
+    </w:lvl>
+    <w:lvl w:ilvl="2" w:tplc="080A0005" w:tentative="1">
+      <w:start w:val="1"/>
+      <w:numFmt w:val="bullet"/>
+      <w:lvlText w:val=""/>
+      <w:lvlJc w:val="left"/>
+      <w:pPr>
+        <w:ind w:left="2520" w:hanging="360"/>
+      </w:pPr>
+      <w:rPr>
+        <w:rFonts w:ascii="Wingdings" w:hAnsi="Wingdings" w:hint="default"/>
+      </w:rPr>
+    </w:lvl>
+    <w:lvl w:ilvl="3" w:tplc="080A0001" w:tentative="1">
+      <w:start w:val="1"/>
+      <w:numFmt w:val="bullet"/>
+      <w:lvlText w:val=""/>
+      <w:lvlJc w:val="left"/>
+      <w:pPr>
+        <w:ind w:left="3240" w:hanging="360"/>
+      </w:pPr>
+      <w:rPr>
+        <w:rFonts w:ascii="Symbol" w:hAnsi="Symbol" w:hint="default"/>
+      </w:rPr>
+    </w:lvl>
+    <w:lvl w:ilvl="4" w:tplc="080A0003" w:tentative="1">
+      <w:start w:val="1"/>
+      <w:numFmt w:val="bullet"/>
+      <w:lvlText w:val="o"/>
+      <w:lvlJc w:val="left"/>
+      <w:pPr>
+        <w:ind w:left="3960" w:hanging="360"/>
+      </w:pPr>
+      <w:rPr>
+        <w:rFonts w:ascii="Courier New" w:hAnsi="Courier New" w:cs="Courier New" w:hint="default"/>
+      </w:rPr>
+    </w:lvl>
+    <w:lvl w:ilvl="5" w:tplc="080A0005" w:tentative="1">
+      <w:start w:val="1"/>
+      <w:numFmt w:val="bullet"/>
+      <w:lvlText w:val=""/>
+      <w:lvlJc w:val="left"/>
+      <w:pPr>
+        <w:ind w:left="4680" w:hanging="360"/>
+      </w:pPr>
+      <w:rPr>
+        <w:rFonts w:ascii="Wingdings" w:hAnsi="Wingdings" w:hint="default"/>
+      </w:rPr>
+    </w:lvl>
+    <w:lvl w:ilvl="6" w:tplc="080A0001" w:tentative="1">
+      <w:start w:val="1"/>
+      <w:numFmt w:val="bullet"/>
+      <w:lvlText w:val=""/>
+      <w:lvlJc w:val="left"/>
+      <w:pPr>
+        <w:ind w:left="5400" w:hanging="360"/>
+      </w:pPr>
+      <w:rPr>
+        <w:rFonts w:ascii="Symbol" w:hAnsi="Symbol" w:hint="default"/>
+      </w:rPr>
+    </w:lvl>
+    <w:lvl w:ilvl="7" w:tplc="080A0003" w:tentative="1">
+      <w:start w:val="1"/>
+      <w:numFmt w:val="bullet"/>
+      <w:lvlText w:val="o"/>
+      <w:lvlJc w:val="left"/>
+      <w:pPr>
+        <w:ind w:left="6120" w:hanging="360"/>
+      </w:pPr>
+      <w:rPr>
+        <w:rFonts w:ascii="Courier New" w:hAnsi="Courier New" w:cs="Courier New" w:hint="default"/>
+      </w:rPr>
+    </w:lvl>
+    <w:lvl w:ilvl="8" w:tplc="080A0005" w:tentative="1">
+      <w:start w:val="1"/>
+      <w:numFmt w:val="bullet"/>
+      <w:lvlText w:val=""/>
+      <w:lvlJc w:val="left"/>
+      <w:pPr>
+        <w:ind w:left="6840" w:hanging="360"/>
+      </w:pPr>
+      <w:rPr>
+        <w:rFonts w:ascii="Wingdings" w:hAnsi="Wingdings" w:hint="default"/>
+      </w:rPr>
+    </w:lvl>
+  </w:abstractNum>
+  <w:abstractNum w:abstractNumId="2" w15:restartNumberingAfterBreak="0">
     <w:nsid w:val="1A044DCC"/>
     <w:multiLevelType w:val="hybridMultilevel"/>
     <w:tmpl w:val="A1083846"/>
@@ -7902,7 +7974,7 @@
       </w:pPr>
     </w:lvl>
   </w:abstractNum>
-  <w:abstractNum w:abstractNumId="2" w15:restartNumberingAfterBreak="0">
+  <w:abstractNum w:abstractNumId="3" w15:restartNumberingAfterBreak="0">
     <w:nsid w:val="1D562415"/>
     <w:multiLevelType w:val="multilevel"/>
     <w:tmpl w:val="C85E3D7E"/>
@@ -8051,7 +8123,7 @@
       </w:rPr>
     </w:lvl>
   </w:abstractNum>
-  <w:abstractNum w:abstractNumId="3" w15:restartNumberingAfterBreak="0">
+  <w:abstractNum w:abstractNumId="4" w15:restartNumberingAfterBreak="0">
     <w:nsid w:val="26BF3134"/>
     <w:multiLevelType w:val="hybridMultilevel"/>
     <w:tmpl w:val="363061E6"/>
@@ -8164,7 +8236,7 @@
       </w:rPr>
     </w:lvl>
   </w:abstractNum>
-  <w:abstractNum w:abstractNumId="4" w15:restartNumberingAfterBreak="0">
+  <w:abstractNum w:abstractNumId="5" w15:restartNumberingAfterBreak="0">
     <w:nsid w:val="278018A8"/>
     <w:multiLevelType w:val="hybridMultilevel"/>
     <w:tmpl w:val="59125FAC"/>
@@ -8277,7 +8349,233 @@
       </w:rPr>
     </w:lvl>
   </w:abstractNum>
-  <w:abstractNum w:abstractNumId="5" w15:restartNumberingAfterBreak="0">
+  <w:abstractNum w:abstractNumId="6" w15:restartNumberingAfterBreak="0">
+    <w:nsid w:val="2D06744D"/>
+    <w:multiLevelType w:val="hybridMultilevel"/>
+    <w:tmpl w:val="E57C6ADA"/>
+    <w:lvl w:ilvl="0" w:tplc="080A0001">
+      <w:start w:val="1"/>
+      <w:numFmt w:val="bullet"/>
+      <w:lvlText w:val=""/>
+      <w:lvlJc w:val="left"/>
+      <w:pPr>
+        <w:ind w:left="1513" w:hanging="360"/>
+      </w:pPr>
+      <w:rPr>
+        <w:rFonts w:ascii="Symbol" w:hAnsi="Symbol" w:hint="default"/>
+      </w:rPr>
+    </w:lvl>
+    <w:lvl w:ilvl="1" w:tplc="080A0003" w:tentative="1">
+      <w:start w:val="1"/>
+      <w:numFmt w:val="bullet"/>
+      <w:lvlText w:val="o"/>
+      <w:lvlJc w:val="left"/>
+      <w:pPr>
+        <w:ind w:left="2233" w:hanging="360"/>
+      </w:pPr>
+      <w:rPr>
+        <w:rFonts w:ascii="Courier New" w:hAnsi="Courier New" w:cs="Courier New" w:hint="default"/>
+      </w:rPr>
+    </w:lvl>
+    <w:lvl w:ilvl="2" w:tplc="080A0005" w:tentative="1">
+      <w:start w:val="1"/>
+      <w:numFmt w:val="bullet"/>
+      <w:lvlText w:val=""/>
+      <w:lvlJc w:val="left"/>
+      <w:pPr>
+        <w:ind w:left="2953" w:hanging="360"/>
+      </w:pPr>
+      <w:rPr>
+        <w:rFonts w:ascii="Wingdings" w:hAnsi="Wingdings" w:hint="default"/>
+      </w:rPr>
+    </w:lvl>
+    <w:lvl w:ilvl="3" w:tplc="080A0001" w:tentative="1">
+      <w:start w:val="1"/>
+      <w:numFmt w:val="bullet"/>
+      <w:lvlText w:val=""/>
+      <w:lvlJc w:val="left"/>
+      <w:pPr>
+        <w:ind w:left="3673" w:hanging="360"/>
+      </w:pPr>
+      <w:rPr>
+        <w:rFonts w:ascii="Symbol" w:hAnsi="Symbol" w:hint="default"/>
+      </w:rPr>
+    </w:lvl>
+    <w:lvl w:ilvl="4" w:tplc="080A0003" w:tentative="1">
+      <w:start w:val="1"/>
+      <w:numFmt w:val="bullet"/>
+      <w:lvlText w:val="o"/>
+      <w:lvlJc w:val="left"/>
+      <w:pPr>
+        <w:ind w:left="4393" w:hanging="360"/>
+      </w:pPr>
+      <w:rPr>
+        <w:rFonts w:ascii="Courier New" w:hAnsi="Courier New" w:cs="Courier New" w:hint="default"/>
+      </w:rPr>
+    </w:lvl>
+    <w:lvl w:ilvl="5" w:tplc="080A0005" w:tentative="1">
+      <w:start w:val="1"/>
+      <w:numFmt w:val="bullet"/>
+      <w:lvlText w:val=""/>
+      <w:lvlJc w:val="left"/>
+      <w:pPr>
+        <w:ind w:left="5113" w:hanging="360"/>
+      </w:pPr>
+      <w:rPr>
+        <w:rFonts w:ascii="Wingdings" w:hAnsi="Wingdings" w:hint="default"/>
+      </w:rPr>
+    </w:lvl>
+    <w:lvl w:ilvl="6" w:tplc="080A0001" w:tentative="1">
+      <w:start w:val="1"/>
+      <w:numFmt w:val="bullet"/>
+      <w:lvlText w:val=""/>
+      <w:lvlJc w:val="left"/>
+      <w:pPr>
+        <w:ind w:left="5833" w:hanging="360"/>
+      </w:pPr>
+      <w:rPr>
+        <w:rFonts w:ascii="Symbol" w:hAnsi="Symbol" w:hint="default"/>
+      </w:rPr>
+    </w:lvl>
+    <w:lvl w:ilvl="7" w:tplc="080A0003" w:tentative="1">
+      <w:start w:val="1"/>
+      <w:numFmt w:val="bullet"/>
+      <w:lvlText w:val="o"/>
+      <w:lvlJc w:val="left"/>
+      <w:pPr>
+        <w:ind w:left="6553" w:hanging="360"/>
+      </w:pPr>
+      <w:rPr>
+        <w:rFonts w:ascii="Courier New" w:hAnsi="Courier New" w:cs="Courier New" w:hint="default"/>
+      </w:rPr>
+    </w:lvl>
+    <w:lvl w:ilvl="8" w:tplc="080A0005" w:tentative="1">
+      <w:start w:val="1"/>
+      <w:numFmt w:val="bullet"/>
+      <w:lvlText w:val=""/>
+      <w:lvlJc w:val="left"/>
+      <w:pPr>
+        <w:ind w:left="7273" w:hanging="360"/>
+      </w:pPr>
+      <w:rPr>
+        <w:rFonts w:ascii="Wingdings" w:hAnsi="Wingdings" w:hint="default"/>
+      </w:rPr>
+    </w:lvl>
+  </w:abstractNum>
+  <w:abstractNum w:abstractNumId="7" w15:restartNumberingAfterBreak="0">
+    <w:nsid w:val="36077692"/>
+    <w:multiLevelType w:val="hybridMultilevel"/>
+    <w:tmpl w:val="055E5756"/>
+    <w:lvl w:ilvl="0" w:tplc="080A0001">
+      <w:start w:val="1"/>
+      <w:numFmt w:val="bullet"/>
+      <w:lvlText w:val=""/>
+      <w:lvlJc w:val="left"/>
+      <w:pPr>
+        <w:ind w:left="2666" w:hanging="360"/>
+      </w:pPr>
+      <w:rPr>
+        <w:rFonts w:ascii="Symbol" w:hAnsi="Symbol" w:hint="default"/>
+      </w:rPr>
+    </w:lvl>
+    <w:lvl w:ilvl="1" w:tplc="080A0003" w:tentative="1">
+      <w:start w:val="1"/>
+      <w:numFmt w:val="bullet"/>
+      <w:lvlText w:val="o"/>
+      <w:lvlJc w:val="left"/>
+      <w:pPr>
+        <w:ind w:left="3386" w:hanging="360"/>
+      </w:pPr>
+      <w:rPr>
+        <w:rFonts w:ascii="Courier New" w:hAnsi="Courier New" w:cs="Courier New" w:hint="default"/>
+      </w:rPr>
+    </w:lvl>
+    <w:lvl w:ilvl="2" w:tplc="080A0005" w:tentative="1">
+      <w:start w:val="1"/>
+      <w:numFmt w:val="bullet"/>
+      <w:lvlText w:val=""/>
+      <w:lvlJc w:val="left"/>
+      <w:pPr>
+        <w:ind w:left="4106" w:hanging="360"/>
+      </w:pPr>
+      <w:rPr>
+        <w:rFonts w:ascii="Wingdings" w:hAnsi="Wingdings" w:hint="default"/>
+      </w:rPr>
+    </w:lvl>
+    <w:lvl w:ilvl="3" w:tplc="080A0001" w:tentative="1">
+      <w:start w:val="1"/>
+      <w:numFmt w:val="bullet"/>
+      <w:lvlText w:val=""/>
+      <w:lvlJc w:val="left"/>
+      <w:pPr>
+        <w:ind w:left="4826" w:hanging="360"/>
+      </w:pPr>
+      <w:rPr>
+        <w:rFonts w:ascii="Symbol" w:hAnsi="Symbol" w:hint="default"/>
+      </w:rPr>
+    </w:lvl>
+    <w:lvl w:ilvl="4" w:tplc="080A0003" w:tentative="1">
+      <w:start w:val="1"/>
+      <w:numFmt w:val="bullet"/>
+      <w:lvlText w:val="o"/>
+      <w:lvlJc w:val="left"/>
+      <w:pPr>
+        <w:ind w:left="5546" w:hanging="360"/>
+      </w:pPr>
+      <w:rPr>
+        <w:rFonts w:ascii="Courier New" w:hAnsi="Courier New" w:cs="Courier New" w:hint="default"/>
+      </w:rPr>
+    </w:lvl>
+    <w:lvl w:ilvl="5" w:tplc="080A0005" w:tentative="1">
+      <w:start w:val="1"/>
+      <w:numFmt w:val="bullet"/>
+      <w:lvlText w:val=""/>
+      <w:lvlJc w:val="left"/>
+      <w:pPr>
+        <w:ind w:left="6266" w:hanging="360"/>
+      </w:pPr>
+      <w:rPr>
+        <w:rFonts w:ascii="Wingdings" w:hAnsi="Wingdings" w:hint="default"/>
+      </w:rPr>
+    </w:lvl>
+    <w:lvl w:ilvl="6" w:tplc="080A0001" w:tentative="1">
+      <w:start w:val="1"/>
+      <w:numFmt w:val="bullet"/>
+      <w:lvlText w:val=""/>
+      <w:lvlJc w:val="left"/>
+      <w:pPr>
+        <w:ind w:left="6986" w:hanging="360"/>
+      </w:pPr>
+      <w:rPr>
+        <w:rFonts w:ascii="Symbol" w:hAnsi="Symbol" w:hint="default"/>
+      </w:rPr>
+    </w:lvl>
+    <w:lvl w:ilvl="7" w:tplc="080A0003" w:tentative="1">
+      <w:start w:val="1"/>
+      <w:numFmt w:val="bullet"/>
+      <w:lvlText w:val="o"/>
+      <w:lvlJc w:val="left"/>
+      <w:pPr>
+        <w:ind w:left="7706" w:hanging="360"/>
+      </w:pPr>
+      <w:rPr>
+        <w:rFonts w:ascii="Courier New" w:hAnsi="Courier New" w:cs="Courier New" w:hint="default"/>
+      </w:rPr>
+    </w:lvl>
+    <w:lvl w:ilvl="8" w:tplc="080A0005" w:tentative="1">
+      <w:start w:val="1"/>
+      <w:numFmt w:val="bullet"/>
+      <w:lvlText w:val=""/>
+      <w:lvlJc w:val="left"/>
+      <w:pPr>
+        <w:ind w:left="8426" w:hanging="360"/>
+      </w:pPr>
+      <w:rPr>
+        <w:rFonts w:ascii="Wingdings" w:hAnsi="Wingdings" w:hint="default"/>
+      </w:rPr>
+    </w:lvl>
+  </w:abstractNum>
+  <w:abstractNum w:abstractNumId="8" w15:restartNumberingAfterBreak="0">
     <w:nsid w:val="363D7C39"/>
     <w:multiLevelType w:val="hybridMultilevel"/>
     <w:tmpl w:val="9B42BE5C"/>
@@ -8390,7 +8688,7 @@
       </w:rPr>
     </w:lvl>
   </w:abstractNum>
-  <w:abstractNum w:abstractNumId="6" w15:restartNumberingAfterBreak="0">
+  <w:abstractNum w:abstractNumId="9" w15:restartNumberingAfterBreak="0">
     <w:nsid w:val="48C43FA2"/>
     <w:multiLevelType w:val="hybridMultilevel"/>
     <w:tmpl w:val="C0540390"/>
@@ -8503,7 +8801,7 @@
       </w:rPr>
     </w:lvl>
   </w:abstractNum>
-  <w:abstractNum w:abstractNumId="7" w15:restartNumberingAfterBreak="0">
+  <w:abstractNum w:abstractNumId="10" w15:restartNumberingAfterBreak="0">
     <w:nsid w:val="496914C8"/>
     <w:multiLevelType w:val="multilevel"/>
     <w:tmpl w:val="DF94B1BE"/>
@@ -8652,7 +8950,7 @@
       </w:rPr>
     </w:lvl>
   </w:abstractNum>
-  <w:abstractNum w:abstractNumId="8" w15:restartNumberingAfterBreak="0">
+  <w:abstractNum w:abstractNumId="11" w15:restartNumberingAfterBreak="0">
     <w:nsid w:val="4C581A5D"/>
     <w:multiLevelType w:val="multilevel"/>
     <w:tmpl w:val="3E56B918"/>
@@ -8801,7 +9099,120 @@
       </w:rPr>
     </w:lvl>
   </w:abstractNum>
-  <w:abstractNum w:abstractNumId="9" w15:restartNumberingAfterBreak="0">
+  <w:abstractNum w:abstractNumId="12" w15:restartNumberingAfterBreak="0">
+    <w:nsid w:val="4DE46CA6"/>
+    <w:multiLevelType w:val="hybridMultilevel"/>
+    <w:tmpl w:val="2912E036"/>
+    <w:lvl w:ilvl="0" w:tplc="080A0001">
+      <w:start w:val="1"/>
+      <w:numFmt w:val="bullet"/>
+      <w:lvlText w:val=""/>
+      <w:lvlJc w:val="left"/>
+      <w:pPr>
+        <w:ind w:left="1513" w:hanging="360"/>
+      </w:pPr>
+      <w:rPr>
+        <w:rFonts w:ascii="Symbol" w:hAnsi="Symbol" w:hint="default"/>
+      </w:rPr>
+    </w:lvl>
+    <w:lvl w:ilvl="1" w:tplc="080A0003" w:tentative="1">
+      <w:start w:val="1"/>
+      <w:numFmt w:val="bullet"/>
+      <w:lvlText w:val="o"/>
+      <w:lvlJc w:val="left"/>
+      <w:pPr>
+        <w:ind w:left="2233" w:hanging="360"/>
+      </w:pPr>
+      <w:rPr>
+        <w:rFonts w:ascii="Courier New" w:hAnsi="Courier New" w:cs="Courier New" w:hint="default"/>
+      </w:rPr>
+    </w:lvl>
+    <w:lvl w:ilvl="2" w:tplc="080A0005" w:tentative="1">
+      <w:start w:val="1"/>
+      <w:numFmt w:val="bullet"/>
+      <w:lvlText w:val=""/>
+      <w:lvlJc w:val="left"/>
+      <w:pPr>
+        <w:ind w:left="2953" w:hanging="360"/>
+      </w:pPr>
+      <w:rPr>
+        <w:rFonts w:ascii="Wingdings" w:hAnsi="Wingdings" w:hint="default"/>
+      </w:rPr>
+    </w:lvl>
+    <w:lvl w:ilvl="3" w:tplc="080A0001" w:tentative="1">
+      <w:start w:val="1"/>
+      <w:numFmt w:val="bullet"/>
+      <w:lvlText w:val=""/>
+      <w:lvlJc w:val="left"/>
+      <w:pPr>
+        <w:ind w:left="3673" w:hanging="360"/>
+      </w:pPr>
+      <w:rPr>
+        <w:rFonts w:ascii="Symbol" w:hAnsi="Symbol" w:hint="default"/>
+      </w:rPr>
+    </w:lvl>
+    <w:lvl w:ilvl="4" w:tplc="080A0003" w:tentative="1">
+      <w:start w:val="1"/>
+      <w:numFmt w:val="bullet"/>
+      <w:lvlText w:val="o"/>
+      <w:lvlJc w:val="left"/>
+      <w:pPr>
+        <w:ind w:left="4393" w:hanging="360"/>
+      </w:pPr>
+      <w:rPr>
+        <w:rFonts w:ascii="Courier New" w:hAnsi="Courier New" w:cs="Courier New" w:hint="default"/>
+      </w:rPr>
+    </w:lvl>
+    <w:lvl w:ilvl="5" w:tplc="080A0005" w:tentative="1">
+      <w:start w:val="1"/>
+      <w:numFmt w:val="bullet"/>
+      <w:lvlText w:val=""/>
+      <w:lvlJc w:val="left"/>
+      <w:pPr>
+        <w:ind w:left="5113" w:hanging="360"/>
+      </w:pPr>
+      <w:rPr>
+        <w:rFonts w:ascii="Wingdings" w:hAnsi="Wingdings" w:hint="default"/>
+      </w:rPr>
+    </w:lvl>
+    <w:lvl w:ilvl="6" w:tplc="080A0001" w:tentative="1">
+      <w:start w:val="1"/>
+      <w:numFmt w:val="bullet"/>
+      <w:lvlText w:val=""/>
+      <w:lvlJc w:val="left"/>
+      <w:pPr>
+        <w:ind w:left="5833" w:hanging="360"/>
+      </w:pPr>
+      <w:rPr>
+        <w:rFonts w:ascii="Symbol" w:hAnsi="Symbol" w:hint="default"/>
+      </w:rPr>
+    </w:lvl>
+    <w:lvl w:ilvl="7" w:tplc="080A0003" w:tentative="1">
+      <w:start w:val="1"/>
+      <w:numFmt w:val="bullet"/>
+      <w:lvlText w:val="o"/>
+      <w:lvlJc w:val="left"/>
+      <w:pPr>
+        <w:ind w:left="6553" w:hanging="360"/>
+      </w:pPr>
+      <w:rPr>
+        <w:rFonts w:ascii="Courier New" w:hAnsi="Courier New" w:cs="Courier New" w:hint="default"/>
+      </w:rPr>
+    </w:lvl>
+    <w:lvl w:ilvl="8" w:tplc="080A0005" w:tentative="1">
+      <w:start w:val="1"/>
+      <w:numFmt w:val="bullet"/>
+      <w:lvlText w:val=""/>
+      <w:lvlJc w:val="left"/>
+      <w:pPr>
+        <w:ind w:left="7273" w:hanging="360"/>
+      </w:pPr>
+      <w:rPr>
+        <w:rFonts w:ascii="Wingdings" w:hAnsi="Wingdings" w:hint="default"/>
+      </w:rPr>
+    </w:lvl>
+  </w:abstractNum>
+  <w:abstractNum w:abstractNumId="13" w15:restartNumberingAfterBreak="0">
     <w:nsid w:val="4EC23FF8"/>
     <w:multiLevelType w:val="multilevel"/>
     <w:tmpl w:val="A23C7CAA"/>
@@ -8950,7 +9361,231 @@
       </w:rPr>
     </w:lvl>
   </w:abstractNum>
-  <w:abstractNum w:abstractNumId="10" w15:restartNumberingAfterBreak="0">
+  <w:abstractNum w:abstractNumId="14" w15:restartNumberingAfterBreak="0">
+    <w:nsid w:val="5043675B"/>
+    <w:multiLevelType w:val="hybridMultilevel"/>
+    <w:tmpl w:val="CB32F48C"/>
+    <w:lvl w:ilvl="0" w:tplc="876CE028">
+      <w:numFmt w:val="bullet"/>
+      <w:lvlText w:val="·"/>
+      <w:lvlJc w:val="left"/>
+      <w:pPr>
+        <w:ind w:left="1946" w:hanging="360"/>
+      </w:pPr>
+      <w:rPr>
+        <w:rFonts w:ascii="Arial" w:eastAsia="Arial" w:hAnsi="Arial" w:cs="Arial" w:hint="default"/>
+      </w:rPr>
+    </w:lvl>
+    <w:lvl w:ilvl="1" w:tplc="080A0003" w:tentative="1">
+      <w:start w:val="1"/>
+      <w:numFmt w:val="bullet"/>
+      <w:lvlText w:val="o"/>
+      <w:lvlJc w:val="left"/>
+      <w:pPr>
+        <w:ind w:left="2233" w:hanging="360"/>
+      </w:pPr>
+      <w:rPr>
+        <w:rFonts w:ascii="Courier New" w:hAnsi="Courier New" w:cs="Courier New" w:hint="default"/>
+      </w:rPr>
+    </w:lvl>
+    <w:lvl w:ilvl="2" w:tplc="080A0005" w:tentative="1">
+      <w:start w:val="1"/>
+      <w:numFmt w:val="bullet"/>
+      <w:lvlText w:val=""/>
+      <w:lvlJc w:val="left"/>
+      <w:pPr>
+        <w:ind w:left="2953" w:hanging="360"/>
+      </w:pPr>
+      <w:rPr>
+        <w:rFonts w:ascii="Wingdings" w:hAnsi="Wingdings" w:hint="default"/>
+      </w:rPr>
+    </w:lvl>
+    <w:lvl w:ilvl="3" w:tplc="080A0001" w:tentative="1">
+      <w:start w:val="1"/>
+      <w:numFmt w:val="bullet"/>
+      <w:lvlText w:val=""/>
+      <w:lvlJc w:val="left"/>
+      <w:pPr>
+        <w:ind w:left="3673" w:hanging="360"/>
+      </w:pPr>
+      <w:rPr>
+        <w:rFonts w:ascii="Symbol" w:hAnsi="Symbol" w:hint="default"/>
+      </w:rPr>
+    </w:lvl>
+    <w:lvl w:ilvl="4" w:tplc="080A0003" w:tentative="1">
+      <w:start w:val="1"/>
+      <w:numFmt w:val="bullet"/>
+      <w:lvlText w:val="o"/>
+      <w:lvlJc w:val="left"/>
+      <w:pPr>
+        <w:ind w:left="4393" w:hanging="360"/>
+      </w:pPr>
+      <w:rPr>
+        <w:rFonts w:ascii="Courier New" w:hAnsi="Courier New" w:cs="Courier New" w:hint="default"/>
+      </w:rPr>
+    </w:lvl>
+    <w:lvl w:ilvl="5" w:tplc="080A0005" w:tentative="1">
+      <w:start w:val="1"/>
+      <w:numFmt w:val="bullet"/>
+      <w:lvlText w:val=""/>
+      <w:lvlJc w:val="left"/>
+      <w:pPr>
+        <w:ind w:left="5113" w:hanging="360"/>
+      </w:pPr>
+      <w:rPr>
+        <w:rFonts w:ascii="Wingdings" w:hAnsi="Wingdings" w:hint="default"/>
+      </w:rPr>
+    </w:lvl>
+    <w:lvl w:ilvl="6" w:tplc="080A0001" w:tentative="1">
+      <w:start w:val="1"/>
+      <w:numFmt w:val="bullet"/>
+      <w:lvlText w:val=""/>
+      <w:lvlJc w:val="left"/>
+      <w:pPr>
+        <w:ind w:left="5833" w:hanging="360"/>
+      </w:pPr>
+      <w:rPr>
+        <w:rFonts w:ascii="Symbol" w:hAnsi="Symbol" w:hint="default"/>
+      </w:rPr>
+    </w:lvl>
+    <w:lvl w:ilvl="7" w:tplc="080A0003" w:tentative="1">
+      <w:start w:val="1"/>
+      <w:numFmt w:val="bullet"/>
+      <w:lvlText w:val="o"/>
+      <w:lvlJc w:val="left"/>
+      <w:pPr>
+        <w:ind w:left="6553" w:hanging="360"/>
+      </w:pPr>
+      <w:rPr>
+        <w:rFonts w:ascii="Courier New" w:hAnsi="Courier New" w:cs="Courier New" w:hint="default"/>
+      </w:rPr>
+    </w:lvl>
+    <w:lvl w:ilvl="8" w:tplc="080A0005" w:tentative="1">
+      <w:start w:val="1"/>
+      <w:numFmt w:val="bullet"/>
+      <w:lvlText w:val=""/>
+      <w:lvlJc w:val="left"/>
+      <w:pPr>
+        <w:ind w:left="7273" w:hanging="360"/>
+      </w:pPr>
+      <w:rPr>
+        <w:rFonts w:ascii="Wingdings" w:hAnsi="Wingdings" w:hint="default"/>
+      </w:rPr>
+    </w:lvl>
+  </w:abstractNum>
+  <w:abstractNum w:abstractNumId="15" w15:restartNumberingAfterBreak="0">
+    <w:nsid w:val="53A65B41"/>
+    <w:multiLevelType w:val="hybridMultilevel"/>
+    <w:tmpl w:val="32C4D4A4"/>
+    <w:lvl w:ilvl="0" w:tplc="876CE028">
+      <w:numFmt w:val="bullet"/>
+      <w:lvlText w:val="·"/>
+      <w:lvlJc w:val="left"/>
+      <w:pPr>
+        <w:ind w:left="1946" w:hanging="360"/>
+      </w:pPr>
+      <w:rPr>
+        <w:rFonts w:ascii="Arial" w:eastAsia="Arial" w:hAnsi="Arial" w:cs="Arial" w:hint="default"/>
+      </w:rPr>
+    </w:lvl>
+    <w:lvl w:ilvl="1" w:tplc="080A0003" w:tentative="1">
+      <w:start w:val="1"/>
+      <w:numFmt w:val="bullet"/>
+      <w:lvlText w:val="o"/>
+      <w:lvlJc w:val="left"/>
+      <w:pPr>
+        <w:ind w:left="2233" w:hanging="360"/>
+      </w:pPr>
+      <w:rPr>
+        <w:rFonts w:ascii="Courier New" w:hAnsi="Courier New" w:cs="Courier New" w:hint="default"/>
+      </w:rPr>
+    </w:lvl>
+    <w:lvl w:ilvl="2" w:tplc="080A0005" w:tentative="1">
+      <w:start w:val="1"/>
+      <w:numFmt w:val="bullet"/>
+      <w:lvlText w:val=""/>
+      <w:lvlJc w:val="left"/>
+      <w:pPr>
+        <w:ind w:left="2953" w:hanging="360"/>
+      </w:pPr>
+      <w:rPr>
+        <w:rFonts w:ascii="Wingdings" w:hAnsi="Wingdings" w:hint="default"/>
+      </w:rPr>
+    </w:lvl>
+    <w:lvl w:ilvl="3" w:tplc="080A0001" w:tentative="1">
+      <w:start w:val="1"/>
+      <w:numFmt w:val="bullet"/>
+      <w:lvlText w:val=""/>
+      <w:lvlJc w:val="left"/>
+      <w:pPr>
+        <w:ind w:left="3673" w:hanging="360"/>
+      </w:pPr>
+      <w:rPr>
+        <w:rFonts w:ascii="Symbol" w:hAnsi="Symbol" w:hint="default"/>
+      </w:rPr>
+    </w:lvl>
+    <w:lvl w:ilvl="4" w:tplc="080A0003" w:tentative="1">
+      <w:start w:val="1"/>
+      <w:numFmt w:val="bullet"/>
+      <w:lvlText w:val="o"/>
+      <w:lvlJc w:val="left"/>
+      <w:pPr>
+        <w:ind w:left="4393" w:hanging="360"/>
+      </w:pPr>
+      <w:rPr>
+        <w:rFonts w:ascii="Courier New" w:hAnsi="Courier New" w:cs="Courier New" w:hint="default"/>
+      </w:rPr>
+    </w:lvl>
+    <w:lvl w:ilvl="5" w:tplc="080A0005" w:tentative="1">
+      <w:start w:val="1"/>
+      <w:numFmt w:val="bullet"/>
+      <w:lvlText w:val=""/>
+      <w:lvlJc w:val="left"/>
+      <w:pPr>
+        <w:ind w:left="5113" w:hanging="360"/>
+      </w:pPr>
+      <w:rPr>
+        <w:rFonts w:ascii="Wingdings" w:hAnsi="Wingdings" w:hint="default"/>
+      </w:rPr>
+    </w:lvl>
+    <w:lvl w:ilvl="6" w:tplc="080A0001" w:tentative="1">
+      <w:start w:val="1"/>
+      <w:numFmt w:val="bullet"/>
+      <w:lvlText w:val=""/>
+      <w:lvlJc w:val="left"/>
+      <w:pPr>
+        <w:ind w:left="5833" w:hanging="360"/>
+      </w:pPr>
+      <w:rPr>
+        <w:rFonts w:ascii="Symbol" w:hAnsi="Symbol" w:hint="default"/>
+      </w:rPr>
+    </w:lvl>
+    <w:lvl w:ilvl="7" w:tplc="080A0003" w:tentative="1">
+      <w:start w:val="1"/>
+      <w:numFmt w:val="bullet"/>
+      <w:lvlText w:val="o"/>
+      <w:lvlJc w:val="left"/>
+      <w:pPr>
+        <w:ind w:left="6553" w:hanging="360"/>
+      </w:pPr>
+      <w:rPr>
+        <w:rFonts w:ascii="Courier New" w:hAnsi="Courier New" w:cs="Courier New" w:hint="default"/>
+      </w:rPr>
+    </w:lvl>
+    <w:lvl w:ilvl="8" w:tplc="080A0005" w:tentative="1">
+      <w:start w:val="1"/>
+      <w:numFmt w:val="bullet"/>
+      <w:lvlText w:val=""/>
+      <w:lvlJc w:val="left"/>
+      <w:pPr>
+        <w:ind w:left="7273" w:hanging="360"/>
+      </w:pPr>
+      <w:rPr>
+        <w:rFonts w:ascii="Wingdings" w:hAnsi="Wingdings" w:hint="default"/>
+      </w:rPr>
+    </w:lvl>
+  </w:abstractNum>
+  <w:abstractNum w:abstractNumId="16" w15:restartNumberingAfterBreak="0">
     <w:nsid w:val="605A3A71"/>
     <w:multiLevelType w:val="multilevel"/>
     <w:tmpl w:val="771AC428"/>
@@ -9099,7 +9734,120 @@
       </w:rPr>
     </w:lvl>
   </w:abstractNum>
-  <w:abstractNum w:abstractNumId="11" w15:restartNumberingAfterBreak="0">
+  <w:abstractNum w:abstractNumId="17" w15:restartNumberingAfterBreak="0">
+    <w:nsid w:val="645143E8"/>
+    <w:multiLevelType w:val="hybridMultilevel"/>
+    <w:tmpl w:val="2C485368"/>
+    <w:lvl w:ilvl="0" w:tplc="080A0001">
+      <w:start w:val="1"/>
+      <w:numFmt w:val="bullet"/>
+      <w:lvlText w:val=""/>
+      <w:lvlJc w:val="left"/>
+      <w:pPr>
+        <w:ind w:left="1513" w:hanging="360"/>
+      </w:pPr>
+      <w:rPr>
+        <w:rFonts w:ascii="Symbol" w:hAnsi="Symbol" w:hint="default"/>
+      </w:rPr>
+    </w:lvl>
+    <w:lvl w:ilvl="1" w:tplc="080A0003" w:tentative="1">
+      <w:start w:val="1"/>
+      <w:numFmt w:val="bullet"/>
+      <w:lvlText w:val="o"/>
+      <w:lvlJc w:val="left"/>
+      <w:pPr>
+        <w:ind w:left="2233" w:hanging="360"/>
+      </w:pPr>
+      <w:rPr>
+        <w:rFonts w:ascii="Courier New" w:hAnsi="Courier New" w:cs="Courier New" w:hint="default"/>
+      </w:rPr>
+    </w:lvl>
+    <w:lvl w:ilvl="2" w:tplc="080A0005" w:tentative="1">
+      <w:start w:val="1"/>
+      <w:numFmt w:val="bullet"/>
+      <w:lvlText w:val=""/>
+      <w:lvlJc w:val="left"/>
+      <w:pPr>
+        <w:ind w:left="2953" w:hanging="360"/>
+      </w:pPr>
+      <w:rPr>
+        <w:rFonts w:ascii="Wingdings" w:hAnsi="Wingdings" w:hint="default"/>
+      </w:rPr>
+    </w:lvl>
+    <w:lvl w:ilvl="3" w:tplc="080A0001" w:tentative="1">
+      <w:start w:val="1"/>
+      <w:numFmt w:val="bullet"/>
+      <w:lvlText w:val=""/>
+      <w:lvlJc w:val="left"/>
+      <w:pPr>
+        <w:ind w:left="3673" w:hanging="360"/>
+      </w:pPr>
+      <w:rPr>
+        <w:rFonts w:ascii="Symbol" w:hAnsi="Symbol" w:hint="default"/>
+      </w:rPr>
+    </w:lvl>
+    <w:lvl w:ilvl="4" w:tplc="080A0003" w:tentative="1">
+      <w:start w:val="1"/>
+      <w:numFmt w:val="bullet"/>
+      <w:lvlText w:val="o"/>
+      <w:lvlJc w:val="left"/>
+      <w:pPr>
+        <w:ind w:left="4393" w:hanging="360"/>
+      </w:pPr>
+      <w:rPr>
+        <w:rFonts w:ascii="Courier New" w:hAnsi="Courier New" w:cs="Courier New" w:hint="default"/>
+      </w:rPr>
+    </w:lvl>
+    <w:lvl w:ilvl="5" w:tplc="080A0005" w:tentative="1">
+      <w:start w:val="1"/>
+      <w:numFmt w:val="bullet"/>
+      <w:lvlText w:val=""/>
+      <w:lvlJc w:val="left"/>
+      <w:pPr>
+        <w:ind w:left="5113" w:hanging="360"/>
+      </w:pPr>
+      <w:rPr>
+        <w:rFonts w:ascii="Wingdings" w:hAnsi="Wingdings" w:hint="default"/>
+      </w:rPr>
+    </w:lvl>
+    <w:lvl w:ilvl="6" w:tplc="080A0001" w:tentative="1">
+      <w:start w:val="1"/>
+      <w:numFmt w:val="bullet"/>
+      <w:lvlText w:val=""/>
+      <w:lvlJc w:val="left"/>
+      <w:pPr>
+        <w:ind w:left="5833" w:hanging="360"/>
+      </w:pPr>
+      <w:rPr>
+        <w:rFonts w:ascii="Symbol" w:hAnsi="Symbol" w:hint="default"/>
+      </w:rPr>
+    </w:lvl>
+    <w:lvl w:ilvl="7" w:tplc="080A0003" w:tentative="1">
+      <w:start w:val="1"/>
+      <w:numFmt w:val="bullet"/>
+      <w:lvlText w:val="o"/>
+      <w:lvlJc w:val="left"/>
+      <w:pPr>
+        <w:ind w:left="6553" w:hanging="360"/>
+      </w:pPr>
+      <w:rPr>
+        <w:rFonts w:ascii="Courier New" w:hAnsi="Courier New" w:cs="Courier New" w:hint="default"/>
+      </w:rPr>
+    </w:lvl>
+    <w:lvl w:ilvl="8" w:tplc="080A0005" w:tentative="1">
+      <w:start w:val="1"/>
+      <w:numFmt w:val="bullet"/>
+      <w:lvlText w:val=""/>
+      <w:lvlJc w:val="left"/>
+      <w:pPr>
+        <w:ind w:left="7273" w:hanging="360"/>
+      </w:pPr>
+      <w:rPr>
+        <w:rFonts w:ascii="Wingdings" w:hAnsi="Wingdings" w:hint="default"/>
+      </w:rPr>
+    </w:lvl>
+  </w:abstractNum>
+  <w:abstractNum w:abstractNumId="18" w15:restartNumberingAfterBreak="0">
     <w:nsid w:val="6F294837"/>
     <w:multiLevelType w:val="multilevel"/>
     <w:tmpl w:val="44166944"/>
@@ -9248,7 +9996,7 @@
       </w:rPr>
     </w:lvl>
   </w:abstractNum>
-  <w:abstractNum w:abstractNumId="12" w15:restartNumberingAfterBreak="0">
+  <w:abstractNum w:abstractNumId="19" w15:restartNumberingAfterBreak="0">
     <w:nsid w:val="732F2331"/>
     <w:multiLevelType w:val="hybridMultilevel"/>
     <w:tmpl w:val="3604B058"/>
@@ -9361,7 +10109,7 @@
       </w:rPr>
     </w:lvl>
   </w:abstractNum>
-  <w:abstractNum w:abstractNumId="13" w15:restartNumberingAfterBreak="0">
+  <w:abstractNum w:abstractNumId="20" w15:restartNumberingAfterBreak="0">
     <w:nsid w:val="79411005"/>
     <w:multiLevelType w:val="hybridMultilevel"/>
     <w:tmpl w:val="071E8C8E"/>
@@ -9474,53 +10222,189 @@
       </w:rPr>
     </w:lvl>
   </w:abstractNum>
-  <w:num w:numId="1">
+  <w:abstractNum w:abstractNumId="21" w15:restartNumberingAfterBreak="0">
+    <w:nsid w:val="7B9F56F9"/>
+    <w:multiLevelType w:val="hybridMultilevel"/>
+    <w:tmpl w:val="0FFC830C"/>
+    <w:lvl w:ilvl="0" w:tplc="876CE028">
+      <w:numFmt w:val="bullet"/>
+      <w:lvlText w:val="·"/>
+      <w:lvlJc w:val="left"/>
+      <w:pPr>
+        <w:ind w:left="1153" w:hanging="360"/>
+      </w:pPr>
+      <w:rPr>
+        <w:rFonts w:ascii="Arial" w:eastAsia="Arial" w:hAnsi="Arial" w:cs="Arial" w:hint="default"/>
+      </w:rPr>
+    </w:lvl>
+    <w:lvl w:ilvl="1" w:tplc="080A0003" w:tentative="1">
+      <w:start w:val="1"/>
+      <w:numFmt w:val="bullet"/>
+      <w:lvlText w:val="o"/>
+      <w:lvlJc w:val="left"/>
+      <w:pPr>
+        <w:ind w:left="1873" w:hanging="360"/>
+      </w:pPr>
+      <w:rPr>
+        <w:rFonts w:ascii="Courier New" w:hAnsi="Courier New" w:cs="Courier New" w:hint="default"/>
+      </w:rPr>
+    </w:lvl>
+    <w:lvl w:ilvl="2" w:tplc="080A0005" w:tentative="1">
+      <w:start w:val="1"/>
+      <w:numFmt w:val="bullet"/>
+      <w:lvlText w:val=""/>
+      <w:lvlJc w:val="left"/>
+      <w:pPr>
+        <w:ind w:left="2593" w:hanging="360"/>
+      </w:pPr>
+      <w:rPr>
+        <w:rFonts w:ascii="Wingdings" w:hAnsi="Wingdings" w:hint="default"/>
+      </w:rPr>
+    </w:lvl>
+    <w:lvl w:ilvl="3" w:tplc="080A0001" w:tentative="1">
+      <w:start w:val="1"/>
+      <w:numFmt w:val="bullet"/>
+      <w:lvlText w:val=""/>
+      <w:lvlJc w:val="left"/>
+      <w:pPr>
+        <w:ind w:left="3313" w:hanging="360"/>
+      </w:pPr>
+      <w:rPr>
+        <w:rFonts w:ascii="Symbol" w:hAnsi="Symbol" w:hint="default"/>
+      </w:rPr>
+    </w:lvl>
+    <w:lvl w:ilvl="4" w:tplc="080A0003" w:tentative="1">
+      <w:start w:val="1"/>
+      <w:numFmt w:val="bullet"/>
+      <w:lvlText w:val="o"/>
+      <w:lvlJc w:val="left"/>
+      <w:pPr>
+        <w:ind w:left="4033" w:hanging="360"/>
+      </w:pPr>
+      <w:rPr>
+        <w:rFonts w:ascii="Courier New" w:hAnsi="Courier New" w:cs="Courier New" w:hint="default"/>
+      </w:rPr>
+    </w:lvl>
+    <w:lvl w:ilvl="5" w:tplc="080A0005" w:tentative="1">
+      <w:start w:val="1"/>
+      <w:numFmt w:val="bullet"/>
+      <w:lvlText w:val=""/>
+      <w:lvlJc w:val="left"/>
+      <w:pPr>
+        <w:ind w:left="4753" w:hanging="360"/>
+      </w:pPr>
+      <w:rPr>
+        <w:rFonts w:ascii="Wingdings" w:hAnsi="Wingdings" w:hint="default"/>
+      </w:rPr>
+    </w:lvl>
+    <w:lvl w:ilvl="6" w:tplc="080A0001" w:tentative="1">
+      <w:start w:val="1"/>
+      <w:numFmt w:val="bullet"/>
+      <w:lvlText w:val=""/>
+      <w:lvlJc w:val="left"/>
+      <w:pPr>
+        <w:ind w:left="5473" w:hanging="360"/>
+      </w:pPr>
+      <w:rPr>
+        <w:rFonts w:ascii="Symbol" w:hAnsi="Symbol" w:hint="default"/>
+      </w:rPr>
+    </w:lvl>
+    <w:lvl w:ilvl="7" w:tplc="080A0003" w:tentative="1">
+      <w:start w:val="1"/>
+      <w:numFmt w:val="bullet"/>
+      <w:lvlText w:val="o"/>
+      <w:lvlJc w:val="left"/>
+      <w:pPr>
+        <w:ind w:left="6193" w:hanging="360"/>
+      </w:pPr>
+      <w:rPr>
+        <w:rFonts w:ascii="Courier New" w:hAnsi="Courier New" w:cs="Courier New" w:hint="default"/>
+      </w:rPr>
+    </w:lvl>
+    <w:lvl w:ilvl="8" w:tplc="080A0005" w:tentative="1">
+      <w:start w:val="1"/>
+      <w:numFmt w:val="bullet"/>
+      <w:lvlText w:val=""/>
+      <w:lvlJc w:val="left"/>
+      <w:pPr>
+        <w:ind w:left="6913" w:hanging="360"/>
+      </w:pPr>
+      <w:rPr>
+        <w:rFonts w:ascii="Wingdings" w:hAnsi="Wingdings" w:hint="default"/>
+      </w:rPr>
+    </w:lvl>
+  </w:abstractNum>
+  <w:num w:numId="1" w16cid:durableId="1361248505">
+    <w:abstractNumId w:val="2"/>
+  </w:num>
+  <w:num w:numId="2" w16cid:durableId="1632973785">
+    <w:abstractNumId w:val="20"/>
+  </w:num>
+  <w:num w:numId="3" w16cid:durableId="2046445825">
+    <w:abstractNumId w:val="8"/>
+  </w:num>
+  <w:num w:numId="4" w16cid:durableId="289359836">
+    <w:abstractNumId w:val="19"/>
+  </w:num>
+  <w:num w:numId="5" w16cid:durableId="1020543914">
+    <w:abstractNumId w:val="5"/>
+  </w:num>
+  <w:num w:numId="6" w16cid:durableId="840776087">
+    <w:abstractNumId w:val="18"/>
+  </w:num>
+  <w:num w:numId="7" w16cid:durableId="53159916">
+    <w:abstractNumId w:val="10"/>
+  </w:num>
+  <w:num w:numId="8" w16cid:durableId="1922062800">
+    <w:abstractNumId w:val="16"/>
+  </w:num>
+  <w:num w:numId="9" w16cid:durableId="539131675">
+    <w:abstractNumId w:val="13"/>
+  </w:num>
+  <w:num w:numId="10" w16cid:durableId="2010208968">
+    <w:abstractNumId w:val="3"/>
+  </w:num>
+  <w:num w:numId="11" w16cid:durableId="2011367015">
+    <w:abstractNumId w:val="11"/>
+  </w:num>
+  <w:num w:numId="12" w16cid:durableId="1265502564">
+    <w:abstractNumId w:val="0"/>
+  </w:num>
+  <w:num w:numId="13" w16cid:durableId="1505121931">
+    <w:abstractNumId w:val="9"/>
+  </w:num>
+  <w:num w:numId="14" w16cid:durableId="696851337">
+    <w:abstractNumId w:val="4"/>
+  </w:num>
+  <w:num w:numId="15" w16cid:durableId="540240954">
+    <w:abstractNumId w:val="6"/>
+  </w:num>
+  <w:num w:numId="16" w16cid:durableId="552665963">
+    <w:abstractNumId w:val="21"/>
+  </w:num>
+  <w:num w:numId="17" w16cid:durableId="791898317">
+    <w:abstractNumId w:val="14"/>
+  </w:num>
+  <w:num w:numId="18" w16cid:durableId="79760262">
+    <w:abstractNumId w:val="15"/>
+  </w:num>
+  <w:num w:numId="19" w16cid:durableId="372849195">
+    <w:abstractNumId w:val="7"/>
+  </w:num>
+  <w:num w:numId="20" w16cid:durableId="339234708">
     <w:abstractNumId w:val="1"/>
   </w:num>
-  <w:num w:numId="2">
-    <w:abstractNumId w:val="13"/>
+  <w:num w:numId="21" w16cid:durableId="485785027">
+    <w:abstractNumId w:val="17"/>
   </w:num>
-  <w:num w:numId="3">
-    <w:abstractNumId w:val="5"/>
-  </w:num>
-  <w:num w:numId="4">
+  <w:num w:numId="22" w16cid:durableId="588588723">
     <w:abstractNumId w:val="12"/>
-  </w:num>
-  <w:num w:numId="5">
-    <w:abstractNumId w:val="4"/>
-  </w:num>
-  <w:num w:numId="6">
-    <w:abstractNumId w:val="11"/>
-  </w:num>
-  <w:num w:numId="7">
-    <w:abstractNumId w:val="7"/>
-  </w:num>
-  <w:num w:numId="8">
-    <w:abstractNumId w:val="10"/>
-  </w:num>
-  <w:num w:numId="9">
-    <w:abstractNumId w:val="9"/>
-  </w:num>
-  <w:num w:numId="10">
-    <w:abstractNumId w:val="2"/>
-  </w:num>
-  <w:num w:numId="11">
-    <w:abstractNumId w:val="8"/>
-  </w:num>
-  <w:num w:numId="12">
-    <w:abstractNumId w:val="0"/>
-  </w:num>
-  <w:num w:numId="13">
-    <w:abstractNumId w:val="6"/>
-  </w:num>
-  <w:num w:numId="14">
-    <w:abstractNumId w:val="3"/>
   </w:num>
 </w:numbering>
 </file>
 
 <file path=word/styles.xml><?xml version="1.0" encoding="utf-8"?>
-<w:styles xmlns:mc="http://schemas.openxmlformats.org/markup-compatibility/2006" xmlns:r="http://schemas.openxmlformats.org/officeDocument/2006/relationships" xmlns:w="http://schemas.openxmlformats.org/wordprocessingml/2006/main" xmlns:w14="http://schemas.microsoft.com/office/word/2010/wordml" xmlns:w15="http://schemas.microsoft.com/office/word/2012/wordml" xmlns:w16cid="http://schemas.microsoft.com/office/word/2016/wordml/cid" xmlns:w16se="http://schemas.microsoft.com/office/word/2015/wordml/symex" mc:Ignorable="w14 w15 w16se w16cid">
+<w:styles xmlns:mc="http://schemas.openxmlformats.org/markup-compatibility/2006" xmlns:r="http://schemas.openxmlformats.org/officeDocument/2006/relationships" xmlns:w="http://schemas.openxmlformats.org/wordprocessingml/2006/main" xmlns:w14="http://schemas.microsoft.com/office/word/2010/wordml" xmlns:w15="http://schemas.microsoft.com/office/word/2012/wordml" xmlns:w16cex="http://schemas.microsoft.com/office/word/2018/wordml/cex" xmlns:w16cid="http://schemas.microsoft.com/office/word/2016/wordml/cid" xmlns:w16="http://schemas.microsoft.com/office/word/2018/wordml" xmlns:w16du="http://schemas.microsoft.com/office/word/2023/wordml/word16du" xmlns:w16sdtdh="http://schemas.microsoft.com/office/word/2020/wordml/sdtdatahash" xmlns:w16sdtfl="http://schemas.microsoft.com/office/word/2024/wordml/sdtformatlock" xmlns:w16se="http://schemas.microsoft.com/office/word/2015/wordml/symex" mc:Ignorable="w14 w15 w16se w16cid w16 w16cex w16sdtdh w16sdtfl w16du">
   <w:docDefaults>
     <w:rPrDefault>
       <w:rPr>
@@ -9536,7 +10420,7 @@
       </w:pPr>
     </w:pPrDefault>
   </w:docDefaults>
-  <w:latentStyles w:defLockedState="0" w:defUIPriority="99" w:defSemiHidden="0" w:defUnhideWhenUsed="0" w:defQFormat="0" w:count="375">
+  <w:latentStyles w:defLockedState="0" w:defUIPriority="99" w:defSemiHidden="0" w:defUnhideWhenUsed="0" w:defQFormat="0" w:count="376">
     <w:lsdException w:name="Normal" w:uiPriority="0" w:qFormat="1"/>
     <w:lsdException w:name="heading 1" w:uiPriority="9" w:qFormat="1"/>
     <w:lsdException w:name="heading 2" w:semiHidden="1" w:uiPriority="9" w:unhideWhenUsed="1" w:qFormat="1"/>
@@ -9912,11 +10796,12 @@
     <w:lsdException w:name="Smart Hyperlink" w:semiHidden="1" w:unhideWhenUsed="1"/>
     <w:lsdException w:name="Hashtag" w:semiHidden="1" w:unhideWhenUsed="1"/>
     <w:lsdException w:name="Unresolved Mention" w:semiHidden="1" w:unhideWhenUsed="1"/>
+    <w:lsdException w:name="Smart Link" w:semiHidden="1" w:unhideWhenUsed="1"/>
   </w:latentStyles>
   <w:style w:type="paragraph" w:default="1" w:styleId="Normal">
     <w:name w:val="Normal"/>
   </w:style>
-  <w:style w:type="paragraph" w:styleId="Heading1">
+  <w:style w:type="paragraph" w:styleId="Ttulo1">
     <w:name w:val="heading 1"/>
     <w:basedOn w:val="Normal"/>
     <w:next w:val="Normal"/>
@@ -9933,7 +10818,7 @@
       <w:szCs w:val="48"/>
     </w:rPr>
   </w:style>
-  <w:style w:type="paragraph" w:styleId="Heading2">
+  <w:style w:type="paragraph" w:styleId="Ttulo2">
     <w:name w:val="heading 2"/>
     <w:basedOn w:val="Normal"/>
     <w:next w:val="Normal"/>
@@ -9950,7 +10835,7 @@
       <w:szCs w:val="36"/>
     </w:rPr>
   </w:style>
-  <w:style w:type="paragraph" w:styleId="Heading3">
+  <w:style w:type="paragraph" w:styleId="Ttulo3">
     <w:name w:val="heading 3"/>
     <w:basedOn w:val="Normal"/>
     <w:next w:val="Normal"/>
@@ -9967,7 +10852,7 @@
       <w:szCs w:val="28"/>
     </w:rPr>
   </w:style>
-  <w:style w:type="paragraph" w:styleId="Heading4">
+  <w:style w:type="paragraph" w:styleId="Ttulo4">
     <w:name w:val="heading 4"/>
     <w:basedOn w:val="Normal"/>
     <w:next w:val="Normal"/>
@@ -9984,7 +10869,7 @@
       <w:szCs w:val="24"/>
     </w:rPr>
   </w:style>
-  <w:style w:type="paragraph" w:styleId="Heading5">
+  <w:style w:type="paragraph" w:styleId="Ttulo5">
     <w:name w:val="heading 5"/>
     <w:basedOn w:val="Normal"/>
     <w:next w:val="Normal"/>
@@ -9999,7 +10884,7 @@
       <w:bCs/>
     </w:rPr>
   </w:style>
-  <w:style w:type="paragraph" w:styleId="Heading6">
+  <w:style w:type="paragraph" w:styleId="Ttulo6">
     <w:name w:val="heading 6"/>
     <w:basedOn w:val="Normal"/>
     <w:next w:val="Normal"/>
@@ -10016,13 +10901,12 @@
       <w:szCs w:val="20"/>
     </w:rPr>
   </w:style>
-  <w:style w:type="character" w:default="1" w:styleId="DefaultParagraphFont">
+  <w:style w:type="character" w:default="1" w:styleId="Fuentedeprrafopredeter">
     <w:name w:val="Default Paragraph Font"/>
     <w:uiPriority w:val="1"/>
-    <w:semiHidden/>
     <w:unhideWhenUsed/>
   </w:style>
-  <w:style w:type="table" w:default="1" w:styleId="TableNormal">
+  <w:style w:type="table" w:default="1" w:styleId="Tablanormal">
     <w:name w:val="Normal Table"/>
     <w:uiPriority w:val="99"/>
     <w:semiHidden/>
@@ -10037,13 +10921,13 @@
       </w:tblCellMar>
     </w:tblPr>
   </w:style>
-  <w:style w:type="numbering" w:default="1" w:styleId="NoList">
+  <w:style w:type="numbering" w:default="1" w:styleId="Sinlista">
     <w:name w:val="No List"/>
     <w:uiPriority w:val="99"/>
     <w:semiHidden/>
     <w:unhideWhenUsed/>
   </w:style>
-  <w:style w:type="table" w:customStyle="1" w:styleId="TableNormal0">
+  <w:style w:type="table" w:customStyle="1" w:styleId="TableNormal">
     <w:name w:val="TableNormal"/>
     <w:tblPr>
       <w:tblCellMar>
@@ -10054,7 +10938,7 @@
       </w:tblCellMar>
     </w:tblPr>
   </w:style>
-  <w:style w:type="paragraph" w:styleId="Title">
+  <w:style w:type="paragraph" w:styleId="Ttulo">
     <w:name w:val="Title"/>
     <w:basedOn w:val="Normal"/>
     <w:next w:val="Normal"/>
@@ -10070,7 +10954,7 @@
       <w:szCs w:val="72"/>
     </w:rPr>
   </w:style>
-  <w:style w:type="paragraph" w:styleId="Subtitle">
+  <w:style w:type="paragraph" w:styleId="Subttulo">
     <w:name w:val="Subtitle"/>
     <w:basedOn w:val="Normal"/>
     <w:next w:val="Normal"/>
@@ -10089,13 +10973,13 @@
     </w:rPr>
   </w:style>
   <w:style w:type="table" w:customStyle="1" w:styleId="a">
-    <w:basedOn w:val="TableNormal0"/>
+    <w:basedOn w:val="TableNormal"/>
     <w:tblPr>
       <w:tblStyleRowBandSize w:val="1"/>
       <w:tblStyleColBandSize w:val="1"/>
     </w:tblPr>
   </w:style>
-  <w:style w:type="paragraph" w:styleId="ListParagraph">
+  <w:style w:type="paragraph" w:styleId="Prrafodelista">
     <w:name w:val="List Paragraph"/>
     <w:basedOn w:val="Normal"/>
     <w:uiPriority w:val="34"/>
@@ -10106,9 +10990,9 @@
       <w:contextualSpacing/>
     </w:pPr>
   </w:style>
-  <w:style w:type="character" w:styleId="Hyperlink">
+  <w:style w:type="character" w:styleId="Hipervnculo">
     <w:name w:val="Hyperlink"/>
-    <w:basedOn w:val="DefaultParagraphFont"/>
+    <w:basedOn w:val="Fuentedeprrafopredeter"/>
     <w:uiPriority w:val="99"/>
     <w:unhideWhenUsed/>
     <w:rsid w:val="005C0BFC"/>
@@ -10117,9 +11001,9 @@
       <w:u w:val="single"/>
     </w:rPr>
   </w:style>
-  <w:style w:type="character" w:styleId="UnresolvedMention">
+  <w:style w:type="character" w:styleId="Mencinsinresolver">
     <w:name w:val="Unresolved Mention"/>
-    <w:basedOn w:val="DefaultParagraphFont"/>
+    <w:basedOn w:val="Fuentedeprrafopredeter"/>
     <w:uiPriority w:val="99"/>
     <w:semiHidden/>
     <w:unhideWhenUsed/>

--- a/!DOPO-I01-2026-02.docx
+++ b/!DOPO-I01-2026-02.docx
@@ -1,6 +1,6 @@
 
 <file path=word/document.xml><?xml version="1.0" encoding="utf-8"?>
-<w:document xmlns:wpc="http://schemas.microsoft.com/office/word/2010/wordprocessingCanvas" xmlns:cx="http://schemas.microsoft.com/office/drawing/2014/chartex" xmlns:cx1="http://schemas.microsoft.com/office/drawing/2015/9/8/chartex" xmlns:cx2="http://schemas.microsoft.com/office/drawing/2015/10/21/chartex" xmlns:cx3="http://schemas.microsoft.com/office/drawing/2016/5/9/chartex" xmlns:cx4="http://schemas.microsoft.com/office/drawing/2016/5/10/chartex" xmlns:cx5="http://schemas.microsoft.com/office/drawing/2016/5/11/chartex" xmlns:cx6="http://schemas.microsoft.com/office/drawing/2016/5/12/chartex" xmlns:cx7="http://schemas.microsoft.com/office/drawing/2016/5/13/chartex" xmlns:cx8="http://schemas.microsoft.com/office/drawing/2016/5/14/chartex" xmlns:mc="http://schemas.openxmlformats.org/markup-compatibility/2006" xmlns:aink="http://schemas.microsoft.com/office/drawing/2016/ink" xmlns:am3d="http://schemas.microsoft.com/office/drawing/2017/model3d" xmlns:o="urn:schemas-microsoft-com:office:office" xmlns:oel="http://schemas.microsoft.com/office/2019/extlst" xmlns:r="http://schemas.openxmlformats.org/officeDocument/2006/relationships" xmlns:m="http://schemas.openxmlformats.org/officeDocument/2006/math" xmlns:v="urn:schemas-microsoft-com:vml" xmlns:wp14="http://schemas.microsoft.com/office/word/2010/wordprocessingDrawing" xmlns:wp="http://schemas.openxmlformats.org/drawingml/2006/wordprocessingDrawing" xmlns:w10="urn:schemas-microsoft-com:office:word" xmlns:w="http://schemas.openxmlformats.org/wordprocessingml/2006/main" xmlns:w14="http://schemas.microsoft.com/office/word/2010/wordml" xmlns:w15="http://schemas.microsoft.com/office/word/2012/wordml" xmlns:w16cex="http://schemas.microsoft.com/office/word/2018/wordml/cex" xmlns:w16cid="http://schemas.microsoft.com/office/word/2016/wordml/cid" xmlns:w16="http://schemas.microsoft.com/office/word/2018/wordml" xmlns:w16du="http://schemas.microsoft.com/office/word/2023/wordml/word16du" xmlns:w16sdtdh="http://schemas.microsoft.com/office/word/2020/wordml/sdtdatahash" xmlns:w16sdtfl="http://schemas.microsoft.com/office/word/2024/wordml/sdtformatlock" xmlns:w16se="http://schemas.microsoft.com/office/word/2015/wordml/symex" xmlns:wpg="http://schemas.microsoft.com/office/word/2010/wordprocessingGroup" xmlns:wpi="http://schemas.microsoft.com/office/word/2010/wordprocessingInk" xmlns:wne="http://schemas.microsoft.com/office/word/2006/wordml" xmlns:wps="http://schemas.microsoft.com/office/word/2010/wordprocessingShape" mc:Ignorable="w14 w15 w16se w16cid w16 w16cex w16sdtdh w16sdtfl w16du wp14">
+<w:document xmlns:wpc="http://schemas.microsoft.com/office/word/2010/wordprocessingCanvas" xmlns:cx="http://schemas.microsoft.com/office/drawing/2014/chartex" xmlns:mc="http://schemas.openxmlformats.org/markup-compatibility/2006" xmlns:o="urn:schemas-microsoft-com:office:office" xmlns:r="http://schemas.openxmlformats.org/officeDocument/2006/relationships" xmlns:m="http://schemas.openxmlformats.org/officeDocument/2006/math" xmlns:v="urn:schemas-microsoft-com:vml" xmlns:wp14="http://schemas.microsoft.com/office/word/2010/wordprocessingDrawing" xmlns:wp="http://schemas.openxmlformats.org/drawingml/2006/wordprocessingDrawing" xmlns:w10="urn:schemas-microsoft-com:office:word" xmlns:w="http://schemas.openxmlformats.org/wordprocessingml/2006/main" xmlns:w14="http://schemas.microsoft.com/office/word/2010/wordml" xmlns:w15="http://schemas.microsoft.com/office/word/2012/wordml" xmlns:w16se="http://schemas.microsoft.com/office/word/2015/wordml/symex" xmlns:wpg="http://schemas.microsoft.com/office/word/2010/wordprocessingGroup" xmlns:wpi="http://schemas.microsoft.com/office/word/2010/wordprocessingInk" xmlns:wne="http://schemas.microsoft.com/office/word/2006/wordml" xmlns:wps="http://schemas.microsoft.com/office/word/2010/wordprocessingShape" mc:Ignorable="w14 w15 w16se wp14">
   <w:body>
     <w:p>
       <w:pPr>
@@ -2175,25 +2175,61 @@
           <w:sz w:val="20"/>
           <w:szCs w:val="20"/>
         </w:rPr>
-        <w:t xml:space="preserve"> que  contenga la dirección URL. El nombre del archivo </w:t>
-      </w:r>
-      <w:proofErr w:type="spellStart"/>
+        <w:t xml:space="preserve"> </w:t>
+      </w:r>
+      <w:proofErr w:type="gramStart"/>
       <w:r>
         <w:rPr>
           <w:color w:val="000000"/>
           <w:sz w:val="20"/>
           <w:szCs w:val="20"/>
         </w:rPr>
-        <w:t>txt</w:t>
-      </w:r>
-      <w:proofErr w:type="spellEnd"/>
+        <w:t>que  contenga</w:t>
+      </w:r>
+      <w:proofErr w:type="gramEnd"/>
       <w:r>
         <w:rPr>
           <w:color w:val="000000"/>
           <w:sz w:val="20"/>
           <w:szCs w:val="20"/>
         </w:rPr>
-        <w:t xml:space="preserve"> debe ser la concatenación de los apellidos de los  autores, ordenados alfabéticamente. </w:t>
+        <w:t xml:space="preserve"> la dirección URL. El nombre del archivo </w:t>
+      </w:r>
+      <w:proofErr w:type="spellStart"/>
+      <w:r>
+        <w:rPr>
+          <w:color w:val="000000"/>
+          <w:sz w:val="20"/>
+          <w:szCs w:val="20"/>
+        </w:rPr>
+        <w:t>txt</w:t>
+      </w:r>
+      <w:proofErr w:type="spellEnd"/>
+      <w:r>
+        <w:rPr>
+          <w:color w:val="000000"/>
+          <w:sz w:val="20"/>
+          <w:szCs w:val="20"/>
+        </w:rPr>
+        <w:t xml:space="preserve"> debe ser la concatenación de los apellidos de </w:t>
+      </w:r>
+      <w:proofErr w:type="gramStart"/>
+      <w:r>
+        <w:rPr>
+          <w:color w:val="000000"/>
+          <w:sz w:val="20"/>
+          <w:szCs w:val="20"/>
+        </w:rPr>
+        <w:t>los  autores</w:t>
+      </w:r>
+      <w:proofErr w:type="gramEnd"/>
+      <w:r>
+        <w:rPr>
+          <w:color w:val="000000"/>
+          <w:sz w:val="20"/>
+          <w:szCs w:val="20"/>
+        </w:rPr>
+        <w:t xml:space="preserve">, ordenados alfabéticamente. </w:t>
       </w:r>
     </w:p>
     <w:p>
@@ -3509,7 +3545,25 @@
                 <w:szCs w:val="16"/>
               </w:rPr>
               <w:lastRenderedPageBreak/>
-              <w:t>El mayor problema técnico fue controlar las visualizaciones de los símbolos y el cambio de apariencia durante los métodos spin() y spin(</w:t>
+              <w:t xml:space="preserve">El mayor problema técnico fue controlar las visualizaciones de los símbolos y el cambio de apariencia durante los métodos </w:t>
+            </w:r>
+            <w:proofErr w:type="gramStart"/>
+            <w:r>
+              <w:rPr>
+                <w:color w:val="000000"/>
+                <w:sz w:val="16"/>
+                <w:szCs w:val="16"/>
+              </w:rPr>
+              <w:t>spin(</w:t>
+            </w:r>
+            <w:proofErr w:type="gramEnd"/>
+            <w:r>
+              <w:rPr>
+                <w:color w:val="000000"/>
+                <w:sz w:val="16"/>
+                <w:szCs w:val="16"/>
+              </w:rPr>
+              <w:t>) y spin(</w:t>
             </w:r>
             <w:proofErr w:type="spellStart"/>
             <w:r>
@@ -3861,6 +3915,7 @@
               <w:t xml:space="preserve">, además de formato de </w:t>
             </w:r>
             <w:proofErr w:type="spellStart"/>
+            <w:proofErr w:type="gramStart"/>
             <w:r>
               <w:rPr>
                 <w:color w:val="000000"/>
@@ -3892,7 +3947,16 @@
                 <w:sz w:val="16"/>
                 <w:szCs w:val="16"/>
               </w:rPr>
-              <w:t>para guiarnos en la creación de las clases</w:t>
+              <w:t>para</w:t>
+            </w:r>
+            <w:proofErr w:type="gramEnd"/>
+            <w:r>
+              <w:rPr>
+                <w:color w:val="000000"/>
+                <w:sz w:val="16"/>
+                <w:szCs w:val="16"/>
+              </w:rPr>
+              <w:t xml:space="preserve"> guiarnos en la creación de las clases</w:t>
             </w:r>
           </w:p>
           <w:p>
@@ -4248,13 +4312,23 @@
         </w:rPr>
         <w:t xml:space="preserve"> el método </w:t>
       </w:r>
-      <w:r>
-        <w:rPr>
-          <w:color w:val="000000"/>
-          <w:sz w:val="16"/>
-          <w:szCs w:val="16"/>
-        </w:rPr>
-        <w:t xml:space="preserve">swap() para intercambiar dos ruedas, se validan que las posiciones correspondan a las ruedas, se intercambian los objetos Wheel dentro de la </w:t>
+      <w:proofErr w:type="gramStart"/>
+      <w:r>
+        <w:rPr>
+          <w:color w:val="000000"/>
+          <w:sz w:val="16"/>
+          <w:szCs w:val="16"/>
+        </w:rPr>
+        <w:t>swap(</w:t>
+      </w:r>
+      <w:proofErr w:type="gramEnd"/>
+      <w:r>
+        <w:rPr>
+          <w:color w:val="000000"/>
+          <w:sz w:val="16"/>
+          <w:szCs w:val="16"/>
+        </w:rPr>
+        <w:t xml:space="preserve">) para intercambiar dos ruedas, se validan que las posiciones correspondan a las ruedas, se intercambian los objetos Wheel dentro de la </w:t>
       </w:r>
       <w:r>
         <w:rPr>
@@ -4367,7 +4441,25 @@
           <w:sz w:val="16"/>
           <w:szCs w:val="16"/>
         </w:rPr>
-        <w:t>=true spin() no gira, por e</w:t>
+        <w:t xml:space="preserve">=true </w:t>
+      </w:r>
+      <w:proofErr w:type="gramStart"/>
+      <w:r>
+        <w:rPr>
+          <w:color w:val="000000"/>
+          <w:sz w:val="16"/>
+          <w:szCs w:val="16"/>
+        </w:rPr>
+        <w:t>spin(</w:t>
+      </w:r>
+      <w:proofErr w:type="gramEnd"/>
+      <w:r>
+        <w:rPr>
+          <w:color w:val="000000"/>
+          <w:sz w:val="16"/>
+          <w:szCs w:val="16"/>
+        </w:rPr>
+        <w:t>) no gira, por e</w:t>
       </w:r>
       <w:r>
         <w:rPr>
@@ -4532,7 +4624,25 @@
           <w:sz w:val="16"/>
           <w:szCs w:val="16"/>
         </w:rPr>
-        <w:t>Se crea el método spin(Wheel,</w:t>
+        <w:t xml:space="preserve">Se crea el método </w:t>
+      </w:r>
+      <w:proofErr w:type="gramStart"/>
+      <w:r>
+        <w:rPr>
+          <w:color w:val="000000"/>
+          <w:sz w:val="16"/>
+          <w:szCs w:val="16"/>
+        </w:rPr>
+        <w:t>spin(</w:t>
+      </w:r>
+      <w:proofErr w:type="gramEnd"/>
+      <w:r>
+        <w:rPr>
+          <w:color w:val="000000"/>
+          <w:sz w:val="16"/>
+          <w:szCs w:val="16"/>
+        </w:rPr>
+        <w:t>Wheel,</w:t>
       </w:r>
       <w:r>
         <w:rPr>
@@ -4685,7 +4795,35 @@
           <w:sz w:val="16"/>
           <w:szCs w:val="16"/>
         </w:rPr>
-        <w:t xml:space="preserve"> spin(String[]</w:t>
+        <w:t xml:space="preserve"> spin(</w:t>
+      </w:r>
+      <w:proofErr w:type="spellStart"/>
+      <w:proofErr w:type="gramStart"/>
+      <w:r>
+        <w:rPr>
+          <w:color w:val="000000"/>
+          <w:sz w:val="16"/>
+          <w:szCs w:val="16"/>
+        </w:rPr>
+        <w:t>String</w:t>
+      </w:r>
+      <w:proofErr w:type="spellEnd"/>
+      <w:r>
+        <w:rPr>
+          <w:color w:val="000000"/>
+          <w:sz w:val="16"/>
+          <w:szCs w:val="16"/>
+        </w:rPr>
+        <w:t>[</w:t>
+      </w:r>
+      <w:proofErr w:type="gramEnd"/>
+      <w:r>
+        <w:rPr>
+          <w:color w:val="000000"/>
+          <w:sz w:val="16"/>
+          <w:szCs w:val="16"/>
+        </w:rPr>
+        <w:t>]</w:t>
       </w:r>
       <w:r>
         <w:rPr>
@@ -5634,6 +5772,7 @@
         <w:t xml:space="preserve">, además de formato de </w:t>
       </w:r>
       <w:proofErr w:type="spellStart"/>
+      <w:proofErr w:type="gramStart"/>
       <w:r>
         <w:rPr>
           <w:color w:val="000000"/>
@@ -5649,7 +5788,16 @@
           <w:sz w:val="16"/>
           <w:szCs w:val="16"/>
         </w:rPr>
-        <w:t xml:space="preserve">  para guiarnos en la creación de las clases</w:t>
+        <w:t xml:space="preserve">  para</w:t>
+      </w:r>
+      <w:proofErr w:type="gramEnd"/>
+      <w:r>
+        <w:rPr>
+          <w:color w:val="000000"/>
+          <w:sz w:val="16"/>
+          <w:szCs w:val="16"/>
+        </w:rPr>
+        <w:t xml:space="preserve"> guiarnos en la creación de las clases</w:t>
       </w:r>
     </w:p>
     <w:p>
@@ -5998,25 +6146,7 @@
           <w:sz w:val="16"/>
           <w:szCs w:val="16"/>
         </w:rPr>
-        <w:t xml:space="preserve">¿Cuáles fueron los </w:t>
-      </w:r>
-      <w:proofErr w:type="spellStart"/>
-      <w:r>
-        <w:rPr>
-          <w:color w:val="000000"/>
-          <w:sz w:val="16"/>
-          <w:szCs w:val="16"/>
-        </w:rPr>
-        <w:t>mini-ciclos</w:t>
-      </w:r>
-      <w:proofErr w:type="spellEnd"/>
-      <w:r>
-        <w:rPr>
-          <w:color w:val="000000"/>
-          <w:sz w:val="16"/>
-          <w:szCs w:val="16"/>
-        </w:rPr>
-        <w:t xml:space="preserve"> definidos? Justifíquenlos. </w:t>
+        <w:t xml:space="preserve">¿Cuáles fueron los mini-ciclos definidos? Justifíquenlos. </w:t>
       </w:r>
     </w:p>
     <w:p>
@@ -6042,6 +6172,15 @@
           <w:lang w:val="es-MX"/>
         </w:rPr>
       </w:pPr>
+      <w:r>
+        <w:rPr>
+          <w:color w:val="000000"/>
+          <w:sz w:val="16"/>
+          <w:szCs w:val="16"/>
+          <w:lang w:val="es-MX"/>
+        </w:rPr>
+        <w:t xml:space="preserve">Mini-ciclo 1: Crear la máquina del reto con </w:t>
+      </w:r>
       <w:proofErr w:type="spellStart"/>
       <w:r>
         <w:rPr>
@@ -6050,7 +6189,7 @@
           <w:szCs w:val="16"/>
           <w:lang w:val="es-MX"/>
         </w:rPr>
-        <w:t>Mini-ciclo</w:t>
+        <w:t>SlotMachine</w:t>
       </w:r>
       <w:proofErr w:type="spellEnd"/>
       <w:r>
@@ -6060,27 +6199,27 @@
           <w:szCs w:val="16"/>
           <w:lang w:val="es-MX"/>
         </w:rPr>
-        <w:t xml:space="preserve"> 1: Crear la máquina del reto con </w:t>
-      </w:r>
-      <w:proofErr w:type="spellStart"/>
-      <w:r>
-        <w:rPr>
-          <w:color w:val="000000"/>
-          <w:sz w:val="16"/>
-          <w:szCs w:val="16"/>
-          <w:lang w:val="es-MX"/>
-        </w:rPr>
-        <w:t>SlotMachine</w:t>
-      </w:r>
-      <w:proofErr w:type="spellEnd"/>
-      <w:r>
-        <w:rPr>
-          <w:color w:val="000000"/>
-          <w:sz w:val="16"/>
-          <w:szCs w:val="16"/>
-          <w:lang w:val="es-MX"/>
-        </w:rPr>
-        <w:t>(n), que crea una máquina con n ruedas y n símbolos de colores distintos, inicializada aleatoriamente. Si n está por fuera del rango de 3 a 50, la máquina no se crea y ok() queda en falso.</w:t>
+        <w:t xml:space="preserve">(n), que crea una máquina con n ruedas y n símbolos de colores distintos, inicializada aleatoriamente. Si n está por fuera del rango de 3 a 50, la máquina no se crea y </w:t>
+      </w:r>
+      <w:proofErr w:type="gramStart"/>
+      <w:r>
+        <w:rPr>
+          <w:color w:val="000000"/>
+          <w:sz w:val="16"/>
+          <w:szCs w:val="16"/>
+          <w:lang w:val="es-MX"/>
+        </w:rPr>
+        <w:t>ok(</w:t>
+      </w:r>
+      <w:proofErr w:type="gramEnd"/>
+      <w:r>
+        <w:rPr>
+          <w:color w:val="000000"/>
+          <w:sz w:val="16"/>
+          <w:szCs w:val="16"/>
+          <w:lang w:val="es-MX"/>
+        </w:rPr>
+        <w:t>) queda en falso.</w:t>
       </w:r>
     </w:p>
     <w:p>
@@ -6106,6 +6245,15 @@
           <w:lang w:val="es-MX"/>
         </w:rPr>
       </w:pPr>
+      <w:r>
+        <w:rPr>
+          <w:color w:val="000000"/>
+          <w:sz w:val="16"/>
+          <w:szCs w:val="16"/>
+          <w:lang w:val="es-MX"/>
+        </w:rPr>
+        <w:t xml:space="preserve">Mini-ciclo 2: Resolver el problema de la maratón en la clase </w:t>
+      </w:r>
       <w:proofErr w:type="spellStart"/>
       <w:r>
         <w:rPr>
@@ -6114,7 +6262,7 @@
           <w:szCs w:val="16"/>
           <w:lang w:val="es-MX"/>
         </w:rPr>
-        <w:t>Mini-ciclo</w:t>
+        <w:t>SlotMachineContest</w:t>
       </w:r>
       <w:proofErr w:type="spellEnd"/>
       <w:r>
@@ -6124,7 +6272,7 @@
           <w:szCs w:val="16"/>
           <w:lang w:val="es-MX"/>
         </w:rPr>
-        <w:t xml:space="preserve"> 2: Resolver el problema de la maratón en la clase </w:t>
+        <w:t xml:space="preserve"> con </w:t>
       </w:r>
       <w:proofErr w:type="spellStart"/>
       <w:r>
@@ -6134,7 +6282,7 @@
           <w:szCs w:val="16"/>
           <w:lang w:val="es-MX"/>
         </w:rPr>
-        <w:t>SlotMachineContest</w:t>
+        <w:t>solve</w:t>
       </w:r>
       <w:proofErr w:type="spellEnd"/>
       <w:r>
@@ -6144,7 +6292,7 @@
           <w:szCs w:val="16"/>
           <w:lang w:val="es-MX"/>
         </w:rPr>
-        <w:t xml:space="preserve"> con </w:t>
+        <w:t xml:space="preserve">(n), que encuentra la secuencia de acciones {rueda, pasos} para ganar. Usa la máquina solo como </w:t>
       </w:r>
       <w:proofErr w:type="spellStart"/>
       <w:r>
@@ -6154,7 +6302,7 @@
           <w:szCs w:val="16"/>
           <w:lang w:val="es-MX"/>
         </w:rPr>
-        <w:t>solve</w:t>
+        <w:t>testing</w:t>
       </w:r>
       <w:proofErr w:type="spellEnd"/>
       <w:r>
@@ -6164,7 +6312,7 @@
           <w:szCs w:val="16"/>
           <w:lang w:val="es-MX"/>
         </w:rPr>
-        <w:t xml:space="preserve">(n), que encuentra la secuencia de acciones {rueda, pasos} para ganar. Usa la máquina solo como </w:t>
+        <w:t xml:space="preserve"> </w:t>
       </w:r>
       <w:proofErr w:type="spellStart"/>
       <w:r>
@@ -6174,7 +6322,7 @@
           <w:szCs w:val="16"/>
           <w:lang w:val="es-MX"/>
         </w:rPr>
-        <w:t>testing</w:t>
+        <w:t>tool</w:t>
       </w:r>
       <w:proofErr w:type="spellEnd"/>
       <w:r>
@@ -6184,7 +6332,7 @@
           <w:szCs w:val="16"/>
           <w:lang w:val="es-MX"/>
         </w:rPr>
-        <w:t xml:space="preserve"> </w:t>
+        <w:t xml:space="preserve">, con </w:t>
       </w:r>
       <w:proofErr w:type="spellStart"/>
       <w:r>
@@ -6194,7 +6342,7 @@
           <w:szCs w:val="16"/>
           <w:lang w:val="es-MX"/>
         </w:rPr>
-        <w:t>tool</w:t>
+        <w:t>SlotMachine</w:t>
       </w:r>
       <w:proofErr w:type="spellEnd"/>
       <w:r>
@@ -6204,29 +6352,20 @@
           <w:szCs w:val="16"/>
           <w:lang w:val="es-MX"/>
         </w:rPr>
-        <w:t xml:space="preserve">, con </w:t>
+        <w:t xml:space="preserve">(n), </w:t>
+      </w:r>
+      <w:proofErr w:type="gramStart"/>
+      <w:r>
+        <w:rPr>
+          <w:color w:val="000000"/>
+          <w:sz w:val="16"/>
+          <w:szCs w:val="16"/>
+          <w:lang w:val="es-MX"/>
+        </w:rPr>
+        <w:t>spin(</w:t>
       </w:r>
       <w:proofErr w:type="spellStart"/>
-      <w:r>
-        <w:rPr>
-          <w:color w:val="000000"/>
-          <w:sz w:val="16"/>
-          <w:szCs w:val="16"/>
-          <w:lang w:val="es-MX"/>
-        </w:rPr>
-        <w:t>SlotMachine</w:t>
-      </w:r>
-      <w:proofErr w:type="spellEnd"/>
-      <w:r>
-        <w:rPr>
-          <w:color w:val="000000"/>
-          <w:sz w:val="16"/>
-          <w:szCs w:val="16"/>
-          <w:lang w:val="es-MX"/>
-        </w:rPr>
-        <w:t>(n), spin(</w:t>
-      </w:r>
-      <w:proofErr w:type="spellStart"/>
+      <w:proofErr w:type="gramEnd"/>
       <w:r>
         <w:rPr>
           <w:color w:val="000000"/>
@@ -6310,25 +6449,14 @@
           <w:lang w:val="es-MX"/>
         </w:rPr>
       </w:pPr>
-      <w:proofErr w:type="spellStart"/>
-      <w:r>
-        <w:rPr>
-          <w:color w:val="000000"/>
-          <w:sz w:val="16"/>
-          <w:szCs w:val="16"/>
-          <w:lang w:val="es-MX"/>
-        </w:rPr>
-        <w:t>Mini-ciclo</w:t>
-      </w:r>
-      <w:proofErr w:type="spellEnd"/>
-      <w:r>
-        <w:rPr>
-          <w:color w:val="000000"/>
-          <w:sz w:val="16"/>
-          <w:szCs w:val="16"/>
-          <w:lang w:val="es-MX"/>
-        </w:rPr>
-        <w:t xml:space="preserve"> 3: Simular la solución con </w:t>
+      <w:r>
+        <w:rPr>
+          <w:color w:val="000000"/>
+          <w:sz w:val="16"/>
+          <w:szCs w:val="16"/>
+          <w:lang w:val="es-MX"/>
+        </w:rPr>
+        <w:t xml:space="preserve">Mini-ciclo 3: Simular la solución con </w:t>
       </w:r>
       <w:proofErr w:type="spellStart"/>
       <w:r>
@@ -6374,6 +6502,15 @@
           <w:lang w:val="es-MX"/>
         </w:rPr>
       </w:pPr>
+      <w:r>
+        <w:rPr>
+          <w:color w:val="000000"/>
+          <w:sz w:val="16"/>
+          <w:szCs w:val="16"/>
+          <w:lang w:val="es-MX"/>
+        </w:rPr>
+        <w:t xml:space="preserve">Mini-ciclo 4: Crear una nueva solución más rápida en la clase SlotMachineContest2, como lo permitió la profesora. Esta clase hereda de </w:t>
+      </w:r>
       <w:proofErr w:type="spellStart"/>
       <w:r>
         <w:rPr>
@@ -6382,7 +6519,7 @@
           <w:szCs w:val="16"/>
           <w:lang w:val="es-MX"/>
         </w:rPr>
-        <w:t>Mini-ciclo</w:t>
+        <w:t>SlotMachineContest</w:t>
       </w:r>
       <w:proofErr w:type="spellEnd"/>
       <w:r>
@@ -6392,7 +6529,7 @@
           <w:szCs w:val="16"/>
           <w:lang w:val="es-MX"/>
         </w:rPr>
-        <w:t xml:space="preserve"> 4: Crear una nueva solución más rápida en la clase SlotMachineContest2, como lo permitió la profesora. Esta clase hereda de </w:t>
+        <w:t xml:space="preserve"> todo el proceso de resolver y simular, y solo redefine </w:t>
       </w:r>
       <w:proofErr w:type="spellStart"/>
       <w:r>
@@ -6402,7 +6539,7 @@
           <w:szCs w:val="16"/>
           <w:lang w:val="es-MX"/>
         </w:rPr>
-        <w:t>SlotMachineContest</w:t>
+        <w:t>actionsToWin</w:t>
       </w:r>
       <w:proofErr w:type="spellEnd"/>
       <w:r>
@@ -6412,17 +6549,18 @@
           <w:szCs w:val="16"/>
           <w:lang w:val="es-MX"/>
         </w:rPr>
-        <w:t xml:space="preserve"> todo el proceso de resolver y simular, y solo redefine </w:t>
+        <w:t xml:space="preserve">. En lugar de explorar la máquina, lee la configuración con </w:t>
       </w:r>
       <w:proofErr w:type="spellStart"/>
-      <w:r>
-        <w:rPr>
-          <w:color w:val="000000"/>
-          <w:sz w:val="16"/>
-          <w:szCs w:val="16"/>
-          <w:lang w:val="es-MX"/>
-        </w:rPr>
-        <w:t>actionsToWin</w:t>
+      <w:proofErr w:type="gramStart"/>
+      <w:r>
+        <w:rPr>
+          <w:color w:val="000000"/>
+          <w:sz w:val="16"/>
+          <w:szCs w:val="16"/>
+          <w:lang w:val="es-MX"/>
+        </w:rPr>
+        <w:t>configuration</w:t>
       </w:r>
       <w:proofErr w:type="spellEnd"/>
       <w:r>
@@ -6432,27 +6570,17 @@
           <w:szCs w:val="16"/>
           <w:lang w:val="es-MX"/>
         </w:rPr>
-        <w:t xml:space="preserve">. En lugar de explorar la máquina, lee la configuración con </w:t>
-      </w:r>
-      <w:proofErr w:type="spellStart"/>
-      <w:r>
-        <w:rPr>
-          <w:color w:val="000000"/>
-          <w:sz w:val="16"/>
-          <w:szCs w:val="16"/>
-          <w:lang w:val="es-MX"/>
-        </w:rPr>
-        <w:t>configuration</w:t>
-      </w:r>
-      <w:proofErr w:type="spellEnd"/>
-      <w:r>
-        <w:rPr>
-          <w:color w:val="000000"/>
-          <w:sz w:val="16"/>
-          <w:szCs w:val="16"/>
-          <w:lang w:val="es-MX"/>
-        </w:rPr>
-        <w:t>() y symbols(), escoge el color que más se repite y mueve únicamente las ruedas que no lo muestran.</w:t>
+        <w:t>(</w:t>
+      </w:r>
+      <w:proofErr w:type="gramEnd"/>
+      <w:r>
+        <w:rPr>
+          <w:color w:val="000000"/>
+          <w:sz w:val="16"/>
+          <w:szCs w:val="16"/>
+          <w:lang w:val="es-MX"/>
+        </w:rPr>
+        <w:t>) y symbols(), escoge el color que más se repite y mueve únicamente las ruedas que no lo muestran.</w:t>
       </w:r>
     </w:p>
     <w:p>
@@ -6478,6 +6606,15 @@
           <w:lang w:val="es-MX"/>
         </w:rPr>
       </w:pPr>
+      <w:r>
+        <w:rPr>
+          <w:color w:val="000000"/>
+          <w:sz w:val="16"/>
+          <w:szCs w:val="16"/>
+          <w:lang w:val="es-MX"/>
+        </w:rPr>
+        <w:t xml:space="preserve">Mini-ciclo 5: </w:t>
+      </w:r>
       <w:proofErr w:type="spellStart"/>
       <w:r>
         <w:rPr>
@@ -6486,7 +6623,7 @@
           <w:szCs w:val="16"/>
           <w:lang w:val="es-MX"/>
         </w:rPr>
-        <w:t>Mini-ciclo</w:t>
+        <w:t>Refactoring</w:t>
       </w:r>
       <w:proofErr w:type="spellEnd"/>
       <w:r>
@@ -6496,27 +6633,27 @@
           <w:szCs w:val="16"/>
           <w:lang w:val="es-MX"/>
         </w:rPr>
-        <w:t xml:space="preserve"> 5: </w:t>
-      </w:r>
-      <w:proofErr w:type="spellStart"/>
-      <w:r>
-        <w:rPr>
-          <w:color w:val="000000"/>
-          <w:sz w:val="16"/>
-          <w:szCs w:val="16"/>
-          <w:lang w:val="es-MX"/>
-        </w:rPr>
-        <w:t>Refactoring</w:t>
-      </w:r>
-      <w:proofErr w:type="spellEnd"/>
-      <w:r>
-        <w:rPr>
-          <w:color w:val="000000"/>
-          <w:sz w:val="16"/>
-          <w:szCs w:val="16"/>
-          <w:lang w:val="es-MX"/>
-        </w:rPr>
-        <w:t xml:space="preserve"> y pruebas. Corregimos los errores heredados de los ciclos 1 y 2 (ok(), mensajes con </w:t>
+        <w:t xml:space="preserve"> y pruebas. Corregimos los errores heredados de los ciclos 1 y 2 (</w:t>
+      </w:r>
+      <w:proofErr w:type="gramStart"/>
+      <w:r>
+        <w:rPr>
+          <w:color w:val="000000"/>
+          <w:sz w:val="16"/>
+          <w:szCs w:val="16"/>
+          <w:lang w:val="es-MX"/>
+        </w:rPr>
+        <w:t>ok(</w:t>
+      </w:r>
+      <w:proofErr w:type="gramEnd"/>
+      <w:r>
+        <w:rPr>
+          <w:color w:val="000000"/>
+          <w:sz w:val="16"/>
+          <w:szCs w:val="16"/>
+          <w:lang w:val="es-MX"/>
+        </w:rPr>
+        <w:t xml:space="preserve">), mensajes con </w:t>
       </w:r>
       <w:proofErr w:type="spellStart"/>
       <w:r>
@@ -6667,27 +6804,7 @@
           <w:szCs w:val="16"/>
           <w:lang w:val="es-MX"/>
         </w:rPr>
-        <w:t xml:space="preserve">¿Cuál es el estado actual del proyecto en términos de </w:t>
-      </w:r>
-      <w:proofErr w:type="spellStart"/>
-      <w:r>
-        <w:rPr>
-          <w:color w:val="000000"/>
-          <w:sz w:val="16"/>
-          <w:szCs w:val="16"/>
-          <w:lang w:val="es-MX"/>
-        </w:rPr>
-        <w:t>mini-ciclos</w:t>
-      </w:r>
-      <w:proofErr w:type="spellEnd"/>
-      <w:r>
-        <w:rPr>
-          <w:color w:val="000000"/>
-          <w:sz w:val="16"/>
-          <w:szCs w:val="16"/>
-          <w:lang w:val="es-MX"/>
-        </w:rPr>
-        <w:t>? ¿por qué?</w:t>
+        <w:t>¿Cuál es el estado actual del proyecto en términos de mini-ciclos? ¿por qué?</w:t>
       </w:r>
     </w:p>
     <w:p>
@@ -6717,27 +6834,7 @@
           <w:szCs w:val="16"/>
           <w:lang w:val="es-MX"/>
         </w:rPr>
-        <w:t xml:space="preserve">· El proyecto está terminado: completamos los cinco </w:t>
-      </w:r>
-      <w:proofErr w:type="spellStart"/>
-      <w:r>
-        <w:rPr>
-          <w:color w:val="000000"/>
-          <w:sz w:val="16"/>
-          <w:szCs w:val="16"/>
-          <w:lang w:val="es-MX"/>
-        </w:rPr>
-        <w:t>mini-ciclos</w:t>
-      </w:r>
-      <w:proofErr w:type="spellEnd"/>
-      <w:r>
-        <w:rPr>
-          <w:color w:val="000000"/>
-          <w:sz w:val="16"/>
-          <w:szCs w:val="16"/>
-          <w:lang w:val="es-MX"/>
-        </w:rPr>
-        <w:t xml:space="preserve"> del ciclo 3. La máquina resuelve el problema de la maratón de dos formas: con </w:t>
+        <w:t xml:space="preserve">· El proyecto está terminado: completamos los cinco mini-ciclos del ciclo 3. La máquina resuelve el problema de la maratón de dos formas: con </w:t>
       </w:r>
       <w:proofErr w:type="spellStart"/>
       <w:r>
@@ -7080,9 +7177,20 @@
           <w:szCs w:val="16"/>
           <w:lang w:val="es-MX"/>
         </w:rPr>
-        <w:t>(n), spin(</w:t>
+        <w:t xml:space="preserve">(n), </w:t>
+      </w:r>
+      <w:proofErr w:type="gramStart"/>
+      <w:r>
+        <w:rPr>
+          <w:color w:val="000000"/>
+          <w:sz w:val="16"/>
+          <w:szCs w:val="16"/>
+          <w:lang w:val="es-MX"/>
+        </w:rPr>
+        <w:t>spin(</w:t>
       </w:r>
       <w:proofErr w:type="spellStart"/>
+      <w:proofErr w:type="gramEnd"/>
       <w:r>
         <w:rPr>
           <w:color w:val="000000"/>
@@ -7596,6 +7704,2344 @@
           <w:between w:val="nil"/>
         </w:pBdr>
         <w:spacing w:line="240" w:lineRule="auto"/>
+        <w:ind w:left="857"/>
+        <w:rPr>
+          <w:b/>
+          <w:color w:val="000000"/>
+          <w:sz w:val="24"/>
+          <w:szCs w:val="24"/>
+        </w:rPr>
+      </w:pPr>
+      <w:r>
+        <w:rPr>
+          <w:b/>
+          <w:color w:val="000000"/>
+          <w:sz w:val="24"/>
+          <w:szCs w:val="24"/>
+        </w:rPr>
+        <w:t xml:space="preserve">CICLO </w:t>
+      </w:r>
+      <w:r>
+        <w:rPr>
+          <w:b/>
+          <w:color w:val="000000"/>
+          <w:sz w:val="24"/>
+          <w:szCs w:val="24"/>
+        </w:rPr>
+        <w:t>4</w:t>
+      </w:r>
+    </w:p>
+    <w:p>
+      <w:pPr>
+        <w:pStyle w:val="Prrafodelista"/>
+        <w:widowControl w:val="0"/>
+        <w:numPr>
+          <w:ilvl w:val="1"/>
+          <w:numId w:val="11"/>
+        </w:numPr>
+        <w:pBdr>
+          <w:top w:val="nil"/>
+          <w:left w:val="nil"/>
+          <w:bottom w:val="nil"/>
+          <w:right w:val="nil"/>
+          <w:between w:val="nil"/>
+        </w:pBdr>
+        <w:spacing w:line="240" w:lineRule="auto"/>
+        <w:rPr>
+          <w:b/>
+          <w:color w:val="000000"/>
+          <w:sz w:val="16"/>
+          <w:szCs w:val="16"/>
+        </w:rPr>
+      </w:pPr>
+      <w:r>
+        <w:rPr>
+          <w:b/>
+          <w:color w:val="000000"/>
+          <w:sz w:val="16"/>
+          <w:szCs w:val="16"/>
+        </w:rPr>
+        <w:t xml:space="preserve">¿Cuáles fueron los mini-ciclos definidos? Justifíquenlos. </w:t>
+      </w:r>
+    </w:p>
+    <w:p>
+      <w:pPr>
+        <w:pStyle w:val="Prrafodelista"/>
+        <w:widowControl w:val="0"/>
+        <w:numPr>
+          <w:ilvl w:val="0"/>
+          <w:numId w:val="2"/>
+        </w:numPr>
+        <w:pBdr>
+          <w:top w:val="nil"/>
+          <w:left w:val="nil"/>
+          <w:bottom w:val="nil"/>
+          <w:right w:val="nil"/>
+          <w:between w:val="nil"/>
+        </w:pBdr>
+        <w:spacing w:line="240" w:lineRule="auto"/>
+        <w:rPr>
+          <w:color w:val="000000"/>
+          <w:sz w:val="16"/>
+          <w:szCs w:val="16"/>
+        </w:rPr>
+      </w:pPr>
+      <w:proofErr w:type="spellStart"/>
+      <w:r>
+        <w:rPr>
+          <w:color w:val="000000"/>
+          <w:sz w:val="16"/>
+          <w:szCs w:val="16"/>
+        </w:rPr>
+        <w:t>Miniciclo</w:t>
+      </w:r>
+      <w:proofErr w:type="spellEnd"/>
+      <w:r>
+        <w:rPr>
+          <w:color w:val="000000"/>
+          <w:sz w:val="16"/>
+          <w:szCs w:val="16"/>
+        </w:rPr>
+        <w:t xml:space="preserve"> </w:t>
+      </w:r>
+      <w:r>
+        <w:rPr>
+          <w:color w:val="000000"/>
+          <w:sz w:val="16"/>
+          <w:szCs w:val="16"/>
+        </w:rPr>
+        <w:t xml:space="preserve">1 </w:t>
+      </w:r>
+    </w:p>
+    <w:p>
+      <w:pPr>
+        <w:pStyle w:val="Prrafodelista"/>
+        <w:widowControl w:val="0"/>
+        <w:pBdr>
+          <w:top w:val="nil"/>
+          <w:left w:val="nil"/>
+          <w:bottom w:val="nil"/>
+          <w:right w:val="nil"/>
+          <w:between w:val="nil"/>
+        </w:pBdr>
+        <w:spacing w:line="240" w:lineRule="auto"/>
+        <w:ind w:left="1153"/>
+        <w:rPr>
+          <w:color w:val="000000"/>
+          <w:sz w:val="16"/>
+          <w:szCs w:val="16"/>
+        </w:rPr>
+      </w:pPr>
+      <w:r>
+        <w:rPr>
+          <w:color w:val="000000"/>
+          <w:sz w:val="16"/>
+          <w:szCs w:val="16"/>
+        </w:rPr>
+        <w:t>Se modificó el diseño de la máquina para permitir el manejo de diferentes tipos de</w:t>
+      </w:r>
+      <w:r>
+        <w:rPr>
+          <w:color w:val="000000"/>
+          <w:sz w:val="16"/>
+          <w:szCs w:val="16"/>
+        </w:rPr>
+        <w:t xml:space="preserve"> ruedas, manteniendo la rueda Normal</w:t>
+      </w:r>
+      <w:r>
+        <w:rPr>
+          <w:color w:val="000000"/>
+          <w:sz w:val="16"/>
+          <w:szCs w:val="16"/>
+        </w:rPr>
+        <w:t xml:space="preserve"> y preparando la estructura para incorporar nuevos comportamientos.</w:t>
+      </w:r>
+    </w:p>
+    <w:p>
+      <w:pPr>
+        <w:pStyle w:val="Prrafodelista"/>
+        <w:widowControl w:val="0"/>
+        <w:pBdr>
+          <w:top w:val="nil"/>
+          <w:left w:val="nil"/>
+          <w:bottom w:val="nil"/>
+          <w:right w:val="nil"/>
+          <w:between w:val="nil"/>
+        </w:pBdr>
+        <w:spacing w:line="240" w:lineRule="auto"/>
+        <w:ind w:left="1153"/>
+        <w:rPr>
+          <w:color w:val="000000"/>
+          <w:sz w:val="16"/>
+          <w:szCs w:val="16"/>
+        </w:rPr>
+      </w:pPr>
+    </w:p>
+    <w:p>
+      <w:pPr>
+        <w:pStyle w:val="Prrafodelista"/>
+        <w:widowControl w:val="0"/>
+        <w:numPr>
+          <w:ilvl w:val="0"/>
+          <w:numId w:val="2"/>
+        </w:numPr>
+        <w:pBdr>
+          <w:top w:val="nil"/>
+          <w:left w:val="nil"/>
+          <w:bottom w:val="nil"/>
+          <w:right w:val="nil"/>
+          <w:between w:val="nil"/>
+        </w:pBdr>
+        <w:spacing w:line="240" w:lineRule="auto"/>
+        <w:rPr>
+          <w:color w:val="000000"/>
+          <w:sz w:val="16"/>
+          <w:szCs w:val="16"/>
+        </w:rPr>
+      </w:pPr>
+      <w:proofErr w:type="spellStart"/>
+      <w:r>
+        <w:rPr>
+          <w:color w:val="000000"/>
+          <w:sz w:val="16"/>
+          <w:szCs w:val="16"/>
+        </w:rPr>
+        <w:t>Miniciclo</w:t>
+      </w:r>
+      <w:proofErr w:type="spellEnd"/>
+      <w:r>
+        <w:rPr>
+          <w:color w:val="000000"/>
+          <w:sz w:val="16"/>
+          <w:szCs w:val="16"/>
+        </w:rPr>
+        <w:t xml:space="preserve"> 2 — </w:t>
+      </w:r>
+      <w:proofErr w:type="spellStart"/>
+      <w:r>
+        <w:rPr>
+          <w:color w:val="000000"/>
+          <w:sz w:val="16"/>
+          <w:szCs w:val="16"/>
+        </w:rPr>
+        <w:t>LeftyWheel</w:t>
+      </w:r>
+      <w:proofErr w:type="spellEnd"/>
+      <w:r>
+        <w:rPr>
+          <w:color w:val="000000"/>
+          <w:sz w:val="16"/>
+          <w:szCs w:val="16"/>
+        </w:rPr>
+        <w:t xml:space="preserve">  </w:t>
+      </w:r>
+    </w:p>
+    <w:p>
+      <w:pPr>
+        <w:pStyle w:val="Prrafodelista"/>
+        <w:widowControl w:val="0"/>
+        <w:pBdr>
+          <w:top w:val="nil"/>
+          <w:left w:val="nil"/>
+          <w:bottom w:val="nil"/>
+          <w:right w:val="nil"/>
+          <w:between w:val="nil"/>
+        </w:pBdr>
+        <w:spacing w:line="240" w:lineRule="auto"/>
+        <w:ind w:left="1153"/>
+        <w:rPr>
+          <w:color w:val="000000"/>
+          <w:sz w:val="16"/>
+          <w:szCs w:val="16"/>
+        </w:rPr>
+      </w:pPr>
+      <w:r>
+        <w:rPr>
+          <w:color w:val="000000"/>
+          <w:sz w:val="16"/>
+          <w:szCs w:val="16"/>
+        </w:rPr>
+        <w:t xml:space="preserve">Se implementó la </w:t>
+      </w:r>
+      <w:proofErr w:type="spellStart"/>
+      <w:r>
+        <w:rPr>
+          <w:color w:val="000000"/>
+          <w:sz w:val="16"/>
+          <w:szCs w:val="16"/>
+        </w:rPr>
+        <w:t>LeftyWheel</w:t>
+      </w:r>
+      <w:proofErr w:type="spellEnd"/>
+      <w:r>
+        <w:rPr>
+          <w:color w:val="000000"/>
+          <w:sz w:val="16"/>
+          <w:szCs w:val="16"/>
+        </w:rPr>
+        <w:t>, cuyo comportamiento consiste en que, al girar, copia el estado de la rueda que se encuentra inmediatamente a su izquierda.</w:t>
+      </w:r>
+    </w:p>
+    <w:p>
+      <w:pPr>
+        <w:pStyle w:val="Prrafodelista"/>
+        <w:widowControl w:val="0"/>
+        <w:pBdr>
+          <w:top w:val="nil"/>
+          <w:left w:val="nil"/>
+          <w:bottom w:val="nil"/>
+          <w:right w:val="nil"/>
+          <w:between w:val="nil"/>
+        </w:pBdr>
+        <w:spacing w:line="240" w:lineRule="auto"/>
+        <w:ind w:left="1153"/>
+        <w:rPr>
+          <w:color w:val="000000"/>
+          <w:sz w:val="16"/>
+          <w:szCs w:val="16"/>
+        </w:rPr>
+      </w:pPr>
+    </w:p>
+    <w:p>
+      <w:pPr>
+        <w:pStyle w:val="Prrafodelista"/>
+        <w:widowControl w:val="0"/>
+        <w:numPr>
+          <w:ilvl w:val="0"/>
+          <w:numId w:val="2"/>
+        </w:numPr>
+        <w:pBdr>
+          <w:top w:val="nil"/>
+          <w:left w:val="nil"/>
+          <w:bottom w:val="nil"/>
+          <w:right w:val="nil"/>
+          <w:between w:val="nil"/>
+        </w:pBdr>
+        <w:spacing w:line="240" w:lineRule="auto"/>
+        <w:rPr>
+          <w:color w:val="000000"/>
+          <w:sz w:val="16"/>
+          <w:szCs w:val="16"/>
+        </w:rPr>
+      </w:pPr>
+      <w:proofErr w:type="spellStart"/>
+      <w:r>
+        <w:rPr>
+          <w:color w:val="000000"/>
+          <w:sz w:val="16"/>
+          <w:szCs w:val="16"/>
+        </w:rPr>
+        <w:t>Miniciclo</w:t>
+      </w:r>
+      <w:proofErr w:type="spellEnd"/>
+      <w:r>
+        <w:rPr>
+          <w:color w:val="000000"/>
+          <w:sz w:val="16"/>
+          <w:szCs w:val="16"/>
+        </w:rPr>
+        <w:t xml:space="preserve"> 3 — </w:t>
+      </w:r>
+      <w:proofErr w:type="spellStart"/>
+      <w:r>
+        <w:rPr>
+          <w:color w:val="000000"/>
+          <w:sz w:val="16"/>
+          <w:szCs w:val="16"/>
+        </w:rPr>
+        <w:t>RebelWheel</w:t>
+      </w:r>
+      <w:proofErr w:type="spellEnd"/>
+      <w:r>
+        <w:rPr>
+          <w:color w:val="000000"/>
+          <w:sz w:val="16"/>
+          <w:szCs w:val="16"/>
+        </w:rPr>
+        <w:t xml:space="preserve">  </w:t>
+      </w:r>
+    </w:p>
+    <w:p>
+      <w:pPr>
+        <w:pStyle w:val="Prrafodelista"/>
+        <w:widowControl w:val="0"/>
+        <w:pBdr>
+          <w:top w:val="nil"/>
+          <w:left w:val="nil"/>
+          <w:bottom w:val="nil"/>
+          <w:right w:val="nil"/>
+          <w:between w:val="nil"/>
+        </w:pBdr>
+        <w:spacing w:line="240" w:lineRule="auto"/>
+        <w:ind w:left="1153"/>
+        <w:rPr>
+          <w:color w:val="000000"/>
+          <w:sz w:val="16"/>
+          <w:szCs w:val="16"/>
+        </w:rPr>
+      </w:pPr>
+      <w:r>
+        <w:rPr>
+          <w:color w:val="000000"/>
+          <w:sz w:val="16"/>
+          <w:szCs w:val="16"/>
+        </w:rPr>
+        <w:t xml:space="preserve">Se implementó la </w:t>
+      </w:r>
+      <w:proofErr w:type="spellStart"/>
+      <w:r>
+        <w:rPr>
+          <w:color w:val="000000"/>
+          <w:sz w:val="16"/>
+          <w:szCs w:val="16"/>
+        </w:rPr>
+        <w:t>RebelWheel</w:t>
+      </w:r>
+      <w:proofErr w:type="spellEnd"/>
+      <w:r>
+        <w:rPr>
+          <w:color w:val="000000"/>
+          <w:sz w:val="16"/>
+          <w:szCs w:val="16"/>
+        </w:rPr>
+        <w:t>, una rueda con restricciones especiales que no puede ser bloqueada, intercambiada ni eliminada.</w:t>
+      </w:r>
+    </w:p>
+    <w:p>
+      <w:pPr>
+        <w:pStyle w:val="Prrafodelista"/>
+        <w:widowControl w:val="0"/>
+        <w:pBdr>
+          <w:top w:val="nil"/>
+          <w:left w:val="nil"/>
+          <w:bottom w:val="nil"/>
+          <w:right w:val="nil"/>
+          <w:between w:val="nil"/>
+        </w:pBdr>
+        <w:spacing w:line="240" w:lineRule="auto"/>
+        <w:ind w:left="1153"/>
+        <w:rPr>
+          <w:color w:val="000000"/>
+          <w:sz w:val="16"/>
+          <w:szCs w:val="16"/>
+        </w:rPr>
+      </w:pPr>
+    </w:p>
+    <w:p>
+      <w:pPr>
+        <w:pStyle w:val="Prrafodelista"/>
+        <w:widowControl w:val="0"/>
+        <w:numPr>
+          <w:ilvl w:val="0"/>
+          <w:numId w:val="2"/>
+        </w:numPr>
+        <w:pBdr>
+          <w:top w:val="nil"/>
+          <w:left w:val="nil"/>
+          <w:bottom w:val="nil"/>
+          <w:right w:val="nil"/>
+          <w:between w:val="nil"/>
+        </w:pBdr>
+        <w:spacing w:line="240" w:lineRule="auto"/>
+        <w:rPr>
+          <w:color w:val="000000"/>
+          <w:sz w:val="16"/>
+          <w:szCs w:val="16"/>
+        </w:rPr>
+      </w:pPr>
+      <w:proofErr w:type="spellStart"/>
+      <w:r>
+        <w:rPr>
+          <w:color w:val="000000"/>
+          <w:sz w:val="16"/>
+          <w:szCs w:val="16"/>
+        </w:rPr>
+        <w:t>Miniciclo</w:t>
+      </w:r>
+      <w:proofErr w:type="spellEnd"/>
+      <w:r>
+        <w:rPr>
+          <w:color w:val="000000"/>
+          <w:sz w:val="16"/>
+          <w:szCs w:val="16"/>
+        </w:rPr>
+        <w:t xml:space="preserve"> 4 — </w:t>
+      </w:r>
+    </w:p>
+    <w:p>
+      <w:pPr>
+        <w:pStyle w:val="Prrafodelista"/>
+        <w:widowControl w:val="0"/>
+        <w:pBdr>
+          <w:top w:val="nil"/>
+          <w:left w:val="nil"/>
+          <w:bottom w:val="nil"/>
+          <w:right w:val="nil"/>
+          <w:between w:val="nil"/>
+        </w:pBdr>
+        <w:spacing w:line="240" w:lineRule="auto"/>
+        <w:ind w:left="1153"/>
+        <w:rPr>
+          <w:color w:val="000000"/>
+          <w:sz w:val="16"/>
+          <w:szCs w:val="16"/>
+        </w:rPr>
+      </w:pPr>
+      <w:r>
+        <w:rPr>
+          <w:color w:val="000000"/>
+          <w:sz w:val="16"/>
+          <w:szCs w:val="16"/>
+        </w:rPr>
+        <w:t>Se modificó el diseño para permitir diferentes tipos de sím</w:t>
+      </w:r>
+      <w:r>
+        <w:rPr>
+          <w:color w:val="000000"/>
+          <w:sz w:val="16"/>
+          <w:szCs w:val="16"/>
+        </w:rPr>
+        <w:t>bolos, manteniendo el símbolo Normal</w:t>
+      </w:r>
+      <w:r>
+        <w:rPr>
+          <w:color w:val="000000"/>
+          <w:sz w:val="16"/>
+          <w:szCs w:val="16"/>
+        </w:rPr>
+        <w:t xml:space="preserve"> y preparando la estructura para agregar nuevos comportamientos.</w:t>
+      </w:r>
+    </w:p>
+    <w:p>
+      <w:pPr>
+        <w:pStyle w:val="Prrafodelista"/>
+        <w:widowControl w:val="0"/>
+        <w:pBdr>
+          <w:top w:val="nil"/>
+          <w:left w:val="nil"/>
+          <w:bottom w:val="nil"/>
+          <w:right w:val="nil"/>
+          <w:between w:val="nil"/>
+        </w:pBdr>
+        <w:spacing w:line="240" w:lineRule="auto"/>
+        <w:ind w:left="1153"/>
+        <w:rPr>
+          <w:color w:val="000000"/>
+          <w:sz w:val="16"/>
+          <w:szCs w:val="16"/>
+        </w:rPr>
+      </w:pPr>
+    </w:p>
+    <w:p>
+      <w:pPr>
+        <w:pStyle w:val="Prrafodelista"/>
+        <w:widowControl w:val="0"/>
+        <w:numPr>
+          <w:ilvl w:val="0"/>
+          <w:numId w:val="2"/>
+        </w:numPr>
+        <w:pBdr>
+          <w:top w:val="nil"/>
+          <w:left w:val="nil"/>
+          <w:bottom w:val="nil"/>
+          <w:right w:val="nil"/>
+          <w:between w:val="nil"/>
+        </w:pBdr>
+        <w:spacing w:line="240" w:lineRule="auto"/>
+        <w:rPr>
+          <w:color w:val="000000"/>
+          <w:sz w:val="16"/>
+          <w:szCs w:val="16"/>
+        </w:rPr>
+      </w:pPr>
+      <w:proofErr w:type="spellStart"/>
+      <w:r>
+        <w:rPr>
+          <w:color w:val="000000"/>
+          <w:sz w:val="16"/>
+          <w:szCs w:val="16"/>
+        </w:rPr>
+        <w:t>Miniciclo</w:t>
+      </w:r>
+      <w:proofErr w:type="spellEnd"/>
+      <w:r>
+        <w:rPr>
+          <w:color w:val="000000"/>
+          <w:sz w:val="16"/>
+          <w:szCs w:val="16"/>
+        </w:rPr>
+        <w:t xml:space="preserve"> 5 — </w:t>
+      </w:r>
+      <w:proofErr w:type="spellStart"/>
+      <w:r>
+        <w:rPr>
+          <w:color w:val="000000"/>
+          <w:sz w:val="16"/>
+          <w:szCs w:val="16"/>
+        </w:rPr>
+        <w:t>EphemeralSymbol</w:t>
+      </w:r>
+      <w:proofErr w:type="spellEnd"/>
+      <w:r>
+        <w:rPr>
+          <w:color w:val="000000"/>
+          <w:sz w:val="16"/>
+          <w:szCs w:val="16"/>
+        </w:rPr>
+        <w:t xml:space="preserve">  </w:t>
+      </w:r>
+    </w:p>
+    <w:p>
+      <w:pPr>
+        <w:pStyle w:val="Prrafodelista"/>
+        <w:widowControl w:val="0"/>
+        <w:pBdr>
+          <w:top w:val="nil"/>
+          <w:left w:val="nil"/>
+          <w:bottom w:val="nil"/>
+          <w:right w:val="nil"/>
+          <w:between w:val="nil"/>
+        </w:pBdr>
+        <w:spacing w:line="240" w:lineRule="auto"/>
+        <w:ind w:left="1153"/>
+        <w:rPr>
+          <w:color w:val="000000"/>
+          <w:sz w:val="16"/>
+          <w:szCs w:val="16"/>
+        </w:rPr>
+      </w:pPr>
+      <w:r>
+        <w:rPr>
+          <w:color w:val="000000"/>
+          <w:sz w:val="16"/>
+          <w:szCs w:val="16"/>
+        </w:rPr>
+        <w:t>Se i</w:t>
+      </w:r>
+      <w:r>
+        <w:rPr>
+          <w:color w:val="000000"/>
+          <w:sz w:val="16"/>
+          <w:szCs w:val="16"/>
+        </w:rPr>
+        <w:t xml:space="preserve">mplementó el </w:t>
+      </w:r>
+      <w:proofErr w:type="spellStart"/>
+      <w:r>
+        <w:rPr>
+          <w:color w:val="000000"/>
+          <w:sz w:val="16"/>
+          <w:szCs w:val="16"/>
+        </w:rPr>
+        <w:t>EphemeralSymbol</w:t>
+      </w:r>
+      <w:proofErr w:type="spellEnd"/>
+      <w:r>
+        <w:rPr>
+          <w:color w:val="000000"/>
+          <w:sz w:val="16"/>
+          <w:szCs w:val="16"/>
+        </w:rPr>
+        <w:t>, cuyo tamaño disminuye cada vez que es seleccionado, hasta llegar a quedar como un punto.</w:t>
+      </w:r>
+    </w:p>
+    <w:p>
+      <w:pPr>
+        <w:pStyle w:val="Prrafodelista"/>
+        <w:widowControl w:val="0"/>
+        <w:pBdr>
+          <w:top w:val="nil"/>
+          <w:left w:val="nil"/>
+          <w:bottom w:val="nil"/>
+          <w:right w:val="nil"/>
+          <w:between w:val="nil"/>
+        </w:pBdr>
+        <w:spacing w:line="240" w:lineRule="auto"/>
+        <w:ind w:left="1153"/>
+        <w:rPr>
+          <w:color w:val="000000"/>
+          <w:sz w:val="16"/>
+          <w:szCs w:val="16"/>
+        </w:rPr>
+      </w:pPr>
+    </w:p>
+    <w:p>
+      <w:pPr>
+        <w:pStyle w:val="Prrafodelista"/>
+        <w:widowControl w:val="0"/>
+        <w:numPr>
+          <w:ilvl w:val="0"/>
+          <w:numId w:val="2"/>
+        </w:numPr>
+        <w:pBdr>
+          <w:top w:val="nil"/>
+          <w:left w:val="nil"/>
+          <w:bottom w:val="nil"/>
+          <w:right w:val="nil"/>
+          <w:between w:val="nil"/>
+        </w:pBdr>
+        <w:spacing w:line="240" w:lineRule="auto"/>
+        <w:rPr>
+          <w:color w:val="000000"/>
+          <w:sz w:val="16"/>
+          <w:szCs w:val="16"/>
+        </w:rPr>
+      </w:pPr>
+      <w:proofErr w:type="spellStart"/>
+      <w:r>
+        <w:rPr>
+          <w:color w:val="000000"/>
+          <w:sz w:val="16"/>
+          <w:szCs w:val="16"/>
+        </w:rPr>
+        <w:t>Miniciclo</w:t>
+      </w:r>
+      <w:proofErr w:type="spellEnd"/>
+      <w:r>
+        <w:rPr>
+          <w:color w:val="000000"/>
+          <w:sz w:val="16"/>
+          <w:szCs w:val="16"/>
+        </w:rPr>
+        <w:t xml:space="preserve"> 6 — </w:t>
+      </w:r>
+      <w:proofErr w:type="spellStart"/>
+      <w:r>
+        <w:rPr>
+          <w:color w:val="000000"/>
+          <w:sz w:val="16"/>
+          <w:szCs w:val="16"/>
+        </w:rPr>
+        <w:t>ShySymbol</w:t>
+      </w:r>
+      <w:proofErr w:type="spellEnd"/>
+      <w:r>
+        <w:rPr>
+          <w:color w:val="000000"/>
+          <w:sz w:val="16"/>
+          <w:szCs w:val="16"/>
+        </w:rPr>
+        <w:t xml:space="preserve">  </w:t>
+      </w:r>
+    </w:p>
+    <w:p>
+      <w:pPr>
+        <w:pStyle w:val="Prrafodelista"/>
+        <w:widowControl w:val="0"/>
+        <w:pBdr>
+          <w:top w:val="nil"/>
+          <w:left w:val="nil"/>
+          <w:bottom w:val="nil"/>
+          <w:right w:val="nil"/>
+          <w:between w:val="nil"/>
+        </w:pBdr>
+        <w:spacing w:line="240" w:lineRule="auto"/>
+        <w:ind w:left="1153"/>
+        <w:rPr>
+          <w:color w:val="000000"/>
+          <w:sz w:val="16"/>
+          <w:szCs w:val="16"/>
+        </w:rPr>
+      </w:pPr>
+      <w:r>
+        <w:rPr>
+          <w:color w:val="000000"/>
+          <w:sz w:val="16"/>
+          <w:szCs w:val="16"/>
+        </w:rPr>
+        <w:t xml:space="preserve">Se implementó el </w:t>
+      </w:r>
+      <w:proofErr w:type="spellStart"/>
+      <w:r>
+        <w:rPr>
+          <w:color w:val="000000"/>
+          <w:sz w:val="16"/>
+          <w:szCs w:val="16"/>
+        </w:rPr>
+        <w:t>ShySymbol</w:t>
+      </w:r>
+      <w:proofErr w:type="spellEnd"/>
+      <w:r>
+        <w:rPr>
+          <w:color w:val="000000"/>
+          <w:sz w:val="16"/>
+          <w:szCs w:val="16"/>
+        </w:rPr>
+        <w:t>, que cambia su estado de visibilidad cada vez que es seleccionado, alternando entre visible e invisible.</w:t>
+      </w:r>
+    </w:p>
+    <w:p>
+      <w:pPr>
+        <w:pStyle w:val="Prrafodelista"/>
+        <w:widowControl w:val="0"/>
+        <w:pBdr>
+          <w:top w:val="nil"/>
+          <w:left w:val="nil"/>
+          <w:bottom w:val="nil"/>
+          <w:right w:val="nil"/>
+          <w:between w:val="nil"/>
+        </w:pBdr>
+        <w:spacing w:line="240" w:lineRule="auto"/>
+        <w:ind w:left="1153"/>
+        <w:rPr>
+          <w:color w:val="000000"/>
+          <w:sz w:val="16"/>
+          <w:szCs w:val="16"/>
+        </w:rPr>
+      </w:pPr>
+    </w:p>
+    <w:p>
+      <w:pPr>
+        <w:pStyle w:val="Prrafodelista"/>
+        <w:widowControl w:val="0"/>
+        <w:numPr>
+          <w:ilvl w:val="0"/>
+          <w:numId w:val="2"/>
+        </w:numPr>
+        <w:pBdr>
+          <w:top w:val="nil"/>
+          <w:left w:val="nil"/>
+          <w:bottom w:val="nil"/>
+          <w:right w:val="nil"/>
+          <w:between w:val="nil"/>
+        </w:pBdr>
+        <w:spacing w:line="240" w:lineRule="auto"/>
+        <w:rPr>
+          <w:color w:val="000000"/>
+          <w:sz w:val="16"/>
+          <w:szCs w:val="16"/>
+        </w:rPr>
+      </w:pPr>
+      <w:proofErr w:type="spellStart"/>
+      <w:r>
+        <w:rPr>
+          <w:color w:val="000000"/>
+          <w:sz w:val="16"/>
+          <w:szCs w:val="16"/>
+        </w:rPr>
+        <w:t>Miniciclo</w:t>
+      </w:r>
+      <w:proofErr w:type="spellEnd"/>
+      <w:r>
+        <w:rPr>
+          <w:color w:val="000000"/>
+          <w:sz w:val="16"/>
+          <w:szCs w:val="16"/>
+        </w:rPr>
+        <w:t xml:space="preserve"> 7 — </w:t>
+      </w:r>
+      <w:proofErr w:type="spellStart"/>
+      <w:r>
+        <w:rPr>
+          <w:color w:val="000000"/>
+          <w:sz w:val="16"/>
+          <w:szCs w:val="16"/>
+        </w:rPr>
+        <w:t>RainbowSymbol</w:t>
+      </w:r>
+      <w:proofErr w:type="spellEnd"/>
+      <w:r>
+        <w:rPr>
+          <w:color w:val="000000"/>
+          <w:sz w:val="16"/>
+          <w:szCs w:val="16"/>
+        </w:rPr>
+        <w:t xml:space="preserve">  </w:t>
+      </w:r>
+    </w:p>
+    <w:p>
+      <w:pPr>
+        <w:pStyle w:val="Prrafodelista"/>
+        <w:widowControl w:val="0"/>
+        <w:pBdr>
+          <w:top w:val="nil"/>
+          <w:left w:val="nil"/>
+          <w:bottom w:val="nil"/>
+          <w:right w:val="nil"/>
+          <w:between w:val="nil"/>
+        </w:pBdr>
+        <w:spacing w:line="240" w:lineRule="auto"/>
+        <w:ind w:left="1153"/>
+        <w:rPr>
+          <w:color w:val="000000"/>
+          <w:sz w:val="16"/>
+          <w:szCs w:val="16"/>
+        </w:rPr>
+      </w:pPr>
+      <w:r>
+        <w:rPr>
+          <w:color w:val="000000"/>
+          <w:sz w:val="16"/>
+          <w:szCs w:val="16"/>
+        </w:rPr>
+        <w:t xml:space="preserve">Se implementó </w:t>
+      </w:r>
+      <w:proofErr w:type="spellStart"/>
+      <w:r>
+        <w:rPr>
+          <w:color w:val="000000"/>
+          <w:sz w:val="16"/>
+          <w:szCs w:val="16"/>
+        </w:rPr>
+        <w:t>RainbowSymbol</w:t>
+      </w:r>
+      <w:proofErr w:type="spellEnd"/>
+      <w:r>
+        <w:rPr>
+          <w:color w:val="000000"/>
+          <w:sz w:val="16"/>
+          <w:szCs w:val="16"/>
+        </w:rPr>
+        <w:t xml:space="preserve"> como el nuevo tipo de símbolo propuesto por el equipo, agregando un comportamiento diferente dependiendo del color del símbolo.</w:t>
+      </w:r>
+    </w:p>
+    <w:p>
+      <w:pPr>
+        <w:pStyle w:val="Prrafodelista"/>
+        <w:widowControl w:val="0"/>
+        <w:pBdr>
+          <w:top w:val="nil"/>
+          <w:left w:val="nil"/>
+          <w:bottom w:val="nil"/>
+          <w:right w:val="nil"/>
+          <w:between w:val="nil"/>
+        </w:pBdr>
+        <w:spacing w:line="240" w:lineRule="auto"/>
+        <w:ind w:left="1153"/>
+        <w:rPr>
+          <w:color w:val="000000"/>
+          <w:sz w:val="16"/>
+          <w:szCs w:val="16"/>
+        </w:rPr>
+      </w:pPr>
+    </w:p>
+    <w:p>
+      <w:pPr>
+        <w:pStyle w:val="Prrafodelista"/>
+        <w:widowControl w:val="0"/>
+        <w:numPr>
+          <w:ilvl w:val="0"/>
+          <w:numId w:val="2"/>
+        </w:numPr>
+        <w:pBdr>
+          <w:top w:val="nil"/>
+          <w:left w:val="nil"/>
+          <w:bottom w:val="nil"/>
+          <w:right w:val="nil"/>
+          <w:between w:val="nil"/>
+        </w:pBdr>
+        <w:spacing w:line="240" w:lineRule="auto"/>
+        <w:rPr>
+          <w:color w:val="000000"/>
+          <w:sz w:val="16"/>
+          <w:szCs w:val="16"/>
+        </w:rPr>
+      </w:pPr>
+      <w:proofErr w:type="spellStart"/>
+      <w:r>
+        <w:rPr>
+          <w:color w:val="000000"/>
+          <w:sz w:val="16"/>
+          <w:szCs w:val="16"/>
+        </w:rPr>
+        <w:t>Miniciclo</w:t>
+      </w:r>
+      <w:proofErr w:type="spellEnd"/>
+      <w:r>
+        <w:rPr>
+          <w:color w:val="000000"/>
+          <w:sz w:val="16"/>
+          <w:szCs w:val="16"/>
+        </w:rPr>
+        <w:t xml:space="preserve"> 8 </w:t>
+      </w:r>
+      <w:r>
+        <w:rPr>
+          <w:color w:val="000000"/>
+          <w:sz w:val="16"/>
+          <w:szCs w:val="16"/>
+        </w:rPr>
+        <w:t xml:space="preserve">  </w:t>
+      </w:r>
+    </w:p>
+    <w:p>
+      <w:pPr>
+        <w:pStyle w:val="Prrafodelista"/>
+        <w:widowControl w:val="0"/>
+        <w:pBdr>
+          <w:top w:val="nil"/>
+          <w:left w:val="nil"/>
+          <w:bottom w:val="nil"/>
+          <w:right w:val="nil"/>
+          <w:between w:val="nil"/>
+        </w:pBdr>
+        <w:spacing w:line="240" w:lineRule="auto"/>
+        <w:ind w:left="1153"/>
+        <w:rPr>
+          <w:color w:val="000000"/>
+          <w:sz w:val="16"/>
+          <w:szCs w:val="16"/>
+        </w:rPr>
+      </w:pPr>
+      <w:r>
+        <w:rPr>
+          <w:color w:val="000000"/>
+          <w:sz w:val="16"/>
+          <w:szCs w:val="16"/>
+        </w:rPr>
+        <w:t>Se integraron todos los nuevos tipos de ruedas y símbolos para comprobar que funcionaran correctamente en conjunto. También se realizaron las pruebas unitarias, las pruebas compartidas y las pruebas de aceptación correspondientes al Ciclo 4.</w:t>
+      </w:r>
+    </w:p>
+    <w:p>
+      <w:pPr>
+        <w:pStyle w:val="Prrafodelista"/>
+        <w:widowControl w:val="0"/>
+        <w:pBdr>
+          <w:top w:val="nil"/>
+          <w:left w:val="nil"/>
+          <w:bottom w:val="nil"/>
+          <w:right w:val="nil"/>
+          <w:between w:val="nil"/>
+        </w:pBdr>
+        <w:spacing w:line="240" w:lineRule="auto"/>
+        <w:ind w:left="1153"/>
+        <w:rPr>
+          <w:color w:val="000000"/>
+          <w:sz w:val="16"/>
+          <w:szCs w:val="16"/>
+        </w:rPr>
+      </w:pPr>
+    </w:p>
+    <w:p>
+      <w:pPr>
+        <w:pStyle w:val="Prrafodelista"/>
+        <w:widowControl w:val="0"/>
+        <w:numPr>
+          <w:ilvl w:val="1"/>
+          <w:numId w:val="11"/>
+        </w:numPr>
+        <w:pBdr>
+          <w:top w:val="nil"/>
+          <w:left w:val="nil"/>
+          <w:bottom w:val="nil"/>
+          <w:right w:val="nil"/>
+          <w:between w:val="nil"/>
+        </w:pBdr>
+        <w:spacing w:line="240" w:lineRule="auto"/>
+        <w:rPr>
+          <w:b/>
+          <w:color w:val="000000"/>
+          <w:sz w:val="16"/>
+          <w:szCs w:val="16"/>
+          <w:lang w:val="es-MX"/>
+        </w:rPr>
+      </w:pPr>
+      <w:r>
+        <w:rPr>
+          <w:b/>
+          <w:color w:val="000000"/>
+          <w:sz w:val="16"/>
+          <w:szCs w:val="16"/>
+          <w:lang w:val="es-MX"/>
+        </w:rPr>
+        <w:t>¿Cuál es el estado actual del proyecto en términos de mini-ciclos? ¿por qué?</w:t>
+      </w:r>
+    </w:p>
+    <w:p>
+      <w:pPr>
+        <w:pStyle w:val="Prrafodelista"/>
+        <w:widowControl w:val="0"/>
+        <w:pBdr>
+          <w:top w:val="nil"/>
+          <w:left w:val="nil"/>
+          <w:bottom w:val="nil"/>
+          <w:right w:val="nil"/>
+          <w:between w:val="nil"/>
+        </w:pBdr>
+        <w:spacing w:line="240" w:lineRule="auto"/>
+        <w:ind w:left="1440"/>
+        <w:rPr>
+          <w:color w:val="000000"/>
+          <w:sz w:val="16"/>
+          <w:szCs w:val="16"/>
+          <w:lang w:val="es-MX"/>
+        </w:rPr>
+      </w:pPr>
+      <w:r>
+        <w:rPr>
+          <w:color w:val="000000"/>
+          <w:sz w:val="16"/>
+          <w:szCs w:val="16"/>
+          <w:lang w:val="es-MX"/>
+        </w:rPr>
+        <w:t xml:space="preserve">Actualmente el proyecto se encuentra finalizado en los </w:t>
+      </w:r>
+      <w:proofErr w:type="spellStart"/>
+      <w:r>
+        <w:rPr>
+          <w:color w:val="000000"/>
+          <w:sz w:val="16"/>
+          <w:szCs w:val="16"/>
+          <w:lang w:val="es-MX"/>
+        </w:rPr>
+        <w:t>miniciclos</w:t>
+      </w:r>
+      <w:proofErr w:type="spellEnd"/>
+      <w:r>
+        <w:rPr>
+          <w:color w:val="000000"/>
+          <w:sz w:val="16"/>
+          <w:szCs w:val="16"/>
+          <w:lang w:val="es-MX"/>
+        </w:rPr>
+        <w:t xml:space="preserve"> planeados para el Ciclo 4. Se desarrollaron los diferentes tipos de ruedas, incluyendo Normal, </w:t>
+      </w:r>
+      <w:proofErr w:type="spellStart"/>
+      <w:r>
+        <w:rPr>
+          <w:color w:val="000000"/>
+          <w:sz w:val="16"/>
+          <w:szCs w:val="16"/>
+          <w:lang w:val="es-MX"/>
+        </w:rPr>
+        <w:t>Lefty</w:t>
+      </w:r>
+      <w:proofErr w:type="spellEnd"/>
+      <w:r>
+        <w:rPr>
+          <w:color w:val="000000"/>
+          <w:sz w:val="16"/>
+          <w:szCs w:val="16"/>
+          <w:lang w:val="es-MX"/>
+        </w:rPr>
+        <w:t xml:space="preserve"> y </w:t>
+      </w:r>
+      <w:proofErr w:type="spellStart"/>
+      <w:r>
+        <w:rPr>
+          <w:color w:val="000000"/>
+          <w:sz w:val="16"/>
+          <w:szCs w:val="16"/>
+          <w:lang w:val="es-MX"/>
+        </w:rPr>
+        <w:t>Rebel</w:t>
+      </w:r>
+      <w:proofErr w:type="spellEnd"/>
+      <w:r>
+        <w:rPr>
+          <w:color w:val="000000"/>
+          <w:sz w:val="16"/>
+          <w:szCs w:val="16"/>
+          <w:lang w:val="es-MX"/>
+        </w:rPr>
+        <w:t xml:space="preserve">, y los diferentes tipos de símbolos, como Normal, </w:t>
+      </w:r>
+      <w:proofErr w:type="spellStart"/>
+      <w:r>
+        <w:rPr>
+          <w:color w:val="000000"/>
+          <w:sz w:val="16"/>
+          <w:szCs w:val="16"/>
+          <w:lang w:val="es-MX"/>
+        </w:rPr>
+        <w:t>Ephemeral</w:t>
+      </w:r>
+      <w:proofErr w:type="spellEnd"/>
+      <w:r>
+        <w:rPr>
+          <w:color w:val="000000"/>
+          <w:sz w:val="16"/>
+          <w:szCs w:val="16"/>
+          <w:lang w:val="es-MX"/>
+        </w:rPr>
+        <w:t xml:space="preserve">, </w:t>
+      </w:r>
+      <w:proofErr w:type="spellStart"/>
+      <w:r>
+        <w:rPr>
+          <w:color w:val="000000"/>
+          <w:sz w:val="16"/>
+          <w:szCs w:val="16"/>
+          <w:lang w:val="es-MX"/>
+        </w:rPr>
+        <w:t>Shy</w:t>
+      </w:r>
+      <w:proofErr w:type="spellEnd"/>
+      <w:r>
+        <w:rPr>
+          <w:color w:val="000000"/>
+          <w:sz w:val="16"/>
+          <w:szCs w:val="16"/>
+          <w:lang w:val="es-MX"/>
+        </w:rPr>
+        <w:t xml:space="preserve"> y </w:t>
+      </w:r>
+      <w:proofErr w:type="spellStart"/>
+      <w:r>
+        <w:rPr>
+          <w:color w:val="000000"/>
+          <w:sz w:val="16"/>
+          <w:szCs w:val="16"/>
+          <w:lang w:val="es-MX"/>
+        </w:rPr>
+        <w:t>Rainbow</w:t>
+      </w:r>
+      <w:proofErr w:type="spellEnd"/>
+      <w:r>
+        <w:rPr>
+          <w:color w:val="000000"/>
+          <w:sz w:val="16"/>
+          <w:szCs w:val="16"/>
+          <w:lang w:val="es-MX"/>
+        </w:rPr>
+        <w:t xml:space="preserve">, se realizó las </w:t>
+      </w:r>
+      <w:r>
+        <w:rPr>
+          <w:color w:val="000000"/>
+          <w:sz w:val="16"/>
+          <w:szCs w:val="16"/>
+          <w:lang w:val="es-MX"/>
+        </w:rPr>
+        <w:t>respectivas pruebas unitarias, compartidas y de aceptación.</w:t>
+      </w:r>
+    </w:p>
+    <w:p>
+      <w:pPr>
+        <w:pStyle w:val="Prrafodelista"/>
+        <w:widowControl w:val="0"/>
+        <w:pBdr>
+          <w:top w:val="nil"/>
+          <w:left w:val="nil"/>
+          <w:bottom w:val="nil"/>
+          <w:right w:val="nil"/>
+          <w:between w:val="nil"/>
+        </w:pBdr>
+        <w:spacing w:line="240" w:lineRule="auto"/>
+        <w:ind w:left="1440"/>
+        <w:rPr>
+          <w:b/>
+          <w:color w:val="000000"/>
+          <w:sz w:val="16"/>
+          <w:szCs w:val="16"/>
+          <w:lang w:val="es-MX"/>
+        </w:rPr>
+      </w:pPr>
+    </w:p>
+    <w:p>
+      <w:pPr>
+        <w:pStyle w:val="Prrafodelista"/>
+        <w:widowControl w:val="0"/>
+        <w:numPr>
+          <w:ilvl w:val="1"/>
+          <w:numId w:val="11"/>
+        </w:numPr>
+        <w:pBdr>
+          <w:top w:val="nil"/>
+          <w:left w:val="nil"/>
+          <w:bottom w:val="nil"/>
+          <w:right w:val="nil"/>
+          <w:between w:val="nil"/>
+        </w:pBdr>
+        <w:spacing w:line="240" w:lineRule="auto"/>
+        <w:rPr>
+          <w:b/>
+          <w:color w:val="000000"/>
+          <w:sz w:val="16"/>
+          <w:szCs w:val="16"/>
+          <w:lang w:val="es-MX"/>
+        </w:rPr>
+      </w:pPr>
+      <w:r>
+        <w:rPr>
+          <w:b/>
+          <w:color w:val="000000"/>
+          <w:sz w:val="16"/>
+          <w:szCs w:val="16"/>
+          <w:lang w:val="es-MX"/>
+        </w:rPr>
+        <w:t>¿Cuál fue el tiempo total invertido por cada uno de ustedes? (Horas/Hombre)</w:t>
+      </w:r>
+    </w:p>
+    <w:p>
+      <w:pPr>
+        <w:pStyle w:val="Prrafodelista"/>
+        <w:widowControl w:val="0"/>
+        <w:numPr>
+          <w:ilvl w:val="0"/>
+          <w:numId w:val="21"/>
+        </w:numPr>
+        <w:pBdr>
+          <w:top w:val="nil"/>
+          <w:left w:val="nil"/>
+          <w:bottom w:val="nil"/>
+          <w:right w:val="nil"/>
+          <w:between w:val="nil"/>
+        </w:pBdr>
+        <w:spacing w:line="240" w:lineRule="auto"/>
+        <w:rPr>
+          <w:color w:val="000000"/>
+          <w:sz w:val="16"/>
+          <w:szCs w:val="16"/>
+          <w:lang w:val="es-MX"/>
+        </w:rPr>
+      </w:pPr>
+      <w:r>
+        <w:rPr>
+          <w:color w:val="000000"/>
+          <w:sz w:val="16"/>
+          <w:szCs w:val="16"/>
+          <w:lang w:val="es-MX"/>
+        </w:rPr>
+        <w:t>·Valentina 13</w:t>
+      </w:r>
+      <w:r>
+        <w:rPr>
+          <w:color w:val="000000"/>
+          <w:sz w:val="16"/>
+          <w:szCs w:val="16"/>
+          <w:lang w:val="es-MX"/>
+        </w:rPr>
+        <w:t xml:space="preserve"> horas</w:t>
+      </w:r>
+    </w:p>
+    <w:p>
+      <w:pPr>
+        <w:pStyle w:val="Prrafodelista"/>
+        <w:widowControl w:val="0"/>
+        <w:numPr>
+          <w:ilvl w:val="0"/>
+          <w:numId w:val="21"/>
+        </w:numPr>
+        <w:pBdr>
+          <w:top w:val="nil"/>
+          <w:left w:val="nil"/>
+          <w:bottom w:val="nil"/>
+          <w:right w:val="nil"/>
+          <w:between w:val="nil"/>
+        </w:pBdr>
+        <w:spacing w:line="240" w:lineRule="auto"/>
+        <w:rPr>
+          <w:color w:val="000000"/>
+          <w:sz w:val="16"/>
+          <w:szCs w:val="16"/>
+          <w:lang w:val="es-MX"/>
+        </w:rPr>
+      </w:pPr>
+      <w:r>
+        <w:rPr>
+          <w:color w:val="000000"/>
+          <w:sz w:val="16"/>
+          <w:szCs w:val="16"/>
+          <w:lang w:val="es-MX"/>
+        </w:rPr>
+        <w:t xml:space="preserve">Cristian </w:t>
+      </w:r>
+      <w:r>
+        <w:rPr>
+          <w:color w:val="000000"/>
+          <w:sz w:val="16"/>
+          <w:szCs w:val="16"/>
+          <w:lang w:val="es-MX"/>
+        </w:rPr>
+        <w:t>9</w:t>
+      </w:r>
+      <w:r>
+        <w:rPr>
+          <w:color w:val="000000"/>
+          <w:sz w:val="16"/>
+          <w:szCs w:val="16"/>
+          <w:lang w:val="es-MX"/>
+        </w:rPr>
+        <w:t xml:space="preserve"> horas</w:t>
+      </w:r>
+    </w:p>
+    <w:p>
+      <w:pPr>
+        <w:pStyle w:val="Prrafodelista"/>
+        <w:widowControl w:val="0"/>
+        <w:pBdr>
+          <w:top w:val="nil"/>
+          <w:left w:val="nil"/>
+          <w:bottom w:val="nil"/>
+          <w:right w:val="nil"/>
+          <w:between w:val="nil"/>
+        </w:pBdr>
+        <w:spacing w:line="240" w:lineRule="auto"/>
+        <w:ind w:left="793"/>
+        <w:rPr>
+          <w:color w:val="000000"/>
+          <w:sz w:val="16"/>
+          <w:szCs w:val="16"/>
+          <w:lang w:val="es-MX"/>
+        </w:rPr>
+      </w:pPr>
+    </w:p>
+    <w:p>
+      <w:pPr>
+        <w:pStyle w:val="Prrafodelista"/>
+        <w:widowControl w:val="0"/>
+        <w:numPr>
+          <w:ilvl w:val="1"/>
+          <w:numId w:val="11"/>
+        </w:numPr>
+        <w:pBdr>
+          <w:top w:val="nil"/>
+          <w:left w:val="nil"/>
+          <w:bottom w:val="nil"/>
+          <w:right w:val="nil"/>
+          <w:between w:val="nil"/>
+        </w:pBdr>
+        <w:spacing w:line="240" w:lineRule="auto"/>
+        <w:rPr>
+          <w:b/>
+          <w:color w:val="000000"/>
+          <w:sz w:val="16"/>
+          <w:szCs w:val="16"/>
+          <w:lang w:val="es-MX"/>
+        </w:rPr>
+      </w:pPr>
+      <w:r>
+        <w:rPr>
+          <w:b/>
+          <w:color w:val="000000"/>
+          <w:sz w:val="16"/>
+          <w:szCs w:val="16"/>
+          <w:lang w:val="es-MX"/>
+        </w:rPr>
+        <w:t>¿Cuál consideran fue el mayor logro? ¿Por qué?</w:t>
+      </w:r>
+    </w:p>
+    <w:p>
+      <w:pPr>
+        <w:pStyle w:val="Prrafodelista"/>
+        <w:widowControl w:val="0"/>
+        <w:pBdr>
+          <w:top w:val="nil"/>
+          <w:left w:val="nil"/>
+          <w:bottom w:val="nil"/>
+          <w:right w:val="nil"/>
+          <w:between w:val="nil"/>
+        </w:pBdr>
+        <w:spacing w:line="240" w:lineRule="auto"/>
+        <w:ind w:left="1513"/>
+        <w:rPr>
+          <w:color w:val="000000"/>
+          <w:sz w:val="16"/>
+          <w:szCs w:val="16"/>
+          <w:lang w:val="es-MX"/>
+        </w:rPr>
+      </w:pPr>
+      <w:r>
+        <w:rPr>
+          <w:color w:val="000000"/>
+          <w:sz w:val="16"/>
+          <w:szCs w:val="16"/>
+          <w:lang w:val="es-MX"/>
+        </w:rPr>
+        <w:t xml:space="preserve">Consideramos que el mayor logro fue lograr que el proyecto fuera extensible, ya que pudimos agregar nuevos tipos de ruedas y símbolos sin tener que modificar completamente </w:t>
+      </w:r>
+      <w:r>
+        <w:rPr>
+          <w:color w:val="000000"/>
+          <w:sz w:val="16"/>
+          <w:szCs w:val="16"/>
+          <w:lang w:val="es-MX"/>
+        </w:rPr>
+        <w:t xml:space="preserve">el </w:t>
+      </w:r>
+      <w:proofErr w:type="spellStart"/>
+      <w:r>
+        <w:rPr>
+          <w:color w:val="000000"/>
+          <w:sz w:val="16"/>
+          <w:szCs w:val="16"/>
+          <w:lang w:val="es-MX"/>
+        </w:rPr>
+        <w:t>codigo</w:t>
+      </w:r>
+      <w:proofErr w:type="spellEnd"/>
+      <w:r>
+        <w:rPr>
+          <w:color w:val="000000"/>
+          <w:sz w:val="16"/>
+          <w:szCs w:val="16"/>
+          <w:lang w:val="es-MX"/>
+        </w:rPr>
+        <w:t xml:space="preserve">. La implementación de </w:t>
+      </w:r>
+      <w:proofErr w:type="spellStart"/>
+      <w:r>
+        <w:rPr>
+          <w:color w:val="000000"/>
+          <w:sz w:val="16"/>
+          <w:szCs w:val="16"/>
+          <w:lang w:val="es-MX"/>
+        </w:rPr>
+        <w:t>LeftyWheel</w:t>
+      </w:r>
+      <w:proofErr w:type="spellEnd"/>
+      <w:r>
+        <w:rPr>
+          <w:color w:val="000000"/>
+          <w:sz w:val="16"/>
+          <w:szCs w:val="16"/>
+          <w:lang w:val="es-MX"/>
+        </w:rPr>
+        <w:t xml:space="preserve">, </w:t>
+      </w:r>
+      <w:proofErr w:type="spellStart"/>
+      <w:r>
+        <w:rPr>
+          <w:color w:val="000000"/>
+          <w:sz w:val="16"/>
+          <w:szCs w:val="16"/>
+          <w:lang w:val="es-MX"/>
+        </w:rPr>
+        <w:t>RebelWheel</w:t>
+      </w:r>
+      <w:proofErr w:type="spellEnd"/>
+      <w:r>
+        <w:rPr>
+          <w:color w:val="000000"/>
+          <w:sz w:val="16"/>
+          <w:szCs w:val="16"/>
+          <w:lang w:val="es-MX"/>
+        </w:rPr>
+        <w:t xml:space="preserve">, </w:t>
+      </w:r>
+      <w:proofErr w:type="spellStart"/>
+      <w:r>
+        <w:rPr>
+          <w:color w:val="000000"/>
+          <w:sz w:val="16"/>
+          <w:szCs w:val="16"/>
+          <w:lang w:val="es-MX"/>
+        </w:rPr>
+        <w:t>EphemeralSymbol</w:t>
+      </w:r>
+      <w:proofErr w:type="spellEnd"/>
+      <w:r>
+        <w:rPr>
+          <w:color w:val="000000"/>
+          <w:sz w:val="16"/>
+          <w:szCs w:val="16"/>
+          <w:lang w:val="es-MX"/>
+        </w:rPr>
+        <w:t xml:space="preserve">, </w:t>
+      </w:r>
+      <w:proofErr w:type="spellStart"/>
+      <w:r>
+        <w:rPr>
+          <w:color w:val="000000"/>
+          <w:sz w:val="16"/>
+          <w:szCs w:val="16"/>
+          <w:lang w:val="es-MX"/>
+        </w:rPr>
+        <w:t>ShySymbol</w:t>
+      </w:r>
+      <w:proofErr w:type="spellEnd"/>
+      <w:r>
+        <w:rPr>
+          <w:color w:val="000000"/>
+          <w:sz w:val="16"/>
+          <w:szCs w:val="16"/>
+          <w:lang w:val="es-MX"/>
+        </w:rPr>
+        <w:t xml:space="preserve"> y </w:t>
+      </w:r>
+      <w:proofErr w:type="spellStart"/>
+      <w:r>
+        <w:rPr>
+          <w:color w:val="000000"/>
+          <w:sz w:val="16"/>
+          <w:szCs w:val="16"/>
+          <w:lang w:val="es-MX"/>
+        </w:rPr>
+        <w:t>RainbowSymbol</w:t>
+      </w:r>
+      <w:proofErr w:type="spellEnd"/>
+      <w:r>
+        <w:rPr>
+          <w:color w:val="000000"/>
+          <w:sz w:val="16"/>
+          <w:szCs w:val="16"/>
+          <w:lang w:val="es-MX"/>
+        </w:rPr>
+        <w:t xml:space="preserve"> permitió ampliar las funcionalidades de la máquina y cumplir con los requisitos del Ciclo 4.</w:t>
+      </w:r>
+    </w:p>
+    <w:p>
+      <w:pPr>
+        <w:pStyle w:val="Prrafodelista"/>
+        <w:widowControl w:val="0"/>
+        <w:pBdr>
+          <w:top w:val="nil"/>
+          <w:left w:val="nil"/>
+          <w:bottom w:val="nil"/>
+          <w:right w:val="nil"/>
+          <w:between w:val="nil"/>
+        </w:pBdr>
+        <w:spacing w:line="240" w:lineRule="auto"/>
+        <w:ind w:left="793"/>
+        <w:rPr>
+          <w:color w:val="000000"/>
+          <w:sz w:val="16"/>
+          <w:szCs w:val="16"/>
+          <w:lang w:val="es-MX"/>
+        </w:rPr>
+      </w:pPr>
+    </w:p>
+    <w:p>
+      <w:pPr>
+        <w:pStyle w:val="Prrafodelista"/>
+        <w:widowControl w:val="0"/>
+        <w:numPr>
+          <w:ilvl w:val="1"/>
+          <w:numId w:val="11"/>
+        </w:numPr>
+        <w:pBdr>
+          <w:top w:val="nil"/>
+          <w:left w:val="nil"/>
+          <w:bottom w:val="nil"/>
+          <w:right w:val="nil"/>
+          <w:between w:val="nil"/>
+        </w:pBdr>
+        <w:spacing w:line="240" w:lineRule="auto"/>
+        <w:rPr>
+          <w:b/>
+          <w:color w:val="000000"/>
+          <w:sz w:val="16"/>
+          <w:szCs w:val="16"/>
+          <w:lang w:val="es-MX"/>
+        </w:rPr>
+      </w:pPr>
+      <w:r>
+        <w:rPr>
+          <w:b/>
+          <w:color w:val="000000"/>
+          <w:sz w:val="16"/>
+          <w:szCs w:val="16"/>
+          <w:lang w:val="es-MX"/>
+        </w:rPr>
+        <w:t>¿Cuál consideran que fue el mayor problema técnico? ¿Qué hicieron para resolverlo?</w:t>
+      </w:r>
+    </w:p>
+    <w:p>
+      <w:pPr>
+        <w:pStyle w:val="Prrafodelista"/>
+        <w:widowControl w:val="0"/>
+        <w:pBdr>
+          <w:top w:val="nil"/>
+          <w:left w:val="nil"/>
+          <w:bottom w:val="nil"/>
+          <w:right w:val="nil"/>
+          <w:between w:val="nil"/>
+        </w:pBdr>
+        <w:spacing w:line="240" w:lineRule="auto"/>
+        <w:ind w:left="1440"/>
+        <w:rPr>
+          <w:color w:val="000000"/>
+          <w:sz w:val="16"/>
+          <w:szCs w:val="16"/>
+          <w:lang w:val="es-MX"/>
+        </w:rPr>
+      </w:pPr>
+      <w:r>
+        <w:rPr>
+          <w:color w:val="000000"/>
+          <w:sz w:val="16"/>
+          <w:szCs w:val="16"/>
+          <w:lang w:val="es-MX"/>
+        </w:rPr>
+        <w:t>El mayor problema técnico fue integrar los nuevos tipos de ruedas y símbolos sin afectar el funcionamiento</w:t>
+      </w:r>
+      <w:r>
+        <w:rPr>
+          <w:color w:val="000000"/>
+          <w:sz w:val="16"/>
+          <w:szCs w:val="16"/>
+          <w:lang w:val="es-MX"/>
+        </w:rPr>
+        <w:t xml:space="preserve"> de lo que ya existía, </w:t>
+      </w:r>
+      <w:r>
+        <w:rPr>
+          <w:color w:val="000000"/>
+          <w:sz w:val="16"/>
+          <w:szCs w:val="16"/>
+          <w:lang w:val="es-MX"/>
+        </w:rPr>
+        <w:t xml:space="preserve">fue necesario controlar el comportamiento de las ruedas </w:t>
+      </w:r>
+      <w:proofErr w:type="spellStart"/>
+      <w:r>
+        <w:rPr>
+          <w:color w:val="000000"/>
+          <w:sz w:val="16"/>
+          <w:szCs w:val="16"/>
+          <w:lang w:val="es-MX"/>
+        </w:rPr>
+        <w:t>Lefty</w:t>
+      </w:r>
+      <w:proofErr w:type="spellEnd"/>
+      <w:r>
+        <w:rPr>
+          <w:color w:val="000000"/>
+          <w:sz w:val="16"/>
+          <w:szCs w:val="16"/>
+          <w:lang w:val="es-MX"/>
+        </w:rPr>
+        <w:t xml:space="preserve"> y </w:t>
+      </w:r>
+      <w:proofErr w:type="spellStart"/>
+      <w:r>
+        <w:rPr>
+          <w:color w:val="000000"/>
+          <w:sz w:val="16"/>
+          <w:szCs w:val="16"/>
+          <w:lang w:val="es-MX"/>
+        </w:rPr>
+        <w:t>Rebel</w:t>
+      </w:r>
+      <w:proofErr w:type="spellEnd"/>
+      <w:r>
+        <w:rPr>
+          <w:color w:val="000000"/>
+          <w:sz w:val="16"/>
+          <w:szCs w:val="16"/>
+          <w:lang w:val="es-MX"/>
+        </w:rPr>
+        <w:t xml:space="preserve"> y hacer que cada tipo de símbolo tuviera un comportamiento diferente. Para solucionarlo, fuimos desarrollando cada comportamiento por separado, realizando pruebas unitarias haciendo pruebas de</w:t>
+      </w:r>
+      <w:r>
+        <w:rPr>
+          <w:color w:val="000000"/>
+          <w:sz w:val="16"/>
+          <w:szCs w:val="16"/>
+          <w:lang w:val="es-MX"/>
+        </w:rPr>
+        <w:t xml:space="preserve"> aceptación</w:t>
+      </w:r>
+      <w:r>
+        <w:rPr>
+          <w:color w:val="000000"/>
+          <w:sz w:val="16"/>
+          <w:szCs w:val="16"/>
+          <w:lang w:val="es-MX"/>
+        </w:rPr>
+        <w:t>. También revisamos los errores encontrados en las pruebas y modificamos el diseño y la implementación hasta conseguir que todas las pruebas funcionaran correctamente.</w:t>
+      </w:r>
+    </w:p>
+    <w:p>
+      <w:pPr>
+        <w:pStyle w:val="Prrafodelista"/>
+        <w:widowControl w:val="0"/>
+        <w:pBdr>
+          <w:top w:val="nil"/>
+          <w:left w:val="nil"/>
+          <w:bottom w:val="nil"/>
+          <w:right w:val="nil"/>
+          <w:between w:val="nil"/>
+        </w:pBdr>
+        <w:spacing w:line="240" w:lineRule="auto"/>
+        <w:ind w:left="1440"/>
+        <w:rPr>
+          <w:b/>
+          <w:color w:val="000000"/>
+          <w:sz w:val="16"/>
+          <w:szCs w:val="16"/>
+          <w:lang w:val="es-MX"/>
+        </w:rPr>
+      </w:pPr>
+    </w:p>
+    <w:p>
+      <w:pPr>
+        <w:pStyle w:val="Prrafodelista"/>
+        <w:widowControl w:val="0"/>
+        <w:numPr>
+          <w:ilvl w:val="1"/>
+          <w:numId w:val="11"/>
+        </w:numPr>
+        <w:pBdr>
+          <w:top w:val="nil"/>
+          <w:left w:val="nil"/>
+          <w:bottom w:val="nil"/>
+          <w:right w:val="nil"/>
+          <w:between w:val="nil"/>
+        </w:pBdr>
+        <w:spacing w:before="7" w:line="240" w:lineRule="auto"/>
+        <w:rPr>
+          <w:b/>
+          <w:color w:val="000000"/>
+          <w:sz w:val="16"/>
+          <w:szCs w:val="16"/>
+        </w:rPr>
+      </w:pPr>
+      <w:r>
+        <w:rPr>
+          <w:b/>
+          <w:color w:val="000000"/>
+          <w:sz w:val="16"/>
+          <w:szCs w:val="16"/>
+        </w:rPr>
+        <w:t xml:space="preserve">¿Qué hicieron bien como equipo? ¿Qué se comprometen a hacer para mejorar los resultados? </w:t>
+      </w:r>
+    </w:p>
+    <w:p>
+      <w:pPr>
+        <w:pStyle w:val="Prrafodelista"/>
+        <w:widowControl w:val="0"/>
+        <w:pBdr>
+          <w:top w:val="nil"/>
+          <w:left w:val="nil"/>
+          <w:bottom w:val="nil"/>
+          <w:right w:val="nil"/>
+          <w:between w:val="nil"/>
+        </w:pBdr>
+        <w:spacing w:before="7" w:line="240" w:lineRule="auto"/>
+        <w:ind w:left="1513"/>
+        <w:rPr>
+          <w:color w:val="000000"/>
+          <w:sz w:val="16"/>
+          <w:szCs w:val="16"/>
+        </w:rPr>
+      </w:pPr>
+      <w:r>
+        <w:rPr>
+          <w:color w:val="000000"/>
+          <w:sz w:val="16"/>
+          <w:szCs w:val="16"/>
+        </w:rPr>
+        <w:t xml:space="preserve">Como equipo consideramos que hicimos </w:t>
+      </w:r>
+      <w:r>
+        <w:rPr>
+          <w:color w:val="000000"/>
+          <w:sz w:val="16"/>
+          <w:szCs w:val="16"/>
+        </w:rPr>
+        <w:t xml:space="preserve">bien la división de las </w:t>
+      </w:r>
+      <w:proofErr w:type="spellStart"/>
+      <w:proofErr w:type="gramStart"/>
+      <w:r>
+        <w:rPr>
+          <w:color w:val="000000"/>
+          <w:sz w:val="16"/>
+          <w:szCs w:val="16"/>
+        </w:rPr>
+        <w:t>tareas,</w:t>
+      </w:r>
+      <w:r>
+        <w:rPr>
+          <w:color w:val="000000"/>
+          <w:sz w:val="16"/>
+          <w:szCs w:val="16"/>
+        </w:rPr>
+        <w:t>y</w:t>
+      </w:r>
+      <w:proofErr w:type="spellEnd"/>
+      <w:proofErr w:type="gramEnd"/>
+      <w:r>
+        <w:rPr>
+          <w:color w:val="000000"/>
+          <w:sz w:val="16"/>
+          <w:szCs w:val="16"/>
+        </w:rPr>
+        <w:t xml:space="preserve"> la realización de pruebas durante el desarrollo. Para mejorar nuestros resultados, nos comprometemos a planificar mejor los tiempos de cada </w:t>
+      </w:r>
+      <w:proofErr w:type="spellStart"/>
+      <w:r>
+        <w:rPr>
+          <w:color w:val="000000"/>
+          <w:sz w:val="16"/>
+          <w:szCs w:val="16"/>
+        </w:rPr>
+        <w:t>miniciclo</w:t>
+      </w:r>
+      <w:proofErr w:type="spellEnd"/>
+      <w:r>
+        <w:rPr>
+          <w:color w:val="000000"/>
+          <w:sz w:val="16"/>
+          <w:szCs w:val="16"/>
+        </w:rPr>
+        <w:t xml:space="preserve">, realizar las pruebas desde el comienzo de cada desarrollo, </w:t>
+      </w:r>
+      <w:r>
+        <w:rPr>
+          <w:color w:val="000000"/>
+          <w:sz w:val="16"/>
+          <w:szCs w:val="16"/>
+        </w:rPr>
+        <w:t>logrando</w:t>
+      </w:r>
+      <w:r>
+        <w:rPr>
+          <w:color w:val="000000"/>
+          <w:sz w:val="16"/>
+          <w:szCs w:val="16"/>
+        </w:rPr>
+        <w:t xml:space="preserve"> que </w:t>
+      </w:r>
+      <w:r>
+        <w:rPr>
+          <w:color w:val="000000"/>
+          <w:sz w:val="16"/>
+          <w:szCs w:val="16"/>
+        </w:rPr>
+        <w:t>la extensibilidad</w:t>
+      </w:r>
+      <w:r>
+        <w:rPr>
+          <w:color w:val="000000"/>
+          <w:sz w:val="16"/>
+          <w:szCs w:val="16"/>
+        </w:rPr>
+        <w:t xml:space="preserve"> final sea más sencilla y se reduzcan los problemas.</w:t>
+      </w:r>
+    </w:p>
+    <w:p>
+      <w:pPr>
+        <w:pStyle w:val="Prrafodelista"/>
+        <w:widowControl w:val="0"/>
+        <w:pBdr>
+          <w:top w:val="nil"/>
+          <w:left w:val="nil"/>
+          <w:bottom w:val="nil"/>
+          <w:right w:val="nil"/>
+          <w:between w:val="nil"/>
+        </w:pBdr>
+        <w:spacing w:before="7" w:line="240" w:lineRule="auto"/>
+        <w:ind w:left="1513"/>
+        <w:rPr>
+          <w:color w:val="000000"/>
+          <w:sz w:val="16"/>
+          <w:szCs w:val="16"/>
+        </w:rPr>
+      </w:pPr>
+    </w:p>
+    <w:p>
+      <w:pPr>
+        <w:pStyle w:val="Prrafodelista"/>
+        <w:widowControl w:val="0"/>
+        <w:numPr>
+          <w:ilvl w:val="1"/>
+          <w:numId w:val="11"/>
+        </w:numPr>
+        <w:pBdr>
+          <w:top w:val="nil"/>
+          <w:left w:val="nil"/>
+          <w:bottom w:val="nil"/>
+          <w:right w:val="nil"/>
+          <w:between w:val="nil"/>
+        </w:pBdr>
+        <w:spacing w:before="7" w:line="240" w:lineRule="auto"/>
+        <w:rPr>
+          <w:b/>
+          <w:color w:val="000000"/>
+          <w:sz w:val="16"/>
+          <w:szCs w:val="16"/>
+        </w:rPr>
+      </w:pPr>
+      <w:r>
+        <w:rPr>
+          <w:b/>
+          <w:color w:val="000000"/>
+          <w:sz w:val="16"/>
+          <w:szCs w:val="16"/>
+        </w:rPr>
+        <w:t>Considerando las prácticas XP incluidas</w:t>
+      </w:r>
+      <w:bookmarkStart w:id="0" w:name="_GoBack"/>
+      <w:bookmarkEnd w:id="0"/>
+      <w:r>
+        <w:rPr>
+          <w:b/>
+          <w:color w:val="000000"/>
+          <w:sz w:val="16"/>
+          <w:szCs w:val="16"/>
+        </w:rPr>
+        <w:t xml:space="preserve"> en los laboratorios. ¿cuál fue la más útil? ¿por qué? </w:t>
+      </w:r>
+    </w:p>
+    <w:p>
+      <w:pPr>
+        <w:pStyle w:val="Prrafodelista"/>
+        <w:widowControl w:val="0"/>
+        <w:pBdr>
+          <w:top w:val="nil"/>
+          <w:left w:val="nil"/>
+          <w:bottom w:val="nil"/>
+          <w:right w:val="nil"/>
+          <w:between w:val="nil"/>
+        </w:pBdr>
+        <w:spacing w:before="7" w:line="240" w:lineRule="auto"/>
+        <w:ind w:left="1440"/>
+        <w:rPr>
+          <w:color w:val="000000"/>
+          <w:sz w:val="16"/>
+          <w:szCs w:val="16"/>
+        </w:rPr>
+      </w:pPr>
+      <w:r>
+        <w:rPr>
+          <w:color w:val="000000"/>
+          <w:sz w:val="16"/>
+          <w:szCs w:val="16"/>
+        </w:rPr>
+        <w:t>Consideramos que la práctica XP más útil fue el des</w:t>
+      </w:r>
+      <w:r>
+        <w:rPr>
+          <w:color w:val="000000"/>
+          <w:sz w:val="16"/>
+          <w:szCs w:val="16"/>
+        </w:rPr>
+        <w:t>arrollo guiado por pruebas (</w:t>
+      </w:r>
+      <w:r>
+        <w:rPr>
+          <w:color w:val="000000"/>
+          <w:sz w:val="16"/>
+          <w:szCs w:val="16"/>
+        </w:rPr>
+        <w:t xml:space="preserve">TDD), porque nos </w:t>
+      </w:r>
+      <w:r>
+        <w:rPr>
+          <w:color w:val="000000"/>
+          <w:sz w:val="16"/>
+          <w:szCs w:val="16"/>
+        </w:rPr>
+        <w:t xml:space="preserve">permitió comprobar </w:t>
+      </w:r>
+      <w:r>
+        <w:rPr>
+          <w:color w:val="000000"/>
+          <w:sz w:val="16"/>
+          <w:szCs w:val="16"/>
+        </w:rPr>
+        <w:t>si los métodos cumplía</w:t>
+      </w:r>
+      <w:r>
+        <w:rPr>
+          <w:color w:val="000000"/>
+          <w:sz w:val="16"/>
+          <w:szCs w:val="16"/>
+        </w:rPr>
+        <w:t>n con el comportamiento que se buscaba</w:t>
+      </w:r>
+      <w:r>
+        <w:rPr>
+          <w:color w:val="000000"/>
+          <w:sz w:val="16"/>
+          <w:szCs w:val="16"/>
+        </w:rPr>
+        <w:t>. Las pruebas nos ayudaro</w:t>
+      </w:r>
+      <w:r>
+        <w:rPr>
+          <w:color w:val="000000"/>
+          <w:sz w:val="16"/>
+          <w:szCs w:val="16"/>
+        </w:rPr>
+        <w:t>n a detectar errores</w:t>
+      </w:r>
+      <w:r>
+        <w:rPr>
+          <w:color w:val="000000"/>
+          <w:sz w:val="16"/>
+          <w:szCs w:val="16"/>
+        </w:rPr>
+        <w:t>, especialmente al agregar los nuevos tipos de ruedas y símbolos, y también nos permitieron verificar que los cambios realizados no dañaran funcionalidades anteriores.</w:t>
+      </w:r>
+    </w:p>
+    <w:p>
+      <w:pPr>
+        <w:pStyle w:val="Prrafodelista"/>
+        <w:widowControl w:val="0"/>
+        <w:pBdr>
+          <w:top w:val="nil"/>
+          <w:left w:val="nil"/>
+          <w:bottom w:val="nil"/>
+          <w:right w:val="nil"/>
+          <w:between w:val="nil"/>
+        </w:pBdr>
+        <w:spacing w:before="7" w:line="240" w:lineRule="auto"/>
+        <w:ind w:left="1440"/>
+        <w:rPr>
+          <w:b/>
+          <w:color w:val="000000"/>
+          <w:sz w:val="16"/>
+          <w:szCs w:val="16"/>
+        </w:rPr>
+      </w:pPr>
+    </w:p>
+    <w:p>
+      <w:pPr>
+        <w:pStyle w:val="Prrafodelista"/>
+        <w:widowControl w:val="0"/>
+        <w:numPr>
+          <w:ilvl w:val="1"/>
+          <w:numId w:val="11"/>
+        </w:numPr>
+        <w:pBdr>
+          <w:top w:val="nil"/>
+          <w:left w:val="nil"/>
+          <w:bottom w:val="nil"/>
+          <w:right w:val="nil"/>
+          <w:between w:val="nil"/>
+        </w:pBdr>
+        <w:spacing w:before="7" w:line="240" w:lineRule="auto"/>
+        <w:rPr>
+          <w:b/>
+          <w:color w:val="000000"/>
+          <w:sz w:val="16"/>
+          <w:szCs w:val="16"/>
+        </w:rPr>
+      </w:pPr>
+      <w:r>
+        <w:rPr>
+          <w:b/>
+          <w:color w:val="000000"/>
+          <w:sz w:val="16"/>
+          <w:szCs w:val="16"/>
+        </w:rPr>
+        <w:t>¿Qué referencias usaron? ¿Cuál fue la más útil? Incluyan citas con estándares adecuados.</w:t>
+      </w:r>
+    </w:p>
+    <w:p>
+      <w:pPr>
+        <w:pStyle w:val="Prrafodelista"/>
+        <w:widowControl w:val="0"/>
+        <w:pBdr>
+          <w:top w:val="nil"/>
+          <w:left w:val="nil"/>
+          <w:bottom w:val="nil"/>
+          <w:right w:val="nil"/>
+          <w:between w:val="nil"/>
+        </w:pBdr>
+        <w:spacing w:before="7" w:line="240" w:lineRule="auto"/>
+        <w:ind w:left="1440"/>
+        <w:rPr>
+          <w:b/>
+          <w:color w:val="000000"/>
+          <w:sz w:val="16"/>
+          <w:szCs w:val="16"/>
+        </w:rPr>
+      </w:pPr>
+      <w:r>
+        <w:rPr>
+          <w:color w:val="000000"/>
+          <w:sz w:val="16"/>
+          <w:szCs w:val="16"/>
+        </w:rPr>
+        <w:t>Las referencias que usamos fue las notas de clase, referencias de otros archivos y uso de IA para simular métodos, detectar errores y corregir código mal implementado</w:t>
+      </w:r>
+      <w:r>
+        <w:rPr>
+          <w:color w:val="000000"/>
+          <w:sz w:val="16"/>
+          <w:szCs w:val="16"/>
+        </w:rPr>
+        <w:t xml:space="preserve"> </w:t>
+      </w:r>
+      <w:proofErr w:type="spellStart"/>
+      <w:r>
+        <w:rPr>
+          <w:bCs/>
+          <w:color w:val="000000"/>
+          <w:sz w:val="16"/>
+          <w:szCs w:val="16"/>
+          <w:lang w:val="es-MX"/>
+        </w:rPr>
+        <w:t>OpenAI</w:t>
+      </w:r>
+      <w:proofErr w:type="spellEnd"/>
+      <w:r>
+        <w:rPr>
+          <w:bCs/>
+          <w:color w:val="000000"/>
+          <w:sz w:val="16"/>
+          <w:szCs w:val="16"/>
+          <w:lang w:val="es-MX"/>
+        </w:rPr>
+        <w:t xml:space="preserve"> / Google. (Año). </w:t>
+      </w:r>
+      <w:proofErr w:type="spellStart"/>
+      <w:r>
+        <w:rPr>
+          <w:bCs/>
+          <w:color w:val="000000"/>
+          <w:sz w:val="16"/>
+          <w:szCs w:val="16"/>
+          <w:lang w:val="es-MX"/>
+        </w:rPr>
+        <w:t>Gemini</w:t>
+      </w:r>
+      <w:proofErr w:type="spellEnd"/>
+      <w:r>
+        <w:rPr>
+          <w:bCs/>
+          <w:color w:val="000000"/>
+          <w:sz w:val="16"/>
+          <w:szCs w:val="16"/>
+          <w:lang w:val="es-MX"/>
+        </w:rPr>
+        <w:t xml:space="preserve"> (versión del modelo) [Modelo de lenguaje de gran escala]. </w:t>
+      </w:r>
+      <w:hyperlink r:id="rId13" w:history="1">
+        <w:r>
+          <w:rPr>
+            <w:rStyle w:val="Hipervnculo"/>
+            <w:bCs/>
+            <w:sz w:val="16"/>
+            <w:szCs w:val="16"/>
+            <w:lang w:val="es-MX"/>
+          </w:rPr>
+          <w:t>https://gemini.google.com</w:t>
+        </w:r>
+      </w:hyperlink>
+      <w:r>
+        <w:rPr>
+          <w:rStyle w:val="Hipervnculo"/>
+          <w:bCs/>
+          <w:sz w:val="16"/>
+          <w:szCs w:val="16"/>
+          <w:lang w:val="es-MX"/>
+        </w:rPr>
+        <w:t xml:space="preserve"> </w:t>
+      </w:r>
+      <w:proofErr w:type="spellStart"/>
+      <w:r>
+        <w:rPr>
+          <w:bCs/>
+          <w:color w:val="000000"/>
+          <w:sz w:val="16"/>
+          <w:szCs w:val="16"/>
+          <w:lang w:val="es-MX"/>
+        </w:rPr>
+        <w:t>Anthropic</w:t>
+      </w:r>
+      <w:proofErr w:type="spellEnd"/>
+      <w:r>
+        <w:rPr>
+          <w:bCs/>
+          <w:color w:val="000000"/>
+          <w:sz w:val="16"/>
+          <w:szCs w:val="16"/>
+          <w:lang w:val="es-MX"/>
+        </w:rPr>
+        <w:t xml:space="preserve">. (Año). Claude (Versión) [Modelo de lenguaje grande]. </w:t>
+      </w:r>
+      <w:hyperlink r:id="rId14" w:history="1">
+        <w:r>
+          <w:rPr>
+            <w:rStyle w:val="Hipervnculo"/>
+            <w:bCs/>
+            <w:sz w:val="16"/>
+            <w:szCs w:val="16"/>
+            <w:lang w:val="es-MX"/>
+          </w:rPr>
+          <w:t>https://claude.ai/</w:t>
+        </w:r>
+      </w:hyperlink>
+      <w:r>
+        <w:rPr>
+          <w:bCs/>
+          <w:color w:val="000000"/>
+          <w:sz w:val="16"/>
+          <w:szCs w:val="16"/>
+          <w:lang w:val="es-MX"/>
+        </w:rPr>
+        <w:t xml:space="preserve">, </w:t>
+      </w:r>
+      <w:proofErr w:type="spellStart"/>
+      <w:r>
+        <w:rPr>
+          <w:bCs/>
+          <w:color w:val="000000"/>
+          <w:sz w:val="16"/>
+          <w:szCs w:val="16"/>
+          <w:lang w:val="es-MX"/>
+        </w:rPr>
+        <w:t>chatgpt</w:t>
+      </w:r>
+      <w:proofErr w:type="spellEnd"/>
+    </w:p>
+    <w:p>
+      <w:pPr>
+        <w:widowControl w:val="0"/>
+        <w:pBdr>
+          <w:top w:val="nil"/>
+          <w:left w:val="nil"/>
+          <w:bottom w:val="nil"/>
+          <w:right w:val="nil"/>
+          <w:between w:val="nil"/>
+        </w:pBdr>
+        <w:spacing w:line="240" w:lineRule="auto"/>
+        <w:ind w:left="857"/>
+        <w:rPr>
+          <w:b/>
+          <w:color w:val="000000"/>
+          <w:sz w:val="24"/>
+          <w:szCs w:val="24"/>
+        </w:rPr>
+      </w:pPr>
+    </w:p>
+    <w:p>
+      <w:pPr>
+        <w:widowControl w:val="0"/>
+        <w:pBdr>
+          <w:top w:val="nil"/>
+          <w:left w:val="nil"/>
+          <w:bottom w:val="nil"/>
+          <w:right w:val="nil"/>
+          <w:between w:val="nil"/>
+        </w:pBdr>
+        <w:spacing w:line="240" w:lineRule="auto"/>
+        <w:ind w:left="857"/>
+        <w:rPr>
+          <w:b/>
+          <w:color w:val="000000"/>
+          <w:sz w:val="24"/>
+          <w:szCs w:val="24"/>
+        </w:rPr>
+      </w:pPr>
+    </w:p>
+    <w:p>
+      <w:pPr>
+        <w:widowControl w:val="0"/>
+        <w:pBdr>
+          <w:top w:val="nil"/>
+          <w:left w:val="nil"/>
+          <w:bottom w:val="nil"/>
+          <w:right w:val="nil"/>
+          <w:between w:val="nil"/>
+        </w:pBdr>
+        <w:spacing w:line="240" w:lineRule="auto"/>
+        <w:ind w:left="857"/>
+        <w:rPr>
+          <w:b/>
+          <w:color w:val="000000"/>
+          <w:sz w:val="24"/>
+          <w:szCs w:val="24"/>
+        </w:rPr>
+      </w:pPr>
+    </w:p>
+    <w:p>
+      <w:pPr>
+        <w:widowControl w:val="0"/>
+        <w:pBdr>
+          <w:top w:val="nil"/>
+          <w:left w:val="nil"/>
+          <w:bottom w:val="nil"/>
+          <w:right w:val="nil"/>
+          <w:between w:val="nil"/>
+        </w:pBdr>
+        <w:spacing w:line="240" w:lineRule="auto"/>
         <w:rPr>
           <w:bCs/>
           <w:color w:val="000000"/>
@@ -7658,7 +10104,7 @@
 </file>
 
 <file path=word/numbering.xml><?xml version="1.0" encoding="utf-8"?>
-<w:numbering xmlns:wpc="http://schemas.microsoft.com/office/word/2010/wordprocessingCanvas" xmlns:cx="http://schemas.microsoft.com/office/drawing/2014/chartex" xmlns:cx1="http://schemas.microsoft.com/office/drawing/2015/9/8/chartex" xmlns:cx2="http://schemas.microsoft.com/office/drawing/2015/10/21/chartex" xmlns:cx3="http://schemas.microsoft.com/office/drawing/2016/5/9/chartex" xmlns:cx4="http://schemas.microsoft.com/office/drawing/2016/5/10/chartex" xmlns:cx5="http://schemas.microsoft.com/office/drawing/2016/5/11/chartex" xmlns:cx6="http://schemas.microsoft.com/office/drawing/2016/5/12/chartex" xmlns:cx7="http://schemas.microsoft.com/office/drawing/2016/5/13/chartex" xmlns:cx8="http://schemas.microsoft.com/office/drawing/2016/5/14/chartex" xmlns:mc="http://schemas.openxmlformats.org/markup-compatibility/2006" xmlns:aink="http://schemas.microsoft.com/office/drawing/2016/ink" xmlns:am3d="http://schemas.microsoft.com/office/drawing/2017/model3d" xmlns:o="urn:schemas-microsoft-com:office:office" xmlns:oel="http://schemas.microsoft.com/office/2019/extlst" xmlns:r="http://schemas.openxmlformats.org/officeDocument/2006/relationships" xmlns:m="http://schemas.openxmlformats.org/officeDocument/2006/math" xmlns:v="urn:schemas-microsoft-com:vml" xmlns:wp14="http://schemas.microsoft.com/office/word/2010/wordprocessingDrawing" xmlns:wp="http://schemas.openxmlformats.org/drawingml/2006/wordprocessingDrawing" xmlns:w10="urn:schemas-microsoft-com:office:word" xmlns:w="http://schemas.openxmlformats.org/wordprocessingml/2006/main" xmlns:w14="http://schemas.microsoft.com/office/word/2010/wordml" xmlns:w15="http://schemas.microsoft.com/office/word/2012/wordml" xmlns:w16cex="http://schemas.microsoft.com/office/word/2018/wordml/cex" xmlns:w16cid="http://schemas.microsoft.com/office/word/2016/wordml/cid" xmlns:w16="http://schemas.microsoft.com/office/word/2018/wordml" xmlns:w16du="http://schemas.microsoft.com/office/word/2023/wordml/word16du" xmlns:w16sdtdh="http://schemas.microsoft.com/office/word/2020/wordml/sdtdatahash" xmlns:w16sdtfl="http://schemas.microsoft.com/office/word/2024/wordml/sdtformatlock" xmlns:w16se="http://schemas.microsoft.com/office/word/2015/wordml/symex" xmlns:wpg="http://schemas.microsoft.com/office/word/2010/wordprocessingGroup" xmlns:wpi="http://schemas.microsoft.com/office/word/2010/wordprocessingInk" xmlns:wne="http://schemas.microsoft.com/office/word/2006/wordml" xmlns:wps="http://schemas.microsoft.com/office/word/2010/wordprocessingShape" mc:Ignorable="w14 w15 w16se w16cid w16 w16cex w16sdtdh w16sdtfl w16du wp14">
+<w:numbering xmlns:wpc="http://schemas.microsoft.com/office/word/2010/wordprocessingCanvas" xmlns:cx="http://schemas.microsoft.com/office/drawing/2014/chartex" xmlns:mc="http://schemas.openxmlformats.org/markup-compatibility/2006" xmlns:o="urn:schemas-microsoft-com:office:office" xmlns:r="http://schemas.openxmlformats.org/officeDocument/2006/relationships" xmlns:m="http://schemas.openxmlformats.org/officeDocument/2006/math" xmlns:v="urn:schemas-microsoft-com:vml" xmlns:wp14="http://schemas.microsoft.com/office/word/2010/wordprocessingDrawing" xmlns:wp="http://schemas.openxmlformats.org/drawingml/2006/wordprocessingDrawing" xmlns:w10="urn:schemas-microsoft-com:office:word" xmlns:w="http://schemas.openxmlformats.org/wordprocessingml/2006/main" xmlns:w14="http://schemas.microsoft.com/office/word/2010/wordml" xmlns:w15="http://schemas.microsoft.com/office/word/2012/wordml" xmlns:w16se="http://schemas.microsoft.com/office/word/2015/wordml/symex" xmlns:wpg="http://schemas.microsoft.com/office/word/2010/wordprocessingGroup" xmlns:wpi="http://schemas.microsoft.com/office/word/2010/wordprocessingInk" xmlns:wne="http://schemas.microsoft.com/office/word/2006/wordml" xmlns:wps="http://schemas.microsoft.com/office/word/2010/wordprocessingShape" mc:Ignorable="w14 w15 w16se wp14">
   <w:abstractNum w:abstractNumId="0" w15:restartNumberingAfterBreak="0">
     <w:nsid w:val="10DD28E0"/>
     <w:multiLevelType w:val="hybridMultilevel"/>
@@ -8953,7 +11399,7 @@
   <w:abstractNum w:abstractNumId="11" w15:restartNumberingAfterBreak="0">
     <w:nsid w:val="4C581A5D"/>
     <w:multiLevelType w:val="multilevel"/>
-    <w:tmpl w:val="3E56B918"/>
+    <w:tmpl w:val="96E68458"/>
     <w:lvl w:ilvl="0">
       <w:start w:val="1"/>
       <w:numFmt w:val="bullet"/>
@@ -8970,20 +11416,16 @@
         <w:sz w:val="20"/>
       </w:rPr>
     </w:lvl>
-    <w:lvl w:ilvl="1" w:tentative="1">
-      <w:start w:val="1"/>
-      <w:numFmt w:val="bullet"/>
-      <w:lvlText w:val="o"/>
-      <w:lvlJc w:val="left"/>
-      <w:pPr>
-        <w:tabs>
-          <w:tab w:val="num" w:pos="1440"/>
-        </w:tabs>
+    <w:lvl w:ilvl="1">
+      <w:start w:val="1"/>
+      <w:numFmt w:val="decimal"/>
+      <w:lvlText w:val="%2."/>
+      <w:lvlJc w:val="left"/>
+      <w:pPr>
         <w:ind w:left="1440" w:hanging="360"/>
       </w:pPr>
       <w:rPr>
-        <w:rFonts w:ascii="Courier New" w:hAnsi="Courier New" w:hint="default"/>
-        <w:sz w:val="20"/>
+        <w:rFonts w:hint="default"/>
       </w:rPr>
     </w:lvl>
     <w:lvl w:ilvl="2" w:tentative="1">
@@ -10334,77 +12776,77 @@
       </w:rPr>
     </w:lvl>
   </w:abstractNum>
-  <w:num w:numId="1" w16cid:durableId="1361248505">
+  <w:num w:numId="1">
     <w:abstractNumId w:val="2"/>
   </w:num>
-  <w:num w:numId="2" w16cid:durableId="1632973785">
+  <w:num w:numId="2">
     <w:abstractNumId w:val="20"/>
   </w:num>
-  <w:num w:numId="3" w16cid:durableId="2046445825">
+  <w:num w:numId="3">
     <w:abstractNumId w:val="8"/>
   </w:num>
-  <w:num w:numId="4" w16cid:durableId="289359836">
+  <w:num w:numId="4">
     <w:abstractNumId w:val="19"/>
   </w:num>
-  <w:num w:numId="5" w16cid:durableId="1020543914">
+  <w:num w:numId="5">
     <w:abstractNumId w:val="5"/>
   </w:num>
-  <w:num w:numId="6" w16cid:durableId="840776087">
+  <w:num w:numId="6">
     <w:abstractNumId w:val="18"/>
   </w:num>
-  <w:num w:numId="7" w16cid:durableId="53159916">
+  <w:num w:numId="7">
     <w:abstractNumId w:val="10"/>
   </w:num>
-  <w:num w:numId="8" w16cid:durableId="1922062800">
+  <w:num w:numId="8">
     <w:abstractNumId w:val="16"/>
   </w:num>
-  <w:num w:numId="9" w16cid:durableId="539131675">
+  <w:num w:numId="9">
     <w:abstractNumId w:val="13"/>
   </w:num>
-  <w:num w:numId="10" w16cid:durableId="2010208968">
+  <w:num w:numId="10">
     <w:abstractNumId w:val="3"/>
   </w:num>
-  <w:num w:numId="11" w16cid:durableId="2011367015">
+  <w:num w:numId="11">
     <w:abstractNumId w:val="11"/>
   </w:num>
-  <w:num w:numId="12" w16cid:durableId="1265502564">
+  <w:num w:numId="12">
     <w:abstractNumId w:val="0"/>
   </w:num>
-  <w:num w:numId="13" w16cid:durableId="1505121931">
+  <w:num w:numId="13">
     <w:abstractNumId w:val="9"/>
   </w:num>
-  <w:num w:numId="14" w16cid:durableId="696851337">
+  <w:num w:numId="14">
     <w:abstractNumId w:val="4"/>
   </w:num>
-  <w:num w:numId="15" w16cid:durableId="540240954">
+  <w:num w:numId="15">
     <w:abstractNumId w:val="6"/>
   </w:num>
-  <w:num w:numId="16" w16cid:durableId="552665963">
+  <w:num w:numId="16">
     <w:abstractNumId w:val="21"/>
   </w:num>
-  <w:num w:numId="17" w16cid:durableId="791898317">
+  <w:num w:numId="17">
     <w:abstractNumId w:val="14"/>
   </w:num>
-  <w:num w:numId="18" w16cid:durableId="79760262">
+  <w:num w:numId="18">
     <w:abstractNumId w:val="15"/>
   </w:num>
-  <w:num w:numId="19" w16cid:durableId="372849195">
+  <w:num w:numId="19">
     <w:abstractNumId w:val="7"/>
   </w:num>
-  <w:num w:numId="20" w16cid:durableId="339234708">
+  <w:num w:numId="20">
     <w:abstractNumId w:val="1"/>
   </w:num>
-  <w:num w:numId="21" w16cid:durableId="485785027">
+  <w:num w:numId="21">
     <w:abstractNumId w:val="17"/>
   </w:num>
-  <w:num w:numId="22" w16cid:durableId="588588723">
+  <w:num w:numId="22">
     <w:abstractNumId w:val="12"/>
   </w:num>
 </w:numbering>
 </file>
 
 <file path=word/styles.xml><?xml version="1.0" encoding="utf-8"?>
-<w:styles xmlns:mc="http://schemas.openxmlformats.org/markup-compatibility/2006" xmlns:r="http://schemas.openxmlformats.org/officeDocument/2006/relationships" xmlns:w="http://schemas.openxmlformats.org/wordprocessingml/2006/main" xmlns:w14="http://schemas.microsoft.com/office/word/2010/wordml" xmlns:w15="http://schemas.microsoft.com/office/word/2012/wordml" xmlns:w16cex="http://schemas.microsoft.com/office/word/2018/wordml/cex" xmlns:w16cid="http://schemas.microsoft.com/office/word/2016/wordml/cid" xmlns:w16="http://schemas.microsoft.com/office/word/2018/wordml" xmlns:w16du="http://schemas.microsoft.com/office/word/2023/wordml/word16du" xmlns:w16sdtdh="http://schemas.microsoft.com/office/word/2020/wordml/sdtdatahash" xmlns:w16sdtfl="http://schemas.microsoft.com/office/word/2024/wordml/sdtformatlock" xmlns:w16se="http://schemas.microsoft.com/office/word/2015/wordml/symex" mc:Ignorable="w14 w15 w16se w16cid w16 w16cex w16sdtdh w16sdtfl w16du">
+<w:styles xmlns:mc="http://schemas.openxmlformats.org/markup-compatibility/2006" xmlns:r="http://schemas.openxmlformats.org/officeDocument/2006/relationships" xmlns:w="http://schemas.openxmlformats.org/wordprocessingml/2006/main" xmlns:w14="http://schemas.microsoft.com/office/word/2010/wordml" xmlns:w15="http://schemas.microsoft.com/office/word/2012/wordml" xmlns:w16se="http://schemas.microsoft.com/office/word/2015/wordml/symex" mc:Ignorable="w14 w15 w16se">
   <w:docDefaults>
     <w:rPrDefault>
       <w:rPr>
@@ -10420,7 +12862,7 @@
       </w:pPr>
     </w:pPrDefault>
   </w:docDefaults>
-  <w:latentStyles w:defLockedState="0" w:defUIPriority="99" w:defSemiHidden="0" w:defUnhideWhenUsed="0" w:defQFormat="0" w:count="376">
+  <w:latentStyles w:defLockedState="0" w:defUIPriority="99" w:defSemiHidden="0" w:defUnhideWhenUsed="0" w:defQFormat="0" w:count="371">
     <w:lsdException w:name="Normal" w:uiPriority="0" w:qFormat="1"/>
     <w:lsdException w:name="heading 1" w:uiPriority="9" w:qFormat="1"/>
     <w:lsdException w:name="heading 2" w:semiHidden="1" w:uiPriority="9" w:unhideWhenUsed="1" w:qFormat="1"/>
@@ -10792,11 +13234,6 @@
     <w:lsdException w:name="List Table 5 Dark Accent 6" w:uiPriority="50"/>
     <w:lsdException w:name="List Table 6 Colorful Accent 6" w:uiPriority="51"/>
     <w:lsdException w:name="List Table 7 Colorful Accent 6" w:uiPriority="52"/>
-    <w:lsdException w:name="Mention" w:semiHidden="1" w:unhideWhenUsed="1"/>
-    <w:lsdException w:name="Smart Hyperlink" w:semiHidden="1" w:unhideWhenUsed="1"/>
-    <w:lsdException w:name="Hashtag" w:semiHidden="1" w:unhideWhenUsed="1"/>
-    <w:lsdException w:name="Unresolved Mention" w:semiHidden="1" w:unhideWhenUsed="1"/>
-    <w:lsdException w:name="Smart Link" w:semiHidden="1" w:unhideWhenUsed="1"/>
   </w:latentStyles>
   <w:style w:type="paragraph" w:default="1" w:styleId="Normal">
     <w:name w:val="Normal"/>
@@ -10904,6 +13341,7 @@
   <w:style w:type="character" w:default="1" w:styleId="Fuentedeprrafopredeter">
     <w:name w:val="Default Paragraph Font"/>
     <w:uiPriority w:val="1"/>
+    <w:semiHidden/>
     <w:unhideWhenUsed/>
   </w:style>
   <w:style w:type="table" w:default="1" w:styleId="Tablanormal">
@@ -11001,7 +13439,7 @@
       <w:u w:val="single"/>
     </w:rPr>
   </w:style>
-  <w:style w:type="character" w:styleId="Mencinsinresolver">
+  <w:style w:type="character" w:customStyle="1" w:styleId="UnresolvedMention">
     <w:name w:val="Unresolved Mention"/>
     <w:basedOn w:val="Fuentedeprrafopredeter"/>
     <w:uiPriority w:val="99"/>
